--- a/San_Pham/De_Cuong_KHTN_6_On_Tap_GK1_GiaoVien.docx
+++ b/San_Pham/De_Cuong_KHTN_6_On_Tap_GK1_GiaoVien.docx
@@ -2,149 +2,122 @@
 <file path=word/document.xml><?xml version="1.0" encoding="utf-8"?>
 <w:document xmlns:wpc="http://schemas.microsoft.com/office/word/2010/wordprocessingCanvas" xmlns:mo="http://schemas.microsoft.com/office/mac/office/2008/main" xmlns:mc="http://schemas.openxmlformats.org/markup-compatibility/2006" xmlns:mv="urn:schemas-microsoft-com:mac:vml" xmlns:o="urn:schemas-microsoft-com:office:office" xmlns:r="http://schemas.openxmlformats.org/officeDocument/2006/relationships" xmlns:m="http://schemas.openxmlformats.org/officeDocument/2006/math" xmlns:v="urn:schemas-microsoft-com:vml" xmlns:wp14="http://schemas.microsoft.com/office/word/2010/wordprocessingDrawing" xmlns:wp="http://schemas.openxmlformats.org/drawingml/2006/wordprocessingDrawing" xmlns:w10="urn:schemas-microsoft-com:office:word" xmlns:w="http://schemas.openxmlformats.org/wordprocessingml/2006/main" xmlns:w14="http://schemas.microsoft.com/office/word/2010/wordml" xmlns:wpg="http://schemas.microsoft.com/office/word/2010/wordprocessingGroup" xmlns:wpi="http://schemas.microsoft.com/office/word/2010/wordprocessingInk" xmlns:wne="http://schemas.microsoft.com/office/word/2006/wordml" xmlns:wps="http://schemas.microsoft.com/office/word/2010/wordprocessingShape" mc:Ignorable="w14 wp14">
   <w:body>
-    <w:tbl>
-      <w:tblPr>
-        <w:tblW w:type="auto" w:w="0"/>
-        <w:jc w:val="center"/>
-        <w:tblLook w:firstColumn="1" w:firstRow="1" w:lastColumn="0" w:lastRow="0" w:noHBand="0" w:noVBand="1" w:val="04A0"/>
-      </w:tblPr>
-      <w:tblGrid>
-        <w:gridCol w:w="5103"/>
-        <w:gridCol w:w="5103"/>
-      </w:tblGrid>
-      <w:tr>
-        <w:tc>
-          <w:tcPr>
-            <w:tcW w:type="dxa" w:w="4535"/>
-          </w:tcPr>
-          <w:p>
-            <w:pPr>
-              <w:spacing w:before="0" w:after="20"/>
-              <w:jc w:val="center"/>
-            </w:pPr>
-            <w:r>
-              <w:rPr>
-                <w:rFonts w:ascii="Times New Roman" w:hAnsi="Times New Roman"/>
-                <w:b/>
-                <w:i w:val="0"/>
-                <w:sz w:val="21"/>
-              </w:rPr>
-              <w:t>TRƯỜNG TRUNG HỌC CƠ SỞ</w:t>
-            </w:r>
-          </w:p>
-          <w:p>
-            <w:pPr>
-              <w:spacing w:before="0" w:after="20"/>
-              <w:jc w:val="center"/>
-            </w:pPr>
-            <w:r>
-              <w:rPr>
-                <w:rFonts w:ascii="Times New Roman" w:hAnsi="Times New Roman"/>
-                <w:b/>
-                <w:i w:val="0"/>
-                <w:sz w:val="20"/>
-              </w:rPr>
-              <w:t>NĂM HỌC 2026 - 2027</w:t>
-            </w:r>
-          </w:p>
-          <w:p>
-            <w:pPr>
-              <w:spacing w:before="0" w:after="0"/>
-              <w:jc w:val="center"/>
-            </w:pPr>
-            <w:r>
-              <w:rPr>
-                <w:rFonts w:ascii="Times New Roman" w:hAnsi="Times New Roman"/>
-                <w:b w:val="0"/>
-                <w:i/>
-                <w:sz w:val="19"/>
-              </w:rPr>
-              <w:t>ĐỀ CƯƠNG ÔN TẬP CHÍNH THỨC</w:t>
-            </w:r>
-          </w:p>
-        </w:tc>
-        <w:tc>
-          <w:tcPr>
-            <w:tcW w:type="dxa" w:w="5669"/>
-          </w:tcPr>
-          <w:p>
-            <w:pPr>
-              <w:spacing w:before="0" w:after="20"/>
-              <w:jc w:val="center"/>
-            </w:pPr>
-            <w:r>
-              <w:rPr>
-                <w:rFonts w:ascii="Times New Roman" w:hAnsi="Times New Roman"/>
-                <w:b/>
-                <w:i w:val="0"/>
-                <w:sz w:val="22"/>
-              </w:rPr>
-              <w:t>ĐỀ CƯƠNG ÔN TẬP KIỂM TRA GIỮA KÌ I</w:t>
-            </w:r>
-          </w:p>
-          <w:p>
-            <w:pPr>
-              <w:spacing w:before="0" w:after="20"/>
-              <w:jc w:val="center"/>
-            </w:pPr>
-            <w:r>
-              <w:rPr>
-                <w:rFonts w:ascii="Times New Roman" w:hAnsi="Times New Roman"/>
-                <w:b/>
-                <w:i w:val="0"/>
-                <w:color w:val="2E7D32"/>
-                <w:sz w:val="24"/>
-              </w:rPr>
-              <w:t>MÔN: KHOA HỌC TỰ NHIÊN 6</w:t>
-            </w:r>
-          </w:p>
-          <w:p>
-            <w:pPr>
-              <w:spacing w:before="0" w:after="0"/>
-              <w:jc w:val="center"/>
-            </w:pPr>
-            <w:r>
-              <w:rPr>
-                <w:rFonts w:ascii="Times New Roman" w:hAnsi="Times New Roman"/>
-                <w:b w:val="0"/>
-                <w:i/>
-                <w:sz w:val="19"/>
-              </w:rPr>
-              <w:t>(Gồm 3 phân môn: Vật lý - Hoá học - Sinh học)</w:t>
-            </w:r>
-          </w:p>
-        </w:tc>
-      </w:tr>
-    </w:tbl>
     <w:p>
       <w:pPr>
-        <w:spacing w:before="80" w:after="40"/>
-        <w:jc w:val="center"/>
+        <w:tabs>
+          <w:tab w:pos="10205" w:val="right"/>
+        </w:tabs>
+        <w:spacing w:before="0" w:after="30"/>
       </w:pPr>
       <w:r>
         <w:rPr>
           <w:rFonts w:ascii="Times New Roman" w:hAnsi="Times New Roman"/>
           <w:b/>
           <w:i w:val="0"/>
-          <w:color w:val="C62828"/>
-          <w:sz w:val="23"/>
-        </w:rPr>
-        <w:t>(BẢN GIÁO VIÊN -- CÓ ĐÁP ÁN &amp; LỜI GIẢI CHI TIẾT)</w:t>
+          <w:sz w:val="20"/>
+        </w:rPr>
+        <w:t>TRƯỜNG TRUNG HỌC CƠ SỞ</w:t>
+      </w:r>
+      <w:r>
+        <w:tab/>
+      </w:r>
+      <w:r>
+        <w:rPr>
+          <w:rFonts w:ascii="Times New Roman" w:hAnsi="Times New Roman"/>
+          <w:b/>
+          <w:i w:val="0"/>
+          <w:sz w:val="22"/>
+        </w:rPr>
+        <w:t>ĐỀ CƯƠNG ÔN TẬP KIỂM TRA GIỮA KÌ I - NĂM HỌC 2026 - 2027</w:t>
       </w:r>
     </w:p>
     <w:p>
       <w:pPr>
-        <w:spacing w:before="80" w:after="60"/>
+        <w:tabs>
+          <w:tab w:pos="10205" w:val="right"/>
+        </w:tabs>
+        <w:spacing w:before="0" w:after="30"/>
       </w:pPr>
       <w:r>
         <w:rPr>
           <w:rFonts w:ascii="Times New Roman" w:hAnsi="Times New Roman"/>
           <w:b/>
           <w:i w:val="0"/>
+          <w:sz w:val="21"/>
+        </w:rPr>
+        <w:t>ĐỀ CHÍNH THỨC</w:t>
+      </w:r>
+      <w:r>
+        <w:tab/>
+      </w:r>
+      <w:r>
+        <w:rPr>
+          <w:rFonts w:ascii="Times New Roman" w:hAnsi="Times New Roman"/>
+          <w:b/>
+          <w:i w:val="0"/>
+          <w:sz w:val="22"/>
+        </w:rPr>
+        <w:t>MÔN: KHOA HỌC TỰ NHIÊN 6</w:t>
+      </w:r>
+    </w:p>
+    <w:p>
+      <w:pPr>
+        <w:tabs>
+          <w:tab w:pos="10205" w:val="right"/>
+        </w:tabs>
+        <w:spacing w:before="0" w:after="30"/>
+      </w:pPr>
+      <w:r>
+        <w:rPr>
+          <w:rFonts w:ascii="Times New Roman" w:hAnsi="Times New Roman"/>
+          <w:b w:val="0"/>
+          <w:i/>
+          <w:sz w:val="19"/>
+        </w:rPr>
+        <w:t>(Đề thi có 04 trang)</w:t>
+      </w:r>
+      <w:r>
+        <w:tab/>
+      </w:r>
+      <w:r>
+        <w:rPr>
+          <w:rFonts w:ascii="Times New Roman" w:hAnsi="Times New Roman"/>
+          <w:b/>
+          <w:i w:val="0"/>
+          <w:sz w:val="20"/>
+        </w:rPr>
+        <w:t>Thời gian làm bài: 60 phút | MÃ ĐỀ THI: KHTN6-GK1</w:t>
+      </w:r>
+    </w:p>
+    <w:p>
+      <w:pPr>
+        <w:spacing w:before="40" w:after="40"/>
+        <w:jc w:val="center"/>
+      </w:pPr>
+      <w:r>
+        <w:rPr>
+          <w:rFonts w:ascii="Times New Roman" w:hAnsi="Times New Roman"/>
+          <w:b/>
+          <w:i w:val="0"/>
           <w:color w:val="C62828"/>
-          <w:sz w:val="21"/>
-        </w:rPr>
-        <w:t>Họ và tên thí sinh:</w:t>
+          <w:sz w:val="22"/>
+        </w:rPr>
+        <w:t>(BẢN GIÁO VIÊN -- CÓ LỜI GIẢI CHI TIẾT)</w:t>
+      </w:r>
+    </w:p>
+    <w:p>
+      <w:pPr>
+        <w:spacing w:before="80" w:after="40"/>
+      </w:pPr>
+      <w:r>
+        <w:rPr>
+          <w:rFonts w:ascii="Times New Roman" w:hAnsi="Times New Roman"/>
+          <w:b/>
+          <w:i w:val="0"/>
+          <w:color w:val="C62828"/>
+          <w:sz w:val="21"/>
+        </w:rPr>
+        <w:t>Họ, tên thí sinh:</w:t>
       </w:r>
       <w:r>
         <w:rPr>
@@ -153,7 +126,7 @@
           <w:i w:val="0"/>
           <w:sz w:val="21"/>
         </w:rPr>
-        <w:t xml:space="preserve"> .................................................... </w:t>
+        <w:t xml:space="preserve"> ............................................................ </w:t>
       </w:r>
       <w:r>
         <w:rPr>
@@ -172,7 +145,7 @@
           <w:i w:val="0"/>
           <w:sz w:val="21"/>
         </w:rPr>
-        <w:t xml:space="preserve"> ......... </w:t>
+        <w:t xml:space="preserve"> ............. </w:t>
       </w:r>
       <w:r>
         <w:rPr>
@@ -182,7 +155,7 @@
           <w:color w:val="C62828"/>
           <w:sz w:val="21"/>
         </w:rPr>
-        <w:t>Trường:</w:t>
+        <w:t>Số báo danh:</w:t>
       </w:r>
       <w:r>
         <w:rPr>
@@ -191,7 +164,7 @@
           <w:i w:val="0"/>
           <w:sz w:val="21"/>
         </w:rPr>
-        <w:t xml:space="preserve"> ....................................................</w:t>
+        <w:t xml:space="preserve"> .............</w:t>
       </w:r>
     </w:p>
     <w:p>
@@ -204,32 +177,36 @@
     </w:p>
     <w:p>
       <w:pPr>
-        <w:spacing w:before="200" w:after="60"/>
+        <w:keepNext/>
+        <w:spacing w:before="200" w:after="80"/>
+        <w:pBdr>
+          <w:bottom w:val="single" w:sz="8" w:space="4" w:color="C62828"/>
+        </w:pBdr>
       </w:pPr>
       <w:r>
         <w:rPr>
           <w:rFonts w:ascii="Times New Roman" w:hAnsi="Times New Roman"/>
           <w:b/>
           <w:i w:val="0"/>
-          <w:color w:val="2E7D32"/>
+          <w:color w:val="C62828"/>
           <w:sz w:val="25"/>
         </w:rPr>
-        <w:t>PHÂN MÔN VẬT LÝ</w:t>
+        <w:t>PHẦN I. PHÂN MÔN VẬT LÝ</w:t>
       </w:r>
     </w:p>
     <w:p>
       <w:pPr>
-        <w:spacing w:before="140" w:after="40"/>
+        <w:spacing w:before="120" w:after="40"/>
       </w:pPr>
       <w:r>
         <w:rPr>
           <w:rFonts w:ascii="Times New Roman" w:hAnsi="Times New Roman"/>
           <w:b/>
           <w:i w:val="0"/>
-          <w:color w:val="1565C0"/>
-          <w:sz w:val="22"/>
-        </w:rPr>
-        <w:t>I. LÝ THUYẾT</w:t>
+          <w:color w:val="2E7D32"/>
+          <w:sz w:val="23"/>
+        </w:rPr>
+        <w:t>I. LÝ THUYẾT TRỌNG TÂM</w:t>
       </w:r>
     </w:p>
     <w:p>
@@ -241,7 +218,7 @@
           <w:rFonts w:ascii="Times New Roman" w:hAnsi="Times New Roman"/>
           <w:b/>
           <w:i w:val="0"/>
-          <w:color w:val="2E7D32"/>
+          <w:color w:val="1565C0"/>
           <w:sz w:val="21"/>
         </w:rPr>
         <w:t>Câu 1: Đo chiều dài</w:t>
@@ -496,7 +473,7 @@
           <w:rFonts w:ascii="Times New Roman" w:hAnsi="Times New Roman"/>
           <w:b/>
           <w:i w:val="0"/>
-          <w:color w:val="2E7D32"/>
+          <w:color w:val="1565C0"/>
           <w:sz w:val="21"/>
         </w:rPr>
         <w:t>Câu 2: Đo khối lượng</w:t>
@@ -646,7 +623,7 @@
           <w:rFonts w:ascii="Times New Roman" w:hAnsi="Times New Roman"/>
           <w:b/>
           <w:i w:val="0"/>
-          <w:color w:val="2E7D32"/>
+          <w:color w:val="1565C0"/>
           <w:sz w:val="21"/>
         </w:rPr>
         <w:t>Câu 3: Đo thời gian</w:t>
@@ -759,64 +736,94 @@
     </w:p>
     <w:p>
       <w:pPr>
-        <w:spacing w:before="140" w:after="40"/>
+        <w:spacing w:before="120" w:after="40"/>
       </w:pPr>
       <w:r>
         <w:rPr>
           <w:rFonts w:ascii="Times New Roman" w:hAnsi="Times New Roman"/>
           <w:b/>
           <w:i w:val="0"/>
-          <w:color w:val="1565C0"/>
-          <w:sz w:val="22"/>
+          <w:color w:val="2E7D32"/>
+          <w:sz w:val="23"/>
         </w:rPr>
         <w:t>II. TRẮC NGHIỆM NHIỀU LỰA CHỌN</w:t>
       </w:r>
     </w:p>
     <w:p>
       <w:pPr>
-        <w:spacing w:before="60" w:after="40"/>
-      </w:pPr>
-      <w:r>
-        <w:rPr>
-          <w:rFonts w:ascii="Times New Roman" w:hAnsi="Times New Roman"/>
-          <w:b/>
-          <w:i w:val="0"/>
-          <w:color w:val="C62828"/>
-          <w:sz w:val="21"/>
-        </w:rPr>
-        <w:t>Câu 1:</w:t>
-      </w:r>
+        <w:spacing w:before="0" w:after="80"/>
+      </w:pPr>
       <w:r>
         <w:rPr>
           <w:rFonts w:ascii="Times New Roman" w:hAnsi="Times New Roman"/>
           <w:b w:val="0"/>
-          <w:i w:val="0"/>
-          <w:sz w:val="21"/>
-        </w:rPr>
-        <w:t xml:space="preserve"> Đơn vị đo độ dài hợp pháp của nước Việt Nam theo hệ đo lường quốc tế (SI) là gì?</w:t>
+          <w:i/>
+          <w:sz w:val="21"/>
+        </w:rPr>
+        <w:t>Chọn một phương án trả lời đúng nhất trong mỗi câu hỏi sau:</w:t>
       </w:r>
     </w:p>
     <w:p>
       <w:pPr>
+        <w:spacing w:before="60" w:after="40"/>
+      </w:pPr>
+      <w:r>
+        <w:rPr>
+          <w:rFonts w:ascii="Times New Roman" w:hAnsi="Times New Roman"/>
+          <w:b w:val="0"/>
+          <w:i w:val="0"/>
+          <w:sz w:val="21"/>
+        </w:rPr>
+        <w:t>Câu 1: Đơn vị đo độ dài hợp pháp của nước Việt Nam theo hệ đo lường quốc tế (SI) là gì?</w:t>
+      </w:r>
+    </w:p>
+    <w:p>
+      <w:pPr>
         <w:tabs>
-          <w:tab w:pos="283" w:val="left"/>
-          <w:tab w:pos="2835" w:val="left"/>
-          <w:tab w:pos="5386" w:val="left"/>
-          <w:tab w:pos="7937" w:val="left"/>
+          <w:tab w:pos="2551" w:val="left"/>
+          <w:tab w:pos="5102" w:val="left"/>
+          <w:tab w:pos="7654" w:val="left"/>
         </w:tabs>
         <w:spacing w:before="20" w:after="40"/>
       </w:pPr>
       <w:r>
+        <w:rPr>
+          <w:rFonts w:ascii="Times New Roman" w:hAnsi="Times New Roman"/>
+          <w:b/>
+          <w:i w:val="0"/>
+          <w:sz w:val="21"/>
+        </w:rPr>
+        <w:t xml:space="preserve">A. </w:t>
+      </w:r>
+      <w:r>
+        <w:rPr>
+          <w:rFonts w:ascii="Times New Roman" w:hAnsi="Times New Roman"/>
+          <w:b w:val="0"/>
+          <w:i w:val="0"/>
+          <w:sz w:val="21"/>
+        </w:rPr>
+        <w:t>Centimét (cm).</w:t>
+      </w:r>
+      <w:r>
         <w:tab/>
       </w:r>
       <w:r>
         <w:rPr>
           <w:rFonts w:ascii="Times New Roman" w:hAnsi="Times New Roman"/>
+          <w:b/>
+          <w:i w:val="0"/>
+          <w:sz w:val="21"/>
+        </w:rPr>
+        <w:t xml:space="preserve">B. </w:t>
+      </w:r>
+      <w:r>
+        <w:rPr>
+          <w:rFonts w:ascii="Times New Roman" w:hAnsi="Times New Roman"/>
           <w:b w:val="0"/>
           <w:i w:val="0"/>
           <w:sz w:val="21"/>
         </w:rPr>
-        <w:t>A. Centimét (cm).</w:t>
+        <w:t>Kilômét (km).</w:t>
       </w:r>
       <w:r>
         <w:tab/>
@@ -824,11 +831,20 @@
       <w:r>
         <w:rPr>
           <w:rFonts w:ascii="Times New Roman" w:hAnsi="Times New Roman"/>
+          <w:b/>
+          <w:i w:val="0"/>
+          <w:sz w:val="21"/>
+        </w:rPr>
+        <w:t xml:space="preserve">C. </w:t>
+      </w:r>
+      <w:r>
+        <w:rPr>
+          <w:rFonts w:ascii="Times New Roman" w:hAnsi="Times New Roman"/>
           <w:b w:val="0"/>
           <w:i w:val="0"/>
           <w:sz w:val="21"/>
         </w:rPr>
-        <w:t>B. Kilômét (km).</w:t>
+        <w:t>Mét (m).</w:t>
       </w:r>
       <w:r>
         <w:tab/>
@@ -838,13 +854,9 @@
           <w:rFonts w:ascii="Times New Roman" w:hAnsi="Times New Roman"/>
           <w:b/>
           <w:i w:val="0"/>
-          <w:color w:val="C62828"/>
-          <w:sz w:val="21"/>
-        </w:rPr>
-        <w:t>C. Mét (m).</w:t>
-      </w:r>
-      <w:r>
-        <w:tab/>
+          <w:sz w:val="21"/>
+        </w:rPr>
+        <w:t xml:space="preserve">D. </w:t>
       </w:r>
       <w:r>
         <w:rPr>
@@ -853,13 +865,13 @@
           <w:i w:val="0"/>
           <w:sz w:val="21"/>
         </w:rPr>
-        <w:t>D. Milimét (mm).</w:t>
+        <w:t>Milimét (mm).</w:t>
       </w:r>
     </w:p>
     <w:p>
       <w:pPr>
-        <w:spacing w:before="40" w:after="60" w:line="276" w:lineRule="auto"/>
-        <w:ind w:left="340"/>
+        <w:spacing w:before="60" w:after="20"/>
+        <w:ind w:left="227"/>
       </w:pPr>
       <w:r>
         <w:rPr>
@@ -867,11 +879,26 @@
           <w:b/>
           <w:i w:val="0"/>
           <w:color w:val="1565C0"/>
-          <w:sz w:val="20"/>
+          <w:sz w:val="21"/>
+        </w:rPr>
+        <w:t xml:space="preserve">► </w:t>
+      </w:r>
+      <w:r>
+        <w:rPr>
+          <w:rFonts w:ascii="Times New Roman" w:hAnsi="Times New Roman"/>
+          <w:b/>
+          <w:i w:val="0"/>
+          <w:color w:val="1565C0"/>
+          <w:sz w:val="21"/>
         </w:rPr>
         <w:t>Lời giải chi tiết:</w:t>
-        <w:br/>
-      </w:r>
+      </w:r>
+    </w:p>
+    <w:p>
+      <w:pPr>
+        <w:spacing w:before="20" w:after="20"/>
+        <w:ind w:left="454"/>
+      </w:pPr>
       <w:r>
         <w:rPr>
           <w:rFonts w:ascii="Times New Roman" w:hAnsi="Times New Roman"/>
@@ -903,8 +930,8 @@
     </w:p>
     <w:p>
       <w:pPr>
-        <w:spacing w:before="20" w:after="40" w:line="276" w:lineRule="auto"/>
-        <w:ind w:left="340"/>
+        <w:spacing w:before="20" w:after="20"/>
+        <w:ind w:left="454"/>
       </w:pPr>
       <w:r>
         <w:rPr>
@@ -923,21 +950,11 @@
       <w:r>
         <w:rPr>
           <w:rFonts w:ascii="Times New Roman" w:hAnsi="Times New Roman"/>
-          <w:b/>
-          <w:i w:val="0"/>
-          <w:color w:val="C62828"/>
-          <w:sz w:val="21"/>
-        </w:rPr>
-        <w:t>Câu 2:</w:t>
-      </w:r>
-      <w:r>
-        <w:rPr>
-          <w:rFonts w:ascii="Times New Roman" w:hAnsi="Times New Roman"/>
           <w:b w:val="0"/>
           <w:i w:val="0"/>
           <w:sz w:val="21"/>
         </w:rPr>
-        <w:t xml:space="preserve"> GHĐ của thước là gì?</w:t>
+        <w:t>Câu 2: GHĐ của thước là gì?</w:t>
       </w:r>
     </w:p>
     <w:p>
@@ -948,11 +965,20 @@
       <w:r>
         <w:rPr>
           <w:rFonts w:ascii="Times New Roman" w:hAnsi="Times New Roman"/>
+          <w:b/>
+          <w:i w:val="0"/>
+          <w:sz w:val="21"/>
+        </w:rPr>
+        <w:t xml:space="preserve">A. </w:t>
+      </w:r>
+      <w:r>
+        <w:rPr>
+          <w:rFonts w:ascii="Times New Roman" w:hAnsi="Times New Roman"/>
           <w:b w:val="0"/>
           <w:i w:val="0"/>
           <w:sz w:val="21"/>
         </w:rPr>
-        <w:t>A. Là độ dài nhỏ nhất ghi trên thước.</w:t>
+        <w:t>Là độ dài nhỏ nhất ghi trên thước.</w:t>
       </w:r>
     </w:p>
     <w:p>
@@ -965,10 +991,18 @@
           <w:rFonts w:ascii="Times New Roman" w:hAnsi="Times New Roman"/>
           <w:b/>
           <w:i w:val="0"/>
-          <w:color w:val="C62828"/>
-          <w:sz w:val="21"/>
-        </w:rPr>
-        <w:t>B. Là độ dài lớn nhất ghi trên thước.</w:t>
+          <w:sz w:val="21"/>
+        </w:rPr>
+        <w:t xml:space="preserve">B. </w:t>
+      </w:r>
+      <w:r>
+        <w:rPr>
+          <w:rFonts w:ascii="Times New Roman" w:hAnsi="Times New Roman"/>
+          <w:b w:val="0"/>
+          <w:i w:val="0"/>
+          <w:sz w:val="21"/>
+        </w:rPr>
+        <w:t>Là độ dài lớn nhất ghi trên thước.</w:t>
       </w:r>
     </w:p>
     <w:p>
@@ -979,11 +1013,20 @@
       <w:r>
         <w:rPr>
           <w:rFonts w:ascii="Times New Roman" w:hAnsi="Times New Roman"/>
+          <w:b/>
+          <w:i w:val="0"/>
+          <w:sz w:val="21"/>
+        </w:rPr>
+        <w:t xml:space="preserve">C. </w:t>
+      </w:r>
+      <w:r>
+        <w:rPr>
+          <w:rFonts w:ascii="Times New Roman" w:hAnsi="Times New Roman"/>
           <w:b w:val="0"/>
           <w:i w:val="0"/>
           <w:sz w:val="21"/>
         </w:rPr>
-        <w:t>C. Là khoảng cách giữa hai vạch chia liên tiếp trên thước.</w:t>
+        <w:t>Là khoảng cách giữa hai vạch chia liên tiếp trên thước.</w:t>
       </w:r>
     </w:p>
     <w:p>
@@ -994,17 +1037,26 @@
       <w:r>
         <w:rPr>
           <w:rFonts w:ascii="Times New Roman" w:hAnsi="Times New Roman"/>
+          <w:b/>
+          <w:i w:val="0"/>
+          <w:sz w:val="21"/>
+        </w:rPr>
+        <w:t xml:space="preserve">D. </w:t>
+      </w:r>
+      <w:r>
+        <w:rPr>
+          <w:rFonts w:ascii="Times New Roman" w:hAnsi="Times New Roman"/>
           <w:b w:val="0"/>
           <w:i w:val="0"/>
           <w:sz w:val="21"/>
         </w:rPr>
-        <w:t>D. Là chiều dài thực tế của cái thước.</w:t>
+        <w:t>Là chiều dài thực tế của cái thước.</w:t>
       </w:r>
     </w:p>
     <w:p>
       <w:pPr>
-        <w:spacing w:before="40" w:after="60" w:line="276" w:lineRule="auto"/>
-        <w:ind w:left="340"/>
+        <w:spacing w:before="60" w:after="20"/>
+        <w:ind w:left="227"/>
       </w:pPr>
       <w:r>
         <w:rPr>
@@ -1012,11 +1064,26 @@
           <w:b/>
           <w:i w:val="0"/>
           <w:color w:val="1565C0"/>
-          <w:sz w:val="20"/>
+          <w:sz w:val="21"/>
+        </w:rPr>
+        <w:t xml:space="preserve">► </w:t>
+      </w:r>
+      <w:r>
+        <w:rPr>
+          <w:rFonts w:ascii="Times New Roman" w:hAnsi="Times New Roman"/>
+          <w:b/>
+          <w:i w:val="0"/>
+          <w:color w:val="1565C0"/>
+          <w:sz w:val="21"/>
         </w:rPr>
         <w:t>Lời giải chi tiết:</w:t>
-        <w:br/>
-      </w:r>
+      </w:r>
+    </w:p>
+    <w:p>
+      <w:pPr>
+        <w:spacing w:before="20" w:after="20"/>
+        <w:ind w:left="454"/>
+      </w:pPr>
       <w:r>
         <w:rPr>
           <w:rFonts w:ascii="Times New Roman" w:hAnsi="Times New Roman"/>
@@ -1048,8 +1115,8 @@
     </w:p>
     <w:p>
       <w:pPr>
-        <w:spacing w:before="20" w:after="40" w:line="276" w:lineRule="auto"/>
-        <w:ind w:left="340"/>
+        <w:spacing w:before="20" w:after="20"/>
+        <w:ind w:left="454"/>
       </w:pPr>
       <w:r>
         <w:rPr>
@@ -1068,44 +1135,60 @@
       <w:r>
         <w:rPr>
           <w:rFonts w:ascii="Times New Roman" w:hAnsi="Times New Roman"/>
-          <w:b/>
-          <w:i w:val="0"/>
-          <w:color w:val="C62828"/>
-          <w:sz w:val="21"/>
-        </w:rPr>
-        <w:t>Câu 3:</w:t>
-      </w:r>
-      <w:r>
-        <w:rPr>
-          <w:rFonts w:ascii="Times New Roman" w:hAnsi="Times New Roman"/>
           <w:b w:val="0"/>
           <w:i w:val="0"/>
           <w:sz w:val="21"/>
         </w:rPr>
-        <w:t xml:space="preserve"> Dụng cụ nào sau đây không phải là dụng cụ dùng để đo chiều dài?</w:t>
+        <w:t>Câu 3: Dụng cụ nào sau đây không phải là dụng cụ dùng để đo chiều dài?</w:t>
       </w:r>
     </w:p>
     <w:p>
       <w:pPr>
         <w:tabs>
-          <w:tab w:pos="283" w:val="left"/>
-          <w:tab w:pos="2835" w:val="left"/>
-          <w:tab w:pos="5386" w:val="left"/>
-          <w:tab w:pos="7937" w:val="left"/>
+          <w:tab w:pos="2551" w:val="left"/>
+          <w:tab w:pos="5102" w:val="left"/>
+          <w:tab w:pos="7654" w:val="left"/>
         </w:tabs>
         <w:spacing w:before="20" w:after="40"/>
       </w:pPr>
       <w:r>
+        <w:rPr>
+          <w:rFonts w:ascii="Times New Roman" w:hAnsi="Times New Roman"/>
+          <w:b/>
+          <w:i w:val="0"/>
+          <w:sz w:val="21"/>
+        </w:rPr>
+        <w:t xml:space="preserve">A. </w:t>
+      </w:r>
+      <w:r>
+        <w:rPr>
+          <w:rFonts w:ascii="Times New Roman" w:hAnsi="Times New Roman"/>
+          <w:b w:val="0"/>
+          <w:i w:val="0"/>
+          <w:sz w:val="21"/>
+        </w:rPr>
+        <w:t>Thước thẳng.</w:t>
+      </w:r>
+      <w:r>
         <w:tab/>
       </w:r>
       <w:r>
         <w:rPr>
           <w:rFonts w:ascii="Times New Roman" w:hAnsi="Times New Roman"/>
+          <w:b/>
+          <w:i w:val="0"/>
+          <w:sz w:val="21"/>
+        </w:rPr>
+        <w:t xml:space="preserve">B. </w:t>
+      </w:r>
+      <w:r>
+        <w:rPr>
+          <w:rFonts w:ascii="Times New Roman" w:hAnsi="Times New Roman"/>
           <w:b w:val="0"/>
           <w:i w:val="0"/>
           <w:sz w:val="21"/>
         </w:rPr>
-        <w:t>A. Thước thẳng.</w:t>
+        <w:t>Thước cuộn.</w:t>
       </w:r>
       <w:r>
         <w:tab/>
@@ -1113,11 +1196,20 @@
       <w:r>
         <w:rPr>
           <w:rFonts w:ascii="Times New Roman" w:hAnsi="Times New Roman"/>
+          <w:b/>
+          <w:i w:val="0"/>
+          <w:sz w:val="21"/>
+        </w:rPr>
+        <w:t xml:space="preserve">C. </w:t>
+      </w:r>
+      <w:r>
+        <w:rPr>
+          <w:rFonts w:ascii="Times New Roman" w:hAnsi="Times New Roman"/>
           <w:b w:val="0"/>
           <w:i w:val="0"/>
           <w:sz w:val="21"/>
         </w:rPr>
-        <w:t>B. Thước cuộn.</w:t>
+        <w:t>Cân đồng hồ.</w:t>
       </w:r>
       <w:r>
         <w:tab/>
@@ -1127,13 +1219,9 @@
           <w:rFonts w:ascii="Times New Roman" w:hAnsi="Times New Roman"/>
           <w:b/>
           <w:i w:val="0"/>
-          <w:color w:val="C62828"/>
-          <w:sz w:val="21"/>
-        </w:rPr>
-        <w:t>C. Cân đồng hồ.</w:t>
-      </w:r>
-      <w:r>
-        <w:tab/>
+          <w:sz w:val="21"/>
+        </w:rPr>
+        <w:t xml:space="preserve">D. </w:t>
       </w:r>
       <w:r>
         <w:rPr>
@@ -1142,13 +1230,13 @@
           <w:i w:val="0"/>
           <w:sz w:val="21"/>
         </w:rPr>
-        <w:t>D. Thước kẹp.</w:t>
+        <w:t>Thước kẹp.</w:t>
       </w:r>
     </w:p>
     <w:p>
       <w:pPr>
-        <w:spacing w:before="40" w:after="60" w:line="276" w:lineRule="auto"/>
-        <w:ind w:left="340"/>
+        <w:spacing w:before="60" w:after="20"/>
+        <w:ind w:left="227"/>
       </w:pPr>
       <w:r>
         <w:rPr>
@@ -1156,11 +1244,26 @@
           <w:b/>
           <w:i w:val="0"/>
           <w:color w:val="1565C0"/>
-          <w:sz w:val="20"/>
+          <w:sz w:val="21"/>
+        </w:rPr>
+        <w:t xml:space="preserve">► </w:t>
+      </w:r>
+      <w:r>
+        <w:rPr>
+          <w:rFonts w:ascii="Times New Roman" w:hAnsi="Times New Roman"/>
+          <w:b/>
+          <w:i w:val="0"/>
+          <w:color w:val="1565C0"/>
+          <w:sz w:val="21"/>
         </w:rPr>
         <w:t>Lời giải chi tiết:</w:t>
-        <w:br/>
-      </w:r>
+      </w:r>
+    </w:p>
+    <w:p>
+      <w:pPr>
+        <w:spacing w:before="20" w:after="20"/>
+        <w:ind w:left="454"/>
+      </w:pPr>
       <w:r>
         <w:rPr>
           <w:rFonts w:ascii="Times New Roman" w:hAnsi="Times New Roman"/>
@@ -1192,8 +1295,8 @@
     </w:p>
     <w:p>
       <w:pPr>
-        <w:spacing w:before="20" w:after="40" w:line="276" w:lineRule="auto"/>
-        <w:ind w:left="340"/>
+        <w:spacing w:before="20" w:after="20"/>
+        <w:ind w:left="454"/>
       </w:pPr>
       <w:r>
         <w:rPr>
@@ -1212,21 +1315,11 @@
       <w:r>
         <w:rPr>
           <w:rFonts w:ascii="Times New Roman" w:hAnsi="Times New Roman"/>
-          <w:b/>
-          <w:i w:val="0"/>
-          <w:color w:val="C62828"/>
-          <w:sz w:val="21"/>
-        </w:rPr>
-        <w:t>Câu 4:</w:t>
-      </w:r>
-      <w:r>
-        <w:rPr>
-          <w:rFonts w:ascii="Times New Roman" w:hAnsi="Times New Roman"/>
           <w:b w:val="0"/>
           <w:i w:val="0"/>
           <w:sz w:val="21"/>
         </w:rPr>
-        <w:t xml:space="preserve"> Khi đo chiều dài của một vật bằng thước, bước đầu tiên cần thực hiện là gì?</w:t>
+        <w:t>Câu 4: Khi đo chiều dài của một vật bằng thước, bước đầu tiên cần thực hiện là gì?</w:t>
       </w:r>
     </w:p>
     <w:p>
@@ -1237,11 +1330,20 @@
       <w:r>
         <w:rPr>
           <w:rFonts w:ascii="Times New Roman" w:hAnsi="Times New Roman"/>
+          <w:b/>
+          <w:i w:val="0"/>
+          <w:sz w:val="21"/>
+        </w:rPr>
+        <w:t xml:space="preserve">A. </w:t>
+      </w:r>
+      <w:r>
+        <w:rPr>
+          <w:rFonts w:ascii="Times New Roman" w:hAnsi="Times New Roman"/>
           <w:b w:val="0"/>
           <w:i w:val="0"/>
           <w:sz w:val="21"/>
         </w:rPr>
-        <w:t>A. Đặt mắt vuông góc với vạch chia trên thước.</w:t>
+        <w:t>Đặt mắt vuông góc với vạch chia trên thước.</w:t>
       </w:r>
     </w:p>
     <w:p>
@@ -1254,10 +1356,18 @@
           <w:rFonts w:ascii="Times New Roman" w:hAnsi="Times New Roman"/>
           <w:b/>
           <w:i w:val="0"/>
-          <w:color w:val="C62828"/>
-          <w:sz w:val="21"/>
-        </w:rPr>
-        <w:t>B. Ước lượng chiều dài của vật cần đo.</w:t>
+          <w:sz w:val="21"/>
+        </w:rPr>
+        <w:t xml:space="preserve">B. </w:t>
+      </w:r>
+      <w:r>
+        <w:rPr>
+          <w:rFonts w:ascii="Times New Roman" w:hAnsi="Times New Roman"/>
+          <w:b w:val="0"/>
+          <w:i w:val="0"/>
+          <w:sz w:val="21"/>
+        </w:rPr>
+        <w:t>Ước lượng chiều dài của vật cần đo.</w:t>
       </w:r>
     </w:p>
     <w:p>
@@ -1268,11 +1378,20 @@
       <w:r>
         <w:rPr>
           <w:rFonts w:ascii="Times New Roman" w:hAnsi="Times New Roman"/>
+          <w:b/>
+          <w:i w:val="0"/>
+          <w:sz w:val="21"/>
+        </w:rPr>
+        <w:t xml:space="preserve">C. </w:t>
+      </w:r>
+      <w:r>
+        <w:rPr>
+          <w:rFonts w:ascii="Times New Roman" w:hAnsi="Times New Roman"/>
           <w:b w:val="0"/>
           <w:i w:val="0"/>
           <w:sz w:val="21"/>
         </w:rPr>
-        <w:t>C. Đặt thước dọc theo chiều dài cần đo.</w:t>
+        <w:t>Đặt thước dọc theo chiều dài cần đo.</w:t>
       </w:r>
     </w:p>
     <w:p>
@@ -1283,17 +1402,26 @@
       <w:r>
         <w:rPr>
           <w:rFonts w:ascii="Times New Roman" w:hAnsi="Times New Roman"/>
+          <w:b/>
+          <w:i w:val="0"/>
+          <w:sz w:val="21"/>
+        </w:rPr>
+        <w:t xml:space="preserve">D. </w:t>
+      </w:r>
+      <w:r>
+        <w:rPr>
+          <w:rFonts w:ascii="Times New Roman" w:hAnsi="Times New Roman"/>
           <w:b w:val="0"/>
           <w:i w:val="0"/>
           <w:sz w:val="21"/>
         </w:rPr>
-        <w:t>D. Đọc kết quả đo theo vạch chia gần nhất.</w:t>
+        <w:t>Đọc kết quả đo theo vạch chia gần nhất.</w:t>
       </w:r>
     </w:p>
     <w:p>
       <w:pPr>
-        <w:spacing w:before="40" w:after="60" w:line="276" w:lineRule="auto"/>
-        <w:ind w:left="340"/>
+        <w:spacing w:before="60" w:after="20"/>
+        <w:ind w:left="227"/>
       </w:pPr>
       <w:r>
         <w:rPr>
@@ -1301,11 +1429,26 @@
           <w:b/>
           <w:i w:val="0"/>
           <w:color w:val="1565C0"/>
-          <w:sz w:val="20"/>
+          <w:sz w:val="21"/>
+        </w:rPr>
+        <w:t xml:space="preserve">► </w:t>
+      </w:r>
+      <w:r>
+        <w:rPr>
+          <w:rFonts w:ascii="Times New Roman" w:hAnsi="Times New Roman"/>
+          <w:b/>
+          <w:i w:val="0"/>
+          <w:color w:val="1565C0"/>
+          <w:sz w:val="21"/>
         </w:rPr>
         <w:t>Lời giải chi tiết:</w:t>
-        <w:br/>
-      </w:r>
+      </w:r>
+    </w:p>
+    <w:p>
+      <w:pPr>
+        <w:spacing w:before="20" w:after="20"/>
+        <w:ind w:left="454"/>
+      </w:pPr>
       <w:r>
         <w:rPr>
           <w:rFonts w:ascii="Times New Roman" w:hAnsi="Times New Roman"/>
@@ -1337,8 +1480,8 @@
     </w:p>
     <w:p>
       <w:pPr>
-        <w:spacing w:before="20" w:after="40" w:line="276" w:lineRule="auto"/>
-        <w:ind w:left="340"/>
+        <w:spacing w:before="20" w:after="20"/>
+        <w:ind w:left="454"/>
       </w:pPr>
       <w:r>
         <w:rPr>
@@ -1357,21 +1500,11 @@
       <w:r>
         <w:rPr>
           <w:rFonts w:ascii="Times New Roman" w:hAnsi="Times New Roman"/>
-          <w:b/>
-          <w:i w:val="0"/>
-          <w:color w:val="C62828"/>
-          <w:sz w:val="21"/>
-        </w:rPr>
-        <w:t>Câu 5:</w:t>
-      </w:r>
-      <w:r>
-        <w:rPr>
-          <w:rFonts w:ascii="Times New Roman" w:hAnsi="Times New Roman"/>
           <w:b w:val="0"/>
           <w:i w:val="0"/>
           <w:sz w:val="21"/>
         </w:rPr>
-        <w:t xml:space="preserve"> ĐCNN (độ chia nhỏ nhất) của thước là gì?</w:t>
+        <w:t>Câu 5: ĐCNN (độ chia nhỏ nhất) của thước là gì?</w:t>
       </w:r>
     </w:p>
     <w:p>
@@ -1382,11 +1515,20 @@
       <w:r>
         <w:rPr>
           <w:rFonts w:ascii="Times New Roman" w:hAnsi="Times New Roman"/>
+          <w:b/>
+          <w:i w:val="0"/>
+          <w:sz w:val="21"/>
+        </w:rPr>
+        <w:t xml:space="preserve">A. </w:t>
+      </w:r>
+      <w:r>
+        <w:rPr>
+          <w:rFonts w:ascii="Times New Roman" w:hAnsi="Times New Roman"/>
           <w:b w:val="0"/>
           <w:i w:val="0"/>
           <w:sz w:val="21"/>
         </w:rPr>
-        <w:t>A. Độ dài lớn nhất ghi trên thước.</w:t>
+        <w:t>Độ dài lớn nhất ghi trên thước.</w:t>
       </w:r>
     </w:p>
     <w:p>
@@ -1399,10 +1541,18 @@
           <w:rFonts w:ascii="Times New Roman" w:hAnsi="Times New Roman"/>
           <w:b/>
           <w:i w:val="0"/>
-          <w:color w:val="C62828"/>
-          <w:sz w:val="21"/>
-        </w:rPr>
-        <w:t>B. Độ dài giữa hai vạch chia liên tiếp trên thước.</w:t>
+          <w:sz w:val="21"/>
+        </w:rPr>
+        <w:t xml:space="preserve">B. </w:t>
+      </w:r>
+      <w:r>
+        <w:rPr>
+          <w:rFonts w:ascii="Times New Roman" w:hAnsi="Times New Roman"/>
+          <w:b w:val="0"/>
+          <w:i w:val="0"/>
+          <w:sz w:val="21"/>
+        </w:rPr>
+        <w:t>Độ dài giữa hai vạch chia liên tiếp trên thước.</w:t>
       </w:r>
     </w:p>
     <w:p>
@@ -1413,11 +1563,20 @@
       <w:r>
         <w:rPr>
           <w:rFonts w:ascii="Times New Roman" w:hAnsi="Times New Roman"/>
+          <w:b/>
+          <w:i w:val="0"/>
+          <w:sz w:val="21"/>
+        </w:rPr>
+        <w:t xml:space="preserve">C. </w:t>
+      </w:r>
+      <w:r>
+        <w:rPr>
+          <w:rFonts w:ascii="Times New Roman" w:hAnsi="Times New Roman"/>
           <w:b w:val="0"/>
           <w:i w:val="0"/>
           <w:sz w:val="21"/>
         </w:rPr>
-        <w:t>C. Vạch số 0 của thước.</w:t>
+        <w:t>Vạch số 0 của thước.</w:t>
       </w:r>
     </w:p>
     <w:p>
@@ -1428,17 +1587,26 @@
       <w:r>
         <w:rPr>
           <w:rFonts w:ascii="Times New Roman" w:hAnsi="Times New Roman"/>
+          <w:b/>
+          <w:i w:val="0"/>
+          <w:sz w:val="21"/>
+        </w:rPr>
+        <w:t xml:space="preserve">D. </w:t>
+      </w:r>
+      <w:r>
+        <w:rPr>
+          <w:rFonts w:ascii="Times New Roman" w:hAnsi="Times New Roman"/>
           <w:b w:val="0"/>
           <w:i w:val="0"/>
           <w:sz w:val="21"/>
         </w:rPr>
-        <w:t>D. Chiều dài của vật cần đo.</w:t>
+        <w:t>Chiều dài của vật cần đo.</w:t>
       </w:r>
     </w:p>
     <w:p>
       <w:pPr>
-        <w:spacing w:before="40" w:after="60" w:line="276" w:lineRule="auto"/>
-        <w:ind w:left="340"/>
+        <w:spacing w:before="60" w:after="20"/>
+        <w:ind w:left="227"/>
       </w:pPr>
       <w:r>
         <w:rPr>
@@ -1446,11 +1614,26 @@
           <w:b/>
           <w:i w:val="0"/>
           <w:color w:val="1565C0"/>
-          <w:sz w:val="20"/>
+          <w:sz w:val="21"/>
+        </w:rPr>
+        <w:t xml:space="preserve">► </w:t>
+      </w:r>
+      <w:r>
+        <w:rPr>
+          <w:rFonts w:ascii="Times New Roman" w:hAnsi="Times New Roman"/>
+          <w:b/>
+          <w:i w:val="0"/>
+          <w:color w:val="1565C0"/>
+          <w:sz w:val="21"/>
         </w:rPr>
         <w:t>Lời giải chi tiết:</w:t>
-        <w:br/>
-      </w:r>
+      </w:r>
+    </w:p>
+    <w:p>
+      <w:pPr>
+        <w:spacing w:before="20" w:after="20"/>
+        <w:ind w:left="454"/>
+      </w:pPr>
       <w:r>
         <w:rPr>
           <w:rFonts w:ascii="Times New Roman" w:hAnsi="Times New Roman"/>
@@ -1482,8 +1665,8 @@
     </w:p>
     <w:p>
       <w:pPr>
-        <w:spacing w:before="20" w:after="40" w:line="276" w:lineRule="auto"/>
-        <w:ind w:left="340"/>
+        <w:spacing w:before="20" w:after="20"/>
+        <w:ind w:left="454"/>
       </w:pPr>
       <w:r>
         <w:rPr>
@@ -1502,44 +1685,60 @@
       <w:r>
         <w:rPr>
           <w:rFonts w:ascii="Times New Roman" w:hAnsi="Times New Roman"/>
-          <w:b/>
-          <w:i w:val="0"/>
-          <w:color w:val="C62828"/>
-          <w:sz w:val="21"/>
-        </w:rPr>
-        <w:t>Câu 6:</w:t>
-      </w:r>
-      <w:r>
-        <w:rPr>
-          <w:rFonts w:ascii="Times New Roman" w:hAnsi="Times New Roman"/>
           <w:b w:val="0"/>
           <w:i w:val="0"/>
           <w:sz w:val="21"/>
         </w:rPr>
-        <w:t xml:space="preserve"> Đơn vị đo khối lượng hợp pháp của Việt Nam theo hệ SI là gì?</w:t>
+        <w:t>Câu 6: Đơn vị đo khối lượng hợp pháp của Việt Nam theo hệ SI là gì?</w:t>
       </w:r>
     </w:p>
     <w:p>
       <w:pPr>
         <w:tabs>
-          <w:tab w:pos="283" w:val="left"/>
-          <w:tab w:pos="2835" w:val="left"/>
-          <w:tab w:pos="5386" w:val="left"/>
-          <w:tab w:pos="7937" w:val="left"/>
+          <w:tab w:pos="2551" w:val="left"/>
+          <w:tab w:pos="5102" w:val="left"/>
+          <w:tab w:pos="7654" w:val="left"/>
         </w:tabs>
         <w:spacing w:before="20" w:after="40"/>
       </w:pPr>
       <w:r>
+        <w:rPr>
+          <w:rFonts w:ascii="Times New Roman" w:hAnsi="Times New Roman"/>
+          <w:b/>
+          <w:i w:val="0"/>
+          <w:sz w:val="21"/>
+        </w:rPr>
+        <w:t xml:space="preserve">A. </w:t>
+      </w:r>
+      <w:r>
+        <w:rPr>
+          <w:rFonts w:ascii="Times New Roman" w:hAnsi="Times New Roman"/>
+          <w:b w:val="0"/>
+          <w:i w:val="0"/>
+          <w:sz w:val="21"/>
+        </w:rPr>
+        <w:t>Gam (g).</w:t>
+      </w:r>
+      <w:r>
         <w:tab/>
       </w:r>
       <w:r>
         <w:rPr>
           <w:rFonts w:ascii="Times New Roman" w:hAnsi="Times New Roman"/>
+          <w:b/>
+          <w:i w:val="0"/>
+          <w:sz w:val="21"/>
+        </w:rPr>
+        <w:t xml:space="preserve">B. </w:t>
+      </w:r>
+      <w:r>
+        <w:rPr>
+          <w:rFonts w:ascii="Times New Roman" w:hAnsi="Times New Roman"/>
           <w:b w:val="0"/>
           <w:i w:val="0"/>
           <w:sz w:val="21"/>
         </w:rPr>
-        <w:t>A. Gam (g).</w:t>
+        <w:t>Kilôgam (kg).</w:t>
       </w:r>
       <w:r>
         <w:tab/>
@@ -1549,10 +1748,18 @@
           <w:rFonts w:ascii="Times New Roman" w:hAnsi="Times New Roman"/>
           <w:b/>
           <w:i w:val="0"/>
-          <w:color w:val="C62828"/>
-          <w:sz w:val="21"/>
-        </w:rPr>
-        <w:t>B. Kilôgam (kg).</w:t>
+          <w:sz w:val="21"/>
+        </w:rPr>
+        <w:t xml:space="preserve">C. </w:t>
+      </w:r>
+      <w:r>
+        <w:rPr>
+          <w:rFonts w:ascii="Times New Roman" w:hAnsi="Times New Roman"/>
+          <w:b w:val="0"/>
+          <w:i w:val="0"/>
+          <w:sz w:val="21"/>
+        </w:rPr>
+        <w:t>Miligam (mg).</w:t>
       </w:r>
       <w:r>
         <w:tab/>
@@ -1560,29 +1767,26 @@
       <w:r>
         <w:rPr>
           <w:rFonts w:ascii="Times New Roman" w:hAnsi="Times New Roman"/>
+          <w:b/>
+          <w:i w:val="0"/>
+          <w:sz w:val="21"/>
+        </w:rPr>
+        <w:t xml:space="preserve">D. </w:t>
+      </w:r>
+      <w:r>
+        <w:rPr>
+          <w:rFonts w:ascii="Times New Roman" w:hAnsi="Times New Roman"/>
           <w:b w:val="0"/>
           <w:i w:val="0"/>
           <w:sz w:val="21"/>
         </w:rPr>
-        <w:t>C. Miligam (mg).</w:t>
-      </w:r>
-      <w:r>
-        <w:tab/>
-      </w:r>
-      <w:r>
-        <w:rPr>
-          <w:rFonts w:ascii="Times New Roman" w:hAnsi="Times New Roman"/>
-          <w:b w:val="0"/>
-          <w:i w:val="0"/>
-          <w:sz w:val="21"/>
-        </w:rPr>
-        <w:t>D. Tấn.</w:t>
+        <w:t>Tấn.</w:t>
       </w:r>
     </w:p>
     <w:p>
       <w:pPr>
-        <w:spacing w:before="40" w:after="60" w:line="276" w:lineRule="auto"/>
-        <w:ind w:left="340"/>
+        <w:spacing w:before="60" w:after="20"/>
+        <w:ind w:left="227"/>
       </w:pPr>
       <w:r>
         <w:rPr>
@@ -1590,11 +1794,26 @@
           <w:b/>
           <w:i w:val="0"/>
           <w:color w:val="1565C0"/>
-          <w:sz w:val="20"/>
+          <w:sz w:val="21"/>
+        </w:rPr>
+        <w:t xml:space="preserve">► </w:t>
+      </w:r>
+      <w:r>
+        <w:rPr>
+          <w:rFonts w:ascii="Times New Roman" w:hAnsi="Times New Roman"/>
+          <w:b/>
+          <w:i w:val="0"/>
+          <w:color w:val="1565C0"/>
+          <w:sz w:val="21"/>
         </w:rPr>
         <w:t>Lời giải chi tiết:</w:t>
-        <w:br/>
-      </w:r>
+      </w:r>
+    </w:p>
+    <w:p>
+      <w:pPr>
+        <w:spacing w:before="20" w:after="20"/>
+        <w:ind w:left="454"/>
+      </w:pPr>
       <w:r>
         <w:rPr>
           <w:rFonts w:ascii="Times New Roman" w:hAnsi="Times New Roman"/>
@@ -1626,8 +1845,8 @@
     </w:p>
     <w:p>
       <w:pPr>
-        <w:spacing w:before="20" w:after="40" w:line="276" w:lineRule="auto"/>
-        <w:ind w:left="340"/>
+        <w:spacing w:before="20" w:after="20"/>
+        <w:ind w:left="454"/>
       </w:pPr>
       <w:r>
         <w:rPr>
@@ -1646,44 +1865,60 @@
       <w:r>
         <w:rPr>
           <w:rFonts w:ascii="Times New Roman" w:hAnsi="Times New Roman"/>
-          <w:b/>
-          <w:i w:val="0"/>
-          <w:color w:val="C62828"/>
-          <w:sz w:val="21"/>
-        </w:rPr>
-        <w:t>Câu 7:</w:t>
-      </w:r>
-      <w:r>
-        <w:rPr>
-          <w:rFonts w:ascii="Times New Roman" w:hAnsi="Times New Roman"/>
           <w:b w:val="0"/>
           <w:i w:val="0"/>
           <w:sz w:val="21"/>
         </w:rPr>
-        <w:t xml:space="preserve"> Trong các dụng cụ sau đây, dụng cụ nào dùng để đo khối lượng?</w:t>
+        <w:t>Câu 7: Trong các dụng cụ sau đây, dụng cụ nào dùng để đo khối lượng?</w:t>
       </w:r>
     </w:p>
     <w:p>
       <w:pPr>
         <w:tabs>
-          <w:tab w:pos="283" w:val="left"/>
-          <w:tab w:pos="2835" w:val="left"/>
-          <w:tab w:pos="5386" w:val="left"/>
-          <w:tab w:pos="7937" w:val="left"/>
+          <w:tab w:pos="2551" w:val="left"/>
+          <w:tab w:pos="5102" w:val="left"/>
+          <w:tab w:pos="7654" w:val="left"/>
         </w:tabs>
         <w:spacing w:before="20" w:after="40"/>
       </w:pPr>
       <w:r>
+        <w:rPr>
+          <w:rFonts w:ascii="Times New Roman" w:hAnsi="Times New Roman"/>
+          <w:b/>
+          <w:i w:val="0"/>
+          <w:sz w:val="21"/>
+        </w:rPr>
+        <w:t xml:space="preserve">A. </w:t>
+      </w:r>
+      <w:r>
+        <w:rPr>
+          <w:rFonts w:ascii="Times New Roman" w:hAnsi="Times New Roman"/>
+          <w:b w:val="0"/>
+          <w:i w:val="0"/>
+          <w:sz w:val="21"/>
+        </w:rPr>
+        <w:t>Thước cuộn.</w:t>
+      </w:r>
+      <w:r>
         <w:tab/>
       </w:r>
       <w:r>
         <w:rPr>
           <w:rFonts w:ascii="Times New Roman" w:hAnsi="Times New Roman"/>
+          <w:b/>
+          <w:i w:val="0"/>
+          <w:sz w:val="21"/>
+        </w:rPr>
+        <w:t xml:space="preserve">B. </w:t>
+      </w:r>
+      <w:r>
+        <w:rPr>
+          <w:rFonts w:ascii="Times New Roman" w:hAnsi="Times New Roman"/>
           <w:b w:val="0"/>
           <w:i w:val="0"/>
           <w:sz w:val="21"/>
         </w:rPr>
-        <w:t>A. Thước cuộn.</w:t>
+        <w:t>Bình chia độ.</w:t>
       </w:r>
       <w:r>
         <w:tab/>
@@ -1691,11 +1926,20 @@
       <w:r>
         <w:rPr>
           <w:rFonts w:ascii="Times New Roman" w:hAnsi="Times New Roman"/>
+          <w:b/>
+          <w:i w:val="0"/>
+          <w:sz w:val="21"/>
+        </w:rPr>
+        <w:t xml:space="preserve">C. </w:t>
+      </w:r>
+      <w:r>
+        <w:rPr>
+          <w:rFonts w:ascii="Times New Roman" w:hAnsi="Times New Roman"/>
           <w:b w:val="0"/>
           <w:i w:val="0"/>
           <w:sz w:val="21"/>
         </w:rPr>
-        <w:t>B. Bình chia độ.</w:t>
+        <w:t>Cân đồng hồ.</w:t>
       </w:r>
       <w:r>
         <w:tab/>
@@ -1705,13 +1949,9 @@
           <w:rFonts w:ascii="Times New Roman" w:hAnsi="Times New Roman"/>
           <w:b/>
           <w:i w:val="0"/>
-          <w:color w:val="C62828"/>
-          <w:sz w:val="21"/>
-        </w:rPr>
-        <w:t>C. Cân đồng hồ.</w:t>
-      </w:r>
-      <w:r>
-        <w:tab/>
+          <w:sz w:val="21"/>
+        </w:rPr>
+        <w:t xml:space="preserve">D. </w:t>
       </w:r>
       <w:r>
         <w:rPr>
@@ -1720,13 +1960,13 @@
           <w:i w:val="0"/>
           <w:sz w:val="21"/>
         </w:rPr>
-        <w:t>D. Nhiệt kế.</w:t>
+        <w:t>Nhiệt kế.</w:t>
       </w:r>
     </w:p>
     <w:p>
       <w:pPr>
-        <w:spacing w:before="40" w:after="60" w:line="276" w:lineRule="auto"/>
-        <w:ind w:left="340"/>
+        <w:spacing w:before="60" w:after="20"/>
+        <w:ind w:left="227"/>
       </w:pPr>
       <w:r>
         <w:rPr>
@@ -1734,11 +1974,26 @@
           <w:b/>
           <w:i w:val="0"/>
           <w:color w:val="1565C0"/>
-          <w:sz w:val="20"/>
+          <w:sz w:val="21"/>
+        </w:rPr>
+        <w:t xml:space="preserve">► </w:t>
+      </w:r>
+      <w:r>
+        <w:rPr>
+          <w:rFonts w:ascii="Times New Roman" w:hAnsi="Times New Roman"/>
+          <w:b/>
+          <w:i w:val="0"/>
+          <w:color w:val="1565C0"/>
+          <w:sz w:val="21"/>
         </w:rPr>
         <w:t>Lời giải chi tiết:</w:t>
-        <w:br/>
-      </w:r>
+      </w:r>
+    </w:p>
+    <w:p>
+      <w:pPr>
+        <w:spacing w:before="20" w:after="20"/>
+        <w:ind w:left="454"/>
+      </w:pPr>
       <w:r>
         <w:rPr>
           <w:rFonts w:ascii="Times New Roman" w:hAnsi="Times New Roman"/>
@@ -1770,8 +2025,8 @@
     </w:p>
     <w:p>
       <w:pPr>
-        <w:spacing w:before="20" w:after="40" w:line="276" w:lineRule="auto"/>
-        <w:ind w:left="340"/>
+        <w:spacing w:before="20" w:after="20"/>
+        <w:ind w:left="454"/>
       </w:pPr>
       <w:r>
         <w:rPr>
@@ -1790,94 +2045,656 @@
       <w:r>
         <w:rPr>
           <w:rFonts w:ascii="Times New Roman" w:hAnsi="Times New Roman"/>
-          <w:b/>
-          <w:i w:val="0"/>
-          <w:color w:val="C62828"/>
-          <w:sz w:val="21"/>
-        </w:rPr>
-        <w:t>Câu 8:</w:t>
-      </w:r>
-      <w:r>
-        <w:rPr>
-          <w:rFonts w:ascii="Times New Roman" w:hAnsi="Times New Roman"/>
           <w:b w:val="0"/>
           <w:i w:val="0"/>
           <w:sz w:val="21"/>
         </w:rPr>
-        <w:t xml:space="preserve"> Khi dùng cân đồng hồ để đo khối lượng của một vật, bước đầu tiên cần làm là gì?</w:t>
+        <w:t>Câu 8: Khi dùng cân đồng hồ để đo khối lượng của một vật, bước đầu tiên cần làm là gì?</w:t>
       </w:r>
     </w:p>
     <w:p>
       <w:pPr>
+        <w:spacing w:before="20" w:after="20"/>
+        <w:ind w:left="283"/>
+      </w:pPr>
+      <w:r>
+        <w:rPr>
+          <w:rFonts w:ascii="Times New Roman" w:hAnsi="Times New Roman"/>
+          <w:b/>
+          <w:i w:val="0"/>
+          <w:sz w:val="21"/>
+        </w:rPr>
+        <w:t xml:space="preserve">A. </w:t>
+      </w:r>
+      <w:r>
+        <w:rPr>
+          <w:rFonts w:ascii="Times New Roman" w:hAnsi="Times New Roman"/>
+          <w:b w:val="0"/>
+          <w:i w:val="0"/>
+          <w:sz w:val="21"/>
+        </w:rPr>
+        <w:t>Đặt vật lên đĩa cân.</w:t>
+      </w:r>
+    </w:p>
+    <w:p>
+      <w:pPr>
+        <w:spacing w:before="20" w:after="20"/>
+        <w:ind w:left="283"/>
+      </w:pPr>
+      <w:r>
+        <w:rPr>
+          <w:rFonts w:ascii="Times New Roman" w:hAnsi="Times New Roman"/>
+          <w:b/>
+          <w:i w:val="0"/>
+          <w:sz w:val="21"/>
+        </w:rPr>
+        <w:t xml:space="preserve">B. </w:t>
+      </w:r>
+      <w:r>
+        <w:rPr>
+          <w:rFonts w:ascii="Times New Roman" w:hAnsi="Times New Roman"/>
+          <w:b w:val="0"/>
+          <w:i w:val="0"/>
+          <w:sz w:val="21"/>
+        </w:rPr>
+        <w:t>Ước lượng khối lượng của vật cần cân.</w:t>
+      </w:r>
+    </w:p>
+    <w:p>
+      <w:pPr>
+        <w:spacing w:before="20" w:after="20"/>
+        <w:ind w:left="283"/>
+      </w:pPr>
+      <w:r>
+        <w:rPr>
+          <w:rFonts w:ascii="Times New Roman" w:hAnsi="Times New Roman"/>
+          <w:b/>
+          <w:i w:val="0"/>
+          <w:sz w:val="21"/>
+        </w:rPr>
+        <w:t xml:space="preserve">C. </w:t>
+      </w:r>
+      <w:r>
+        <w:rPr>
+          <w:rFonts w:ascii="Times New Roman" w:hAnsi="Times New Roman"/>
+          <w:b w:val="0"/>
+          <w:i w:val="0"/>
+          <w:sz w:val="21"/>
+        </w:rPr>
+        <w:t>Đọc và ghi kết quả đo.</w:t>
+      </w:r>
+    </w:p>
+    <w:p>
+      <w:pPr>
+        <w:spacing w:before="20" w:after="20"/>
+        <w:ind w:left="283"/>
+      </w:pPr>
+      <w:r>
+        <w:rPr>
+          <w:rFonts w:ascii="Times New Roman" w:hAnsi="Times New Roman"/>
+          <w:b/>
+          <w:i w:val="0"/>
+          <w:sz w:val="21"/>
+        </w:rPr>
+        <w:t xml:space="preserve">D. </w:t>
+      </w:r>
+      <w:r>
+        <w:rPr>
+          <w:rFonts w:ascii="Times New Roman" w:hAnsi="Times New Roman"/>
+          <w:b w:val="0"/>
+          <w:i w:val="0"/>
+          <w:sz w:val="21"/>
+        </w:rPr>
+        <w:t>Chỉnh kim cân đúng vạch số 0.</w:t>
+      </w:r>
+    </w:p>
+    <w:p>
+      <w:pPr>
+        <w:spacing w:before="60" w:after="20"/>
+        <w:ind w:left="227"/>
+      </w:pPr>
+      <w:r>
+        <w:rPr>
+          <w:rFonts w:ascii="Times New Roman" w:hAnsi="Times New Roman"/>
+          <w:b/>
+          <w:i w:val="0"/>
+          <w:color w:val="1565C0"/>
+          <w:sz w:val="21"/>
+        </w:rPr>
+        <w:t xml:space="preserve">► </w:t>
+      </w:r>
+      <w:r>
+        <w:rPr>
+          <w:rFonts w:ascii="Times New Roman" w:hAnsi="Times New Roman"/>
+          <w:b/>
+          <w:i w:val="0"/>
+          <w:color w:val="1565C0"/>
+          <w:sz w:val="21"/>
+        </w:rPr>
+        <w:t>Lời giải chi tiết:</w:t>
+      </w:r>
+    </w:p>
+    <w:p>
+      <w:pPr>
+        <w:spacing w:before="20" w:after="20"/>
+        <w:ind w:left="454"/>
+      </w:pPr>
+      <w:r>
+        <w:rPr>
+          <w:rFonts w:ascii="Times New Roman" w:hAnsi="Times New Roman"/>
+          <w:b w:val="0"/>
+          <w:i w:val="0"/>
+          <w:sz w:val="20"/>
+        </w:rPr>
+        <w:t xml:space="preserve">Đáp án đúng: </w:t>
+      </w:r>
+      <w:r>
+        <w:rPr>
+          <w:rFonts w:ascii="Times New Roman" w:hAnsi="Times New Roman"/>
+          <w:b/>
+          <w:i w:val="0"/>
+          <w:color w:val="C62828"/>
+          <w:sz w:val="20"/>
+        </w:rPr>
+        <w:t>B</w:t>
+      </w:r>
+      <w:r>
+        <w:rPr>
+          <w:rFonts w:ascii="Times New Roman" w:hAnsi="Times New Roman"/>
+          <w:b w:val="0"/>
+          <w:i w:val="0"/>
+          <w:sz w:val="20"/>
+        </w:rPr>
+        <w:t>.</w:t>
+      </w:r>
+    </w:p>
+    <w:p>
+      <w:pPr>
+        <w:spacing w:before="20" w:after="20"/>
+        <w:ind w:left="454"/>
+      </w:pPr>
+      <w:r>
+        <w:rPr>
+          <w:rFonts w:ascii="Times New Roman" w:hAnsi="Times New Roman"/>
+          <w:b w:val="0"/>
+          <w:i w:val="0"/>
+          <w:sz w:val="20"/>
+        </w:rPr>
+        <w:t>Bước đầu tiên trong quy trình đo là ước lượng khối lượng của vật cần cân để lựa chọn cân có GHĐ và ĐCNN phù hợp.</w:t>
+      </w:r>
+    </w:p>
+    <w:p>
+      <w:pPr>
+        <w:spacing w:before="60" w:after="40"/>
+      </w:pPr>
+      <w:r>
+        <w:rPr>
+          <w:rFonts w:ascii="Times New Roman" w:hAnsi="Times New Roman"/>
+          <w:b w:val="0"/>
+          <w:i w:val="0"/>
+          <w:sz w:val="21"/>
+        </w:rPr>
+        <w:t>Câu 9: Đơn vị đo thời gian trong hệ thống đo lường chính thức (SI) của nước ta hiện nay là gì?</w:t>
+      </w:r>
+    </w:p>
+    <w:p>
+      <w:pPr>
         <w:tabs>
-          <w:tab w:pos="283" w:val="left"/>
-          <w:tab w:pos="5216" w:val="left"/>
+          <w:tab w:pos="2551" w:val="left"/>
+          <w:tab w:pos="5102" w:val="left"/>
+          <w:tab w:pos="7654" w:val="left"/>
+        </w:tabs>
+        <w:spacing w:before="20" w:after="40"/>
+      </w:pPr>
+      <w:r>
+        <w:rPr>
+          <w:rFonts w:ascii="Times New Roman" w:hAnsi="Times New Roman"/>
+          <w:b/>
+          <w:i w:val="0"/>
+          <w:sz w:val="21"/>
+        </w:rPr>
+        <w:t xml:space="preserve">A. </w:t>
+      </w:r>
+      <w:r>
+        <w:rPr>
+          <w:rFonts w:ascii="Times New Roman" w:hAnsi="Times New Roman"/>
+          <w:b w:val="0"/>
+          <w:i w:val="0"/>
+          <w:sz w:val="21"/>
+        </w:rPr>
+        <w:t>Giờ.</w:t>
+      </w:r>
+      <w:r>
+        <w:tab/>
+      </w:r>
+      <w:r>
+        <w:rPr>
+          <w:rFonts w:ascii="Times New Roman" w:hAnsi="Times New Roman"/>
+          <w:b/>
+          <w:i w:val="0"/>
+          <w:sz w:val="21"/>
+        </w:rPr>
+        <w:t xml:space="preserve">B. </w:t>
+      </w:r>
+      <w:r>
+        <w:rPr>
+          <w:rFonts w:ascii="Times New Roman" w:hAnsi="Times New Roman"/>
+          <w:b w:val="0"/>
+          <w:i w:val="0"/>
+          <w:sz w:val="21"/>
+        </w:rPr>
+        <w:t>Phút.</w:t>
+      </w:r>
+      <w:r>
+        <w:tab/>
+      </w:r>
+      <w:r>
+        <w:rPr>
+          <w:rFonts w:ascii="Times New Roman" w:hAnsi="Times New Roman"/>
+          <w:b/>
+          <w:i w:val="0"/>
+          <w:sz w:val="21"/>
+        </w:rPr>
+        <w:t xml:space="preserve">C. </w:t>
+      </w:r>
+      <w:r>
+        <w:rPr>
+          <w:rFonts w:ascii="Times New Roman" w:hAnsi="Times New Roman"/>
+          <w:b w:val="0"/>
+          <w:i w:val="0"/>
+          <w:sz w:val="21"/>
+        </w:rPr>
+        <w:t>Giây (s).</w:t>
+      </w:r>
+      <w:r>
+        <w:tab/>
+      </w:r>
+      <w:r>
+        <w:rPr>
+          <w:rFonts w:ascii="Times New Roman" w:hAnsi="Times New Roman"/>
+          <w:b/>
+          <w:i w:val="0"/>
+          <w:sz w:val="21"/>
+        </w:rPr>
+        <w:t xml:space="preserve">D. </w:t>
+      </w:r>
+      <w:r>
+        <w:rPr>
+          <w:rFonts w:ascii="Times New Roman" w:hAnsi="Times New Roman"/>
+          <w:b w:val="0"/>
+          <w:i w:val="0"/>
+          <w:sz w:val="21"/>
+        </w:rPr>
+        <w:t>Ngày.</w:t>
+      </w:r>
+    </w:p>
+    <w:p>
+      <w:pPr>
+        <w:spacing w:before="60" w:after="20"/>
+        <w:ind w:left="227"/>
+      </w:pPr>
+      <w:r>
+        <w:rPr>
+          <w:rFonts w:ascii="Times New Roman" w:hAnsi="Times New Roman"/>
+          <w:b/>
+          <w:i w:val="0"/>
+          <w:color w:val="1565C0"/>
+          <w:sz w:val="21"/>
+        </w:rPr>
+        <w:t xml:space="preserve">► </w:t>
+      </w:r>
+      <w:r>
+        <w:rPr>
+          <w:rFonts w:ascii="Times New Roman" w:hAnsi="Times New Roman"/>
+          <w:b/>
+          <w:i w:val="0"/>
+          <w:color w:val="1565C0"/>
+          <w:sz w:val="21"/>
+        </w:rPr>
+        <w:t>Lời giải chi tiết:</w:t>
+      </w:r>
+    </w:p>
+    <w:p>
+      <w:pPr>
+        <w:spacing w:before="20" w:after="20"/>
+        <w:ind w:left="454"/>
+      </w:pPr>
+      <w:r>
+        <w:rPr>
+          <w:rFonts w:ascii="Times New Roman" w:hAnsi="Times New Roman"/>
+          <w:b w:val="0"/>
+          <w:i w:val="0"/>
+          <w:sz w:val="20"/>
+        </w:rPr>
+        <w:t xml:space="preserve">Đáp án đúng: </w:t>
+      </w:r>
+      <w:r>
+        <w:rPr>
+          <w:rFonts w:ascii="Times New Roman" w:hAnsi="Times New Roman"/>
+          <w:b/>
+          <w:i w:val="0"/>
+          <w:color w:val="C62828"/>
+          <w:sz w:val="20"/>
+        </w:rPr>
+        <w:t>C</w:t>
+      </w:r>
+      <w:r>
+        <w:rPr>
+          <w:rFonts w:ascii="Times New Roman" w:hAnsi="Times New Roman"/>
+          <w:b w:val="0"/>
+          <w:i w:val="0"/>
+          <w:sz w:val="20"/>
+        </w:rPr>
+        <w:t>.</w:t>
+      </w:r>
+    </w:p>
+    <w:p>
+      <w:pPr>
+        <w:spacing w:before="20" w:after="20"/>
+        <w:ind w:left="454"/>
+      </w:pPr>
+      <w:r>
+        <w:rPr>
+          <w:rFonts w:ascii="Times New Roman" w:hAnsi="Times New Roman"/>
+          <w:b w:val="0"/>
+          <w:i w:val="0"/>
+          <w:sz w:val="20"/>
+        </w:rPr>
+        <w:t>Trong hệ SI và hệ thống đo lường hợp pháp của nước ta, đơn vị cơ bản đo thời gian là giây (kí hiệu: s).</w:t>
+      </w:r>
+    </w:p>
+    <w:p>
+      <w:pPr>
+        <w:spacing w:before="60" w:after="40"/>
+      </w:pPr>
+      <w:r>
+        <w:rPr>
+          <w:rFonts w:ascii="Times New Roman" w:hAnsi="Times New Roman"/>
+          <w:b w:val="0"/>
+          <w:i w:val="0"/>
+          <w:sz w:val="21"/>
+        </w:rPr>
+        <w:t>Câu 10: Dụng cụ thông dụng nhất dùng để đo thời gian là:</w:t>
+      </w:r>
+    </w:p>
+    <w:p>
+      <w:pPr>
+        <w:tabs>
+          <w:tab w:pos="2551" w:val="left"/>
+          <w:tab w:pos="5102" w:val="left"/>
+          <w:tab w:pos="7654" w:val="left"/>
+        </w:tabs>
+        <w:spacing w:before="20" w:after="40"/>
+      </w:pPr>
+      <w:r>
+        <w:rPr>
+          <w:rFonts w:ascii="Times New Roman" w:hAnsi="Times New Roman"/>
+          <w:b/>
+          <w:i w:val="0"/>
+          <w:sz w:val="21"/>
+        </w:rPr>
+        <w:t xml:space="preserve">A. </w:t>
+      </w:r>
+      <w:r>
+        <w:rPr>
+          <w:rFonts w:ascii="Times New Roman" w:hAnsi="Times New Roman"/>
+          <w:b w:val="0"/>
+          <w:i w:val="0"/>
+          <w:sz w:val="21"/>
+        </w:rPr>
+        <w:t>Thước thẳng.</w:t>
+      </w:r>
+      <w:r>
+        <w:tab/>
+      </w:r>
+      <w:r>
+        <w:rPr>
+          <w:rFonts w:ascii="Times New Roman" w:hAnsi="Times New Roman"/>
+          <w:b/>
+          <w:i w:val="0"/>
+          <w:sz w:val="21"/>
+        </w:rPr>
+        <w:t xml:space="preserve">B. </w:t>
+      </w:r>
+      <w:r>
+        <w:rPr>
+          <w:rFonts w:ascii="Times New Roman" w:hAnsi="Times New Roman"/>
+          <w:b w:val="0"/>
+          <w:i w:val="0"/>
+          <w:sz w:val="21"/>
+        </w:rPr>
+        <w:t>Cân.</w:t>
+      </w:r>
+      <w:r>
+        <w:tab/>
+      </w:r>
+      <w:r>
+        <w:rPr>
+          <w:rFonts w:ascii="Times New Roman" w:hAnsi="Times New Roman"/>
+          <w:b/>
+          <w:i w:val="0"/>
+          <w:sz w:val="21"/>
+        </w:rPr>
+        <w:t xml:space="preserve">C. </w:t>
+      </w:r>
+      <w:r>
+        <w:rPr>
+          <w:rFonts w:ascii="Times New Roman" w:hAnsi="Times New Roman"/>
+          <w:b w:val="0"/>
+          <w:i w:val="0"/>
+          <w:sz w:val="21"/>
+        </w:rPr>
+        <w:t>Đồng hồ.</w:t>
+      </w:r>
+      <w:r>
+        <w:tab/>
+      </w:r>
+      <w:r>
+        <w:rPr>
+          <w:rFonts w:ascii="Times New Roman" w:hAnsi="Times New Roman"/>
+          <w:b/>
+          <w:i w:val="0"/>
+          <w:sz w:val="21"/>
+        </w:rPr>
+        <w:t xml:space="preserve">D. </w:t>
+      </w:r>
+      <w:r>
+        <w:rPr>
+          <w:rFonts w:ascii="Times New Roman" w:hAnsi="Times New Roman"/>
+          <w:b w:val="0"/>
+          <w:i w:val="0"/>
+          <w:sz w:val="21"/>
+        </w:rPr>
+        <w:t>Nhiệt kế.</w:t>
+      </w:r>
+    </w:p>
+    <w:p>
+      <w:pPr>
+        <w:spacing w:before="60" w:after="20"/>
+        <w:ind w:left="227"/>
+      </w:pPr>
+      <w:r>
+        <w:rPr>
+          <w:rFonts w:ascii="Times New Roman" w:hAnsi="Times New Roman"/>
+          <w:b/>
+          <w:i w:val="0"/>
+          <w:color w:val="1565C0"/>
+          <w:sz w:val="21"/>
+        </w:rPr>
+        <w:t xml:space="preserve">► </w:t>
+      </w:r>
+      <w:r>
+        <w:rPr>
+          <w:rFonts w:ascii="Times New Roman" w:hAnsi="Times New Roman"/>
+          <w:b/>
+          <w:i w:val="0"/>
+          <w:color w:val="1565C0"/>
+          <w:sz w:val="21"/>
+        </w:rPr>
+        <w:t>Lời giải chi tiết:</w:t>
+      </w:r>
+    </w:p>
+    <w:p>
+      <w:pPr>
+        <w:spacing w:before="20" w:after="20"/>
+        <w:ind w:left="454"/>
+      </w:pPr>
+      <w:r>
+        <w:rPr>
+          <w:rFonts w:ascii="Times New Roman" w:hAnsi="Times New Roman"/>
+          <w:b w:val="0"/>
+          <w:i w:val="0"/>
+          <w:sz w:val="20"/>
+        </w:rPr>
+        <w:t xml:space="preserve">Đáp án đúng: </w:t>
+      </w:r>
+      <w:r>
+        <w:rPr>
+          <w:rFonts w:ascii="Times New Roman" w:hAnsi="Times New Roman"/>
+          <w:b/>
+          <w:i w:val="0"/>
+          <w:color w:val="C62828"/>
+          <w:sz w:val="20"/>
+        </w:rPr>
+        <w:t>C</w:t>
+      </w:r>
+      <w:r>
+        <w:rPr>
+          <w:rFonts w:ascii="Times New Roman" w:hAnsi="Times New Roman"/>
+          <w:b w:val="0"/>
+          <w:i w:val="0"/>
+          <w:sz w:val="20"/>
+        </w:rPr>
+        <w:t>.</w:t>
+      </w:r>
+    </w:p>
+    <w:p>
+      <w:pPr>
+        <w:spacing w:before="20" w:after="20"/>
+        <w:ind w:left="454"/>
+      </w:pPr>
+      <w:r>
+        <w:rPr>
+          <w:rFonts w:ascii="Times New Roman" w:hAnsi="Times New Roman"/>
+          <w:b w:val="0"/>
+          <w:i w:val="0"/>
+          <w:sz w:val="20"/>
+        </w:rPr>
+        <w:t>Đồng hồ là dụng cụ thông dụng và phổ biến nhất dùng để đo khoảng thời gian và thời điểm.</w:t>
+      </w:r>
+    </w:p>
+    <w:p>
+      <w:pPr>
+        <w:spacing w:before="60" w:after="40"/>
+      </w:pPr>
+      <w:r>
+        <w:rPr>
+          <w:rFonts w:ascii="Times New Roman" w:hAnsi="Times New Roman"/>
+          <w:b w:val="0"/>
+          <w:i w:val="0"/>
+          <w:sz w:val="21"/>
+        </w:rPr>
+        <w:t>Câu 11: Trong các đồng hồ sau đây, loại đồng hồ nào thường dùng để đo thời gian trong các cuộc thi đấu thể thao (như chạy 100m, 200m)?</w:t>
+      </w:r>
+    </w:p>
+    <w:p>
+      <w:pPr>
+        <w:tabs>
+          <w:tab w:pos="5102" w:val="left"/>
         </w:tabs>
         <w:spacing w:before="20" w:after="20"/>
       </w:pPr>
       <w:r>
+        <w:rPr>
+          <w:rFonts w:ascii="Times New Roman" w:hAnsi="Times New Roman"/>
+          <w:b/>
+          <w:i w:val="0"/>
+          <w:sz w:val="21"/>
+        </w:rPr>
+        <w:t xml:space="preserve">A. </w:t>
+      </w:r>
+      <w:r>
+        <w:rPr>
+          <w:rFonts w:ascii="Times New Roman" w:hAnsi="Times New Roman"/>
+          <w:b w:val="0"/>
+          <w:i w:val="0"/>
+          <w:sz w:val="21"/>
+        </w:rPr>
+        <w:t>Đồng hồ cát.</w:t>
+      </w:r>
+      <w:r>
         <w:tab/>
       </w:r>
       <w:r>
         <w:rPr>
           <w:rFonts w:ascii="Times New Roman" w:hAnsi="Times New Roman"/>
+          <w:b/>
+          <w:i w:val="0"/>
+          <w:sz w:val="21"/>
+        </w:rPr>
+        <w:t xml:space="preserve">B. </w:t>
+      </w:r>
+      <w:r>
+        <w:rPr>
+          <w:rFonts w:ascii="Times New Roman" w:hAnsi="Times New Roman"/>
           <w:b w:val="0"/>
           <w:i w:val="0"/>
           <w:sz w:val="21"/>
         </w:rPr>
-        <w:t>A. Đặt vật lên đĩa cân.</w:t>
-      </w:r>
-      <w:r>
-        <w:tab/>
-      </w:r>
-      <w:r>
-        <w:rPr>
-          <w:rFonts w:ascii="Times New Roman" w:hAnsi="Times New Roman"/>
-          <w:b/>
-          <w:i w:val="0"/>
-          <w:color w:val="C62828"/>
-          <w:sz w:val="21"/>
-        </w:rPr>
-        <w:t>B. Ước lượng khối lượng của vật cần cân.</w:t>
+        <w:t>Đồng hồ bấm giây.</w:t>
       </w:r>
     </w:p>
     <w:p>
       <w:pPr>
         <w:tabs>
-          <w:tab w:pos="283" w:val="left"/>
-          <w:tab w:pos="5216" w:val="left"/>
+          <w:tab w:pos="5102" w:val="left"/>
         </w:tabs>
         <w:spacing w:before="20" w:after="40"/>
       </w:pPr>
       <w:r>
+        <w:rPr>
+          <w:rFonts w:ascii="Times New Roman" w:hAnsi="Times New Roman"/>
+          <w:b/>
+          <w:i w:val="0"/>
+          <w:sz w:val="21"/>
+        </w:rPr>
+        <w:t xml:space="preserve">C. </w:t>
+      </w:r>
+      <w:r>
+        <w:rPr>
+          <w:rFonts w:ascii="Times New Roman" w:hAnsi="Times New Roman"/>
+          <w:b w:val="0"/>
+          <w:i w:val="0"/>
+          <w:sz w:val="21"/>
+        </w:rPr>
+        <w:t>Đồng hồ treo tường.</w:t>
+      </w:r>
+      <w:r>
         <w:tab/>
       </w:r>
       <w:r>
         <w:rPr>
           <w:rFonts w:ascii="Times New Roman" w:hAnsi="Times New Roman"/>
+          <w:b/>
+          <w:i w:val="0"/>
+          <w:sz w:val="21"/>
+        </w:rPr>
+        <w:t xml:space="preserve">D. </w:t>
+      </w:r>
+      <w:r>
+        <w:rPr>
+          <w:rFonts w:ascii="Times New Roman" w:hAnsi="Times New Roman"/>
           <w:b w:val="0"/>
           <w:i w:val="0"/>
           <w:sz w:val="21"/>
         </w:rPr>
-        <w:t>C. Đọc và ghi kết quả đo.</w:t>
-      </w:r>
-      <w:r>
-        <w:tab/>
-      </w:r>
-      <w:r>
-        <w:rPr>
-          <w:rFonts w:ascii="Times New Roman" w:hAnsi="Times New Roman"/>
-          <w:b w:val="0"/>
-          <w:i w:val="0"/>
-          <w:sz w:val="21"/>
-        </w:rPr>
-        <w:t>D. Chỉnh kim cân đúng vạch số 0.</w:t>
+        <w:t>Đồng hồ để bàn.</w:t>
       </w:r>
     </w:p>
     <w:p>
       <w:pPr>
-        <w:spacing w:before="40" w:after="60" w:line="276" w:lineRule="auto"/>
-        <w:ind w:left="340"/>
+        <w:spacing w:before="60" w:after="20"/>
+        <w:ind w:left="227"/>
       </w:pPr>
       <w:r>
         <w:rPr>
@@ -1885,11 +2702,26 @@
           <w:b/>
           <w:i w:val="0"/>
           <w:color w:val="1565C0"/>
-          <w:sz w:val="20"/>
+          <w:sz w:val="21"/>
+        </w:rPr>
+        <w:t xml:space="preserve">► </w:t>
+      </w:r>
+      <w:r>
+        <w:rPr>
+          <w:rFonts w:ascii="Times New Roman" w:hAnsi="Times New Roman"/>
+          <w:b/>
+          <w:i w:val="0"/>
+          <w:color w:val="1565C0"/>
+          <w:sz w:val="21"/>
         </w:rPr>
         <w:t>Lời giải chi tiết:</w:t>
-        <w:br/>
-      </w:r>
+      </w:r>
+    </w:p>
+    <w:p>
+      <w:pPr>
+        <w:spacing w:before="20" w:after="20"/>
+        <w:ind w:left="454"/>
+      </w:pPr>
       <w:r>
         <w:rPr>
           <w:rFonts w:ascii="Times New Roman" w:hAnsi="Times New Roman"/>
@@ -1921,8 +2753,8 @@
     </w:p>
     <w:p>
       <w:pPr>
-        <w:spacing w:before="20" w:after="40" w:line="276" w:lineRule="auto"/>
-        <w:ind w:left="340"/>
+        <w:spacing w:before="20" w:after="20"/>
+        <w:ind w:left="454"/>
       </w:pPr>
       <w:r>
         <w:rPr>
@@ -1931,157 +2763,101 @@
           <w:i w:val="0"/>
           <w:sz w:val="20"/>
         </w:rPr>
-        <w:t>Bước đầu tiên trong quy trình đo là ước lượng khối lượng của vật cần cân để lựa chọn cân có GHĐ và ĐCNN phù hợp.</w:t>
+        <w:t>Đồng hồ bấm giây có độ chính xác cao và khả năng bấm bắt đầu/dừng tức thì, rất phù hợp để đo thời gian các nội dung thi đấu thể thao.</w:t>
       </w:r>
     </w:p>
     <w:p>
       <w:pPr>
-        <w:spacing w:before="60" w:after="40"/>
+        <w:spacing w:before="120" w:after="40"/>
       </w:pPr>
       <w:r>
         <w:rPr>
           <w:rFonts w:ascii="Times New Roman" w:hAnsi="Times New Roman"/>
           <w:b/>
           <w:i w:val="0"/>
-          <w:color w:val="C62828"/>
-          <w:sz w:val="21"/>
-        </w:rPr>
-        <w:t>Câu 9:</w:t>
-      </w:r>
-      <w:r>
-        <w:rPr>
-          <w:rFonts w:ascii="Times New Roman" w:hAnsi="Times New Roman"/>
-          <w:b w:val="0"/>
-          <w:i w:val="0"/>
-          <w:sz w:val="21"/>
-        </w:rPr>
-        <w:t xml:space="preserve"> Đơn vị đo thời gian trong hệ thống đo lường chính thức (SI) của nước ta hiện nay là gì?</w:t>
+          <w:color w:val="2E7D32"/>
+          <w:sz w:val="23"/>
+        </w:rPr>
+        <w:t>III. TRẮC NGHIỆM TRẢ LỜI NGẮN</w:t>
       </w:r>
     </w:p>
     <w:p>
       <w:pPr>
-        <w:tabs>
-          <w:tab w:pos="283" w:val="left"/>
-          <w:tab w:pos="2835" w:val="left"/>
-          <w:tab w:pos="5386" w:val="left"/>
-          <w:tab w:pos="7937" w:val="left"/>
-        </w:tabs>
-        <w:spacing w:before="20" w:after="40"/>
-      </w:pPr>
-      <w:r>
-        <w:tab/>
-      </w:r>
+        <w:spacing w:before="0" w:after="80"/>
+      </w:pPr>
       <w:r>
         <w:rPr>
           <w:rFonts w:ascii="Times New Roman" w:hAnsi="Times New Roman"/>
           <w:b w:val="0"/>
-          <w:i w:val="0"/>
-          <w:sz w:val="21"/>
-        </w:rPr>
-        <w:t>A. Giờ.</w:t>
-      </w:r>
-      <w:r>
-        <w:tab/>
-      </w:r>
-      <w:r>
-        <w:rPr>
-          <w:rFonts w:ascii="Times New Roman" w:hAnsi="Times New Roman"/>
-          <w:b w:val="0"/>
-          <w:i w:val="0"/>
-          <w:sz w:val="21"/>
-        </w:rPr>
-        <w:t>B. Phút.</w:t>
-      </w:r>
-      <w:r>
-        <w:tab/>
-      </w:r>
-      <w:r>
-        <w:rPr>
-          <w:rFonts w:ascii="Times New Roman" w:hAnsi="Times New Roman"/>
-          <w:b/>
-          <w:i w:val="0"/>
-          <w:color w:val="C62828"/>
-          <w:sz w:val="21"/>
-        </w:rPr>
-        <w:t>C. Giây (s).</w:t>
-      </w:r>
-      <w:r>
-        <w:tab/>
-      </w:r>
-      <w:r>
-        <w:rPr>
-          <w:rFonts w:ascii="Times New Roman" w:hAnsi="Times New Roman"/>
-          <w:b w:val="0"/>
-          <w:i w:val="0"/>
-          <w:sz w:val="21"/>
-        </w:rPr>
-        <w:t>D. Ngày.</w:t>
+          <w:i/>
+          <w:sz w:val="21"/>
+        </w:rPr>
+        <w:t>Học sinh tính toán và viết câu trả lời ngắn gọn vào chỗ trống:</w:t>
       </w:r>
     </w:p>
     <w:p>
       <w:pPr>
-        <w:spacing w:before="40" w:after="60" w:line="276" w:lineRule="auto"/>
-        <w:ind w:left="340"/>
+        <w:spacing w:before="80" w:after="40"/>
       </w:pPr>
       <w:r>
         <w:rPr>
           <w:rFonts w:ascii="Times New Roman" w:hAnsi="Times New Roman"/>
           <w:b/>
           <w:i w:val="0"/>
-          <w:color w:val="1565C0"/>
-          <w:sz w:val="20"/>
-        </w:rPr>
-        <w:t>Lời giải chi tiết:</w:t>
-        <w:br/>
+          <w:sz w:val="21"/>
+        </w:rPr>
+        <w:t xml:space="preserve">Câu 1. </w:t>
       </w:r>
       <w:r>
         <w:rPr>
           <w:rFonts w:ascii="Times New Roman" w:hAnsi="Times New Roman"/>
           <w:b w:val="0"/>
           <w:i w:val="0"/>
-          <w:sz w:val="20"/>
-        </w:rPr>
-        <w:t xml:space="preserve">Đáp án đúng: </w:t>
-      </w:r>
-      <w:r>
-        <w:rPr>
-          <w:rFonts w:ascii="Times New Roman" w:hAnsi="Times New Roman"/>
-          <w:b/>
-          <w:i w:val="0"/>
-          <w:color w:val="C62828"/>
-          <w:sz w:val="20"/>
-        </w:rPr>
-        <w:t>C</w:t>
-      </w:r>
-      <w:r>
-        <w:rPr>
-          <w:rFonts w:ascii="Times New Roman" w:hAnsi="Times New Roman"/>
-          <w:b w:val="0"/>
-          <w:i w:val="0"/>
-          <w:sz w:val="20"/>
-        </w:rPr>
-        <w:t>.</w:t>
+          <w:sz w:val="21"/>
+        </w:rPr>
+        <w:t>Một thước thẳng có vạch chia bắt đầu từ số 0 cm và kết thúc ở số 30 cm. Giữa hai vạch số 0 và số 1 cm được chia thành 5 khoảng bằng nhau.</w:t>
       </w:r>
     </w:p>
     <w:p>
       <w:pPr>
-        <w:spacing w:before="20" w:after="40" w:line="276" w:lineRule="auto"/>
-        <w:ind w:left="340"/>
-      </w:pPr>
+        <w:spacing w:before="40" w:after="20"/>
+        <w:ind w:left="227"/>
+      </w:pPr>
+      <w:r>
+        <w:rPr>
+          <w:rFonts w:ascii="Times New Roman" w:hAnsi="Times New Roman"/>
+          <w:b/>
+          <w:i w:val="0"/>
+          <w:color w:val="C62828"/>
+          <w:sz w:val="21"/>
+        </w:rPr>
+        <w:t>a)</w:t>
+      </w:r>
       <w:r>
         <w:rPr>
           <w:rFonts w:ascii="Times New Roman" w:hAnsi="Times New Roman"/>
           <w:b w:val="0"/>
           <w:i w:val="0"/>
-          <w:sz w:val="20"/>
-        </w:rPr>
-        <w:t>Trong hệ SI và hệ thống đo lường hợp pháp của nước ta, đơn vị cơ bản đo thời gian là giây (kí hiệu: s).</w:t>
+          <w:sz w:val="21"/>
+        </w:rPr>
+        <w:t xml:space="preserve"> Độ chia nhỏ nhất (ĐCNN) của thước này là bao nhiêu mi-li-mét?</w:t>
       </w:r>
     </w:p>
     <w:p>
       <w:pPr>
-        <w:spacing w:before="60" w:after="40"/>
-      </w:pPr>
+        <w:spacing w:before="20" w:after="40"/>
+        <w:ind w:left="454"/>
+      </w:pPr>
+      <w:r>
+        <w:rPr>
+          <w:rFonts w:ascii="Times New Roman" w:hAnsi="Times New Roman"/>
+          <w:b w:val="0"/>
+          <w:i w:val="0"/>
+          <w:color w:val="C62828"/>
+          <w:sz w:val="21"/>
+        </w:rPr>
+        <w:t xml:space="preserve">➔ </w:t>
+      </w:r>
       <w:r>
         <w:rPr>
           <w:rFonts w:ascii="Times New Roman" w:hAnsi="Times New Roman"/>
@@ -2090,142 +2866,100 @@
           <w:color w:val="C62828"/>
           <w:sz w:val="21"/>
         </w:rPr>
-        <w:t>Câu 10:</w:t>
+        <w:t>Đáp số:</w:t>
       </w:r>
       <w:r>
         <w:rPr>
           <w:rFonts w:ascii="Times New Roman" w:hAnsi="Times New Roman"/>
           <w:b w:val="0"/>
           <w:i w:val="0"/>
-          <w:sz w:val="21"/>
-        </w:rPr>
-        <w:t xml:space="preserve"> Dụng cụ thông dụng nhất dùng để đo thời gian là:</w:t>
+          <w:color w:val="C62828"/>
+          <w:sz w:val="21"/>
+        </w:rPr>
+        <w:t xml:space="preserve"> 2 mm</w:t>
       </w:r>
     </w:p>
     <w:p>
       <w:pPr>
-        <w:tabs>
-          <w:tab w:pos="283" w:val="left"/>
-          <w:tab w:pos="2835" w:val="left"/>
-          <w:tab w:pos="5386" w:val="left"/>
-          <w:tab w:pos="7937" w:val="left"/>
-        </w:tabs>
-        <w:spacing w:before="20" w:after="40"/>
-      </w:pPr>
-      <w:r>
-        <w:tab/>
-      </w:r>
-      <w:r>
-        <w:rPr>
-          <w:rFonts w:ascii="Times New Roman" w:hAnsi="Times New Roman"/>
-          <w:b w:val="0"/>
-          <w:i w:val="0"/>
-          <w:sz w:val="21"/>
-        </w:rPr>
-        <w:t>A. Thước thẳng.</w:t>
-      </w:r>
-      <w:r>
-        <w:tab/>
-      </w:r>
-      <w:r>
-        <w:rPr>
-          <w:rFonts w:ascii="Times New Roman" w:hAnsi="Times New Roman"/>
-          <w:b w:val="0"/>
-          <w:i w:val="0"/>
-          <w:sz w:val="21"/>
-        </w:rPr>
-        <w:t>B. Cân.</w:t>
-      </w:r>
-      <w:r>
-        <w:tab/>
-      </w:r>
+        <w:spacing w:before="60" w:after="20"/>
+        <w:ind w:left="227"/>
+      </w:pPr>
       <w:r>
         <w:rPr>
           <w:rFonts w:ascii="Times New Roman" w:hAnsi="Times New Roman"/>
           <w:b/>
           <w:i w:val="0"/>
-          <w:color w:val="C62828"/>
-          <w:sz w:val="21"/>
-        </w:rPr>
-        <w:t>C. Đồng hồ.</w:t>
-      </w:r>
-      <w:r>
-        <w:tab/>
-      </w:r>
-      <w:r>
-        <w:rPr>
-          <w:rFonts w:ascii="Times New Roman" w:hAnsi="Times New Roman"/>
-          <w:b w:val="0"/>
-          <w:i w:val="0"/>
-          <w:sz w:val="21"/>
-        </w:rPr>
-        <w:t>D. Nhiệt kế.</w:t>
+          <w:color w:val="1565C0"/>
+          <w:sz w:val="21"/>
+        </w:rPr>
+        <w:t xml:space="preserve">► </w:t>
+      </w:r>
+      <w:r>
+        <w:rPr>
+          <w:rFonts w:ascii="Times New Roman" w:hAnsi="Times New Roman"/>
+          <w:b/>
+          <w:i w:val="0"/>
+          <w:color w:val="1565C0"/>
+          <w:sz w:val="21"/>
+        </w:rPr>
+        <w:t>Lời giải chi tiết:</w:t>
       </w:r>
     </w:p>
     <w:p>
       <w:pPr>
-        <w:spacing w:before="40" w:after="60" w:line="276" w:lineRule="auto"/>
-        <w:ind w:left="340"/>
-      </w:pPr>
-      <w:r>
-        <w:rPr>
-          <w:rFonts w:ascii="Times New Roman" w:hAnsi="Times New Roman"/>
-          <w:b/>
-          <w:i w:val="0"/>
-          <w:color w:val="1565C0"/>
+        <w:spacing w:before="20" w:after="20"/>
+        <w:ind w:left="454"/>
+      </w:pPr>
+      <w:r>
+        <w:rPr>
+          <w:rFonts w:ascii="Times New Roman" w:hAnsi="Times New Roman"/>
+          <w:b w:val="0"/>
+          <w:i w:val="0"/>
           <w:sz w:val="20"/>
         </w:rPr>
-        <w:t>Lời giải chi tiết:</w:t>
-        <w:br/>
-      </w:r>
-      <w:r>
-        <w:rPr>
-          <w:rFonts w:ascii="Times New Roman" w:hAnsi="Times New Roman"/>
-          <w:b w:val="0"/>
-          <w:i w:val="0"/>
-          <w:sz w:val="20"/>
-        </w:rPr>
-        <w:t xml:space="preserve">Đáp án đúng: </w:t>
-      </w:r>
-      <w:r>
-        <w:rPr>
-          <w:rFonts w:ascii="Times New Roman" w:hAnsi="Times New Roman"/>
-          <w:b/>
-          <w:i w:val="0"/>
-          <w:color w:val="C62828"/>
-          <w:sz w:val="20"/>
-        </w:rPr>
-        <w:t>C</w:t>
-      </w:r>
-      <w:r>
-        <w:rPr>
-          <w:rFonts w:ascii="Times New Roman" w:hAnsi="Times New Roman"/>
-          <w:b w:val="0"/>
-          <w:i w:val="0"/>
-          <w:sz w:val="20"/>
-        </w:rPr>
-        <w:t>.</w:t>
+        <w:t>Khoảng cách giữa 0 cm và 1 cm là 1 cm = 10 mm. Khoảng cách này được chia thành 5 khoảng đều nhau, do đó: ĐCNN = 10 mm / 5 = 2 mm (tương ứng 0,2 cm).</w:t>
       </w:r>
     </w:p>
     <w:p>
       <w:pPr>
-        <w:spacing w:before="20" w:after="40" w:line="276" w:lineRule="auto"/>
-        <w:ind w:left="340"/>
-      </w:pPr>
+        <w:spacing w:before="40" w:after="20"/>
+        <w:ind w:left="227"/>
+      </w:pPr>
+      <w:r>
+        <w:rPr>
+          <w:rFonts w:ascii="Times New Roman" w:hAnsi="Times New Roman"/>
+          <w:b/>
+          <w:i w:val="0"/>
+          <w:color w:val="C62828"/>
+          <w:sz w:val="21"/>
+        </w:rPr>
+        <w:t>b)</w:t>
+      </w:r>
       <w:r>
         <w:rPr>
           <w:rFonts w:ascii="Times New Roman" w:hAnsi="Times New Roman"/>
           <w:b w:val="0"/>
           <w:i w:val="0"/>
-          <w:sz w:val="20"/>
-        </w:rPr>
-        <w:t>Đồng hồ là dụng cụ thông dụng và phổ biến nhất dùng để đo khoảng thời gian và thời điểm.</w:t>
+          <w:sz w:val="21"/>
+        </w:rPr>
+        <w:t xml:space="preserve"> Giới hạn đo (GHĐ) của cây thước này là bao nhiêu mét?</w:t>
       </w:r>
     </w:p>
     <w:p>
       <w:pPr>
-        <w:spacing w:before="60" w:after="40"/>
-      </w:pPr>
+        <w:spacing w:before="20" w:after="40"/>
+        <w:ind w:left="454"/>
+      </w:pPr>
+      <w:r>
+        <w:rPr>
+          <w:rFonts w:ascii="Times New Roman" w:hAnsi="Times New Roman"/>
+          <w:b w:val="0"/>
+          <w:i w:val="0"/>
+          <w:color w:val="C62828"/>
+          <w:sz w:val="21"/>
+        </w:rPr>
+        <w:t xml:space="preserve">➔ </w:t>
+      </w:r>
       <w:r>
         <w:rPr>
           <w:rFonts w:ascii="Times New Roman" w:hAnsi="Times New Roman"/>
@@ -2234,148 +2968,125 @@
           <w:color w:val="C62828"/>
           <w:sz w:val="21"/>
         </w:rPr>
-        <w:t>Câu 11:</w:t>
+        <w:t>Đáp số:</w:t>
       </w:r>
       <w:r>
         <w:rPr>
           <w:rFonts w:ascii="Times New Roman" w:hAnsi="Times New Roman"/>
           <w:b w:val="0"/>
           <w:i w:val="0"/>
-          <w:sz w:val="21"/>
-        </w:rPr>
-        <w:t xml:space="preserve"> Trong các đồng hồ sau đây, loại đồng hồ nào thường dùng để đo thời gian trong các cuộc thi đấu thể thao (như chạy 100m, 200m)?</w:t>
+          <w:color w:val="C62828"/>
+          <w:sz w:val="21"/>
+        </w:rPr>
+        <w:t xml:space="preserve"> 0,3 m</w:t>
       </w:r>
     </w:p>
     <w:p>
       <w:pPr>
-        <w:tabs>
-          <w:tab w:pos="283" w:val="left"/>
-          <w:tab w:pos="5216" w:val="left"/>
-        </w:tabs>
-        <w:spacing w:before="20" w:after="20"/>
-      </w:pPr>
-      <w:r>
-        <w:tab/>
-      </w:r>
-      <w:r>
-        <w:rPr>
-          <w:rFonts w:ascii="Times New Roman" w:hAnsi="Times New Roman"/>
-          <w:b w:val="0"/>
-          <w:i w:val="0"/>
-          <w:sz w:val="21"/>
-        </w:rPr>
-        <w:t>A. Đồng hồ cát.</w:t>
-      </w:r>
-      <w:r>
-        <w:tab/>
-      </w:r>
+        <w:spacing w:before="60" w:after="20"/>
+        <w:ind w:left="227"/>
+      </w:pPr>
       <w:r>
         <w:rPr>
           <w:rFonts w:ascii="Times New Roman" w:hAnsi="Times New Roman"/>
           <w:b/>
           <w:i w:val="0"/>
-          <w:color w:val="C62828"/>
-          <w:sz w:val="21"/>
-        </w:rPr>
-        <w:t>B. Đồng hồ bấm giây.</w:t>
+          <w:color w:val="1565C0"/>
+          <w:sz w:val="21"/>
+        </w:rPr>
+        <w:t xml:space="preserve">► </w:t>
+      </w:r>
+      <w:r>
+        <w:rPr>
+          <w:rFonts w:ascii="Times New Roman" w:hAnsi="Times New Roman"/>
+          <w:b/>
+          <w:i w:val="0"/>
+          <w:color w:val="1565C0"/>
+          <w:sz w:val="21"/>
+        </w:rPr>
+        <w:t>Lời giải chi tiết:</w:t>
       </w:r>
     </w:p>
     <w:p>
       <w:pPr>
-        <w:tabs>
-          <w:tab w:pos="283" w:val="left"/>
-          <w:tab w:pos="5216" w:val="left"/>
-        </w:tabs>
-        <w:spacing w:before="20" w:after="40"/>
-      </w:pPr>
-      <w:r>
-        <w:tab/>
-      </w:r>
+        <w:spacing w:before="20" w:after="20"/>
+        <w:ind w:left="454"/>
+      </w:pPr>
       <w:r>
         <w:rPr>
           <w:rFonts w:ascii="Times New Roman" w:hAnsi="Times New Roman"/>
           <w:b w:val="0"/>
           <w:i w:val="0"/>
-          <w:sz w:val="21"/>
-        </w:rPr>
-        <w:t>C. Đồng hồ treo tường.</w:t>
-      </w:r>
-      <w:r>
-        <w:tab/>
-      </w:r>
-      <w:r>
-        <w:rPr>
-          <w:rFonts w:ascii="Times New Roman" w:hAnsi="Times New Roman"/>
-          <w:b w:val="0"/>
-          <w:i w:val="0"/>
-          <w:sz w:val="21"/>
-        </w:rPr>
-        <w:t>D. Đồng hồ để bàn.</w:t>
+          <w:sz w:val="20"/>
+        </w:rPr>
+        <w:t>Vạch lớn nhất ghi trên thước là 30 cm. Đổi sang mét: GHĐ = 30 cm = 30 / 100 m = 0,3 m.</w:t>
       </w:r>
     </w:p>
     <w:p>
       <w:pPr>
-        <w:spacing w:before="40" w:after="60" w:line="276" w:lineRule="auto"/>
-        <w:ind w:left="340"/>
+        <w:spacing w:before="40" w:after="20"/>
+        <w:ind w:left="227"/>
       </w:pPr>
       <w:r>
         <w:rPr>
           <w:rFonts w:ascii="Times New Roman" w:hAnsi="Times New Roman"/>
           <w:b/>
           <w:i w:val="0"/>
-          <w:color w:val="1565C0"/>
-          <w:sz w:val="20"/>
-        </w:rPr>
-        <w:t>Lời giải chi tiết:</w:t>
-        <w:br/>
+          <w:color w:val="C62828"/>
+          <w:sz w:val="21"/>
+        </w:rPr>
+        <w:t>c)</w:t>
       </w:r>
       <w:r>
         <w:rPr>
           <w:rFonts w:ascii="Times New Roman" w:hAnsi="Times New Roman"/>
           <w:b w:val="0"/>
           <w:i w:val="0"/>
-          <w:sz w:val="20"/>
-        </w:rPr>
-        <w:t xml:space="preserve">Đáp án đúng: </w:t>
-      </w:r>
-      <w:r>
-        <w:rPr>
-          <w:rFonts w:ascii="Times New Roman" w:hAnsi="Times New Roman"/>
-          <w:b/>
-          <w:i w:val="0"/>
-          <w:color w:val="C62828"/>
-          <w:sz w:val="20"/>
-        </w:rPr>
-        <w:t>B</w:t>
-      </w:r>
-      <w:r>
-        <w:rPr>
-          <w:rFonts w:ascii="Times New Roman" w:hAnsi="Times New Roman"/>
-          <w:b w:val="0"/>
-          <w:i w:val="0"/>
-          <w:sz w:val="20"/>
-        </w:rPr>
-        <w:t>.</w:t>
+          <w:sz w:val="21"/>
+        </w:rPr>
+        <w:t xml:space="preserve"> Một bạn học sinh dùng cây thước này để đo chiều dài của cây bút bi và ghi kết quả đo như sau: 22,50 cm; 22,2 cm; 22,25 cm. Kết quả nào ghi đúng quy tắc đo?</w:t>
       </w:r>
     </w:p>
     <w:p>
       <w:pPr>
-        <w:spacing w:before="20" w:after="40" w:line="276" w:lineRule="auto"/>
-        <w:ind w:left="340"/>
+        <w:spacing w:before="20" w:after="40"/>
+        <w:ind w:left="454"/>
       </w:pPr>
       <w:r>
         <w:rPr>
           <w:rFonts w:ascii="Times New Roman" w:hAnsi="Times New Roman"/>
           <w:b w:val="0"/>
           <w:i w:val="0"/>
-          <w:sz w:val="20"/>
-        </w:rPr>
-        <w:t>Đồng hồ bấm giây có độ chính xác cao và khả năng bấm bắt đầu/dừng tức thì, rất phù hợp để đo thời gian các nội dung thi đấu thể thao.</w:t>
+          <w:color w:val="C62828"/>
+          <w:sz w:val="21"/>
+        </w:rPr>
+        <w:t xml:space="preserve">➔ </w:t>
+      </w:r>
+      <w:r>
+        <w:rPr>
+          <w:rFonts w:ascii="Times New Roman" w:hAnsi="Times New Roman"/>
+          <w:b/>
+          <w:i w:val="0"/>
+          <w:color w:val="C62828"/>
+          <w:sz w:val="21"/>
+        </w:rPr>
+        <w:t>Đáp số:</w:t>
+      </w:r>
+      <w:r>
+        <w:rPr>
+          <w:rFonts w:ascii="Times New Roman" w:hAnsi="Times New Roman"/>
+          <w:b w:val="0"/>
+          <w:i w:val="0"/>
+          <w:color w:val="C62828"/>
+          <w:sz w:val="21"/>
+        </w:rPr>
+        <w:t xml:space="preserve"> 22,2 cm</w:t>
       </w:r>
     </w:p>
     <w:p>
       <w:pPr>
-        <w:spacing w:before="140" w:after="40"/>
+        <w:spacing w:before="60" w:after="20"/>
+        <w:ind w:left="227"/>
       </w:pPr>
       <w:r>
         <w:rPr>
@@ -2383,38 +3094,39 @@
           <w:b/>
           <w:i w:val="0"/>
           <w:color w:val="1565C0"/>
-          <w:sz w:val="22"/>
-        </w:rPr>
-        <w:t>III. TRẮC NGHIỆM TRẢ LỜI NGẮN</w:t>
+          <w:sz w:val="21"/>
+        </w:rPr>
+        <w:t xml:space="preserve">► </w:t>
+      </w:r>
+      <w:r>
+        <w:rPr>
+          <w:rFonts w:ascii="Times New Roman" w:hAnsi="Times New Roman"/>
+          <w:b/>
+          <w:i w:val="0"/>
+          <w:color w:val="1565C0"/>
+          <w:sz w:val="21"/>
+        </w:rPr>
+        <w:t>Lời giải chi tiết:</w:t>
       </w:r>
     </w:p>
     <w:p>
       <w:pPr>
-        <w:spacing w:before="80" w:after="40"/>
-      </w:pPr>
-      <w:r>
-        <w:rPr>
-          <w:rFonts w:ascii="Times New Roman" w:hAnsi="Times New Roman"/>
-          <w:b/>
-          <w:i w:val="0"/>
-          <w:color w:val="C62828"/>
-          <w:sz w:val="21"/>
-        </w:rPr>
-        <w:t>Câu 1.</w:t>
-      </w:r>
+        <w:spacing w:before="20" w:after="20"/>
+        <w:ind w:left="454"/>
+      </w:pPr>
       <w:r>
         <w:rPr>
           <w:rFonts w:ascii="Times New Roman" w:hAnsi="Times New Roman"/>
           <w:b w:val="0"/>
           <w:i w:val="0"/>
-          <w:sz w:val="21"/>
-        </w:rPr>
-        <w:t xml:space="preserve"> Một thước thẳng có vạch chia bắt đầu từ số 0 cm và kết thúc ở số 30 cm. Giữa hai vạch số 0 và số 1 cm được chia thành 5 khoảng bằng nhau.</w:t>
+          <w:sz w:val="20"/>
+        </w:rPr>
+        <w:t>Vì thước có ĐCNN là 0,2 cm (2 mm) nên phần chữ số thập phân phải là bội số của 0,2 (tức là 0,2; 0,4; 0,6; 0,8; 0,0) và chỉ ghi đến 1 chữ số thập phân. Do đó, kết quả ghi đúng quy tắc là 22,2 cm (kết quả 22,50 cm và 22,25 cm có hàng phần trăm không phù hợp với ĐCNN).</w:t>
       </w:r>
     </w:p>
     <w:p>
       <w:pPr>
-        <w:spacing w:before="40" w:after="40"/>
+        <w:spacing w:before="40" w:after="20"/>
         <w:ind w:left="227"/>
       </w:pPr>
       <w:r>
@@ -2425,7 +3137,7 @@
           <w:color w:val="C62828"/>
           <w:sz w:val="21"/>
         </w:rPr>
-        <w:t>a)</w:t>
+        <w:t>d)</w:t>
       </w:r>
       <w:r>
         <w:rPr>
@@ -2434,7 +3146,7 @@
           <w:i w:val="0"/>
           <w:sz w:val="21"/>
         </w:rPr>
-        <w:t xml:space="preserve"> Độ chia nhỏ nhất (ĐCNN) của thước này là bao nhiêu mi-li-mét?</w:t>
+        <w:t xml:space="preserve"> Khi đo chiều dài của quyển sách KHTN 6 một đầu của quyển sách đặt trùng với vạch số 0, đầu kia của quyển sách nằm chính xác tại vạch số 3 sau vạch 22 cm. Chiều dài của quyển sách là bao nhiêu?</w:t>
       </w:r>
     </w:p>
     <w:p>
@@ -2445,28 +3157,38 @@
       <w:r>
         <w:rPr>
           <w:rFonts w:ascii="Times New Roman" w:hAnsi="Times New Roman"/>
+          <w:b w:val="0"/>
+          <w:i w:val="0"/>
+          <w:color w:val="C62828"/>
+          <w:sz w:val="21"/>
+        </w:rPr>
+        <w:t xml:space="preserve">➔ </w:t>
+      </w:r>
+      <w:r>
+        <w:rPr>
+          <w:rFonts w:ascii="Times New Roman" w:hAnsi="Times New Roman"/>
           <w:b/>
           <w:i w:val="0"/>
           <w:color w:val="C62828"/>
           <w:sz w:val="21"/>
         </w:rPr>
-        <w:t xml:space="preserve">Đáp số: </w:t>
-      </w:r>
-      <w:r>
-        <w:rPr>
-          <w:rFonts w:ascii="Times New Roman" w:hAnsi="Times New Roman"/>
-          <w:b/>
+        <w:t>Đáp số:</w:t>
+      </w:r>
+      <w:r>
+        <w:rPr>
+          <w:rFonts w:ascii="Times New Roman" w:hAnsi="Times New Roman"/>
+          <w:b w:val="0"/>
           <w:i w:val="0"/>
           <w:color w:val="C62828"/>
           <w:sz w:val="21"/>
         </w:rPr>
-        <w:t>2 mm</w:t>
+        <w:t xml:space="preserve"> 22,6 cm (hoặc 226 mm)</w:t>
       </w:r>
     </w:p>
     <w:p>
       <w:pPr>
-        <w:spacing w:before="40" w:after="60" w:line="276" w:lineRule="auto"/>
-        <w:ind w:left="340"/>
+        <w:spacing w:before="60" w:after="20"/>
+        <w:ind w:left="227"/>
       </w:pPr>
       <w:r>
         <w:rPr>
@@ -2474,76 +3196,124 @@
           <w:b/>
           <w:i w:val="0"/>
           <w:color w:val="1565C0"/>
-          <w:sz w:val="20"/>
+          <w:sz w:val="21"/>
+        </w:rPr>
+        <w:t xml:space="preserve">► </w:t>
+      </w:r>
+      <w:r>
+        <w:rPr>
+          <w:rFonts w:ascii="Times New Roman" w:hAnsi="Times New Roman"/>
+          <w:b/>
+          <w:i w:val="0"/>
+          <w:color w:val="1565C0"/>
+          <w:sz w:val="21"/>
         </w:rPr>
         <w:t>Lời giải chi tiết:</w:t>
-        <w:br/>
-      </w:r>
-      <w:r>
-        <w:rPr>
-          <w:rFonts w:ascii="Times New Roman" w:hAnsi="Times New Roman"/>
-          <w:b w:val="0"/>
-          <w:i w:val="0"/>
-          <w:sz w:val="20"/>
-        </w:rPr>
-        <w:t>Khoảng cách giữa 0 cm và 1 cm là 1 cm = 10 mm. Khoảng cách này được chia thành 5 khoảng đều nhau, do đó: ĐCNN = 10 mm / 5 = 2 mm (tương ứng 0,2 cm).</w:t>
       </w:r>
     </w:p>
     <w:p>
       <w:pPr>
-        <w:spacing w:before="40" w:after="40"/>
-        <w:ind w:left="227"/>
-      </w:pPr>
-      <w:r>
-        <w:rPr>
-          <w:rFonts w:ascii="Times New Roman" w:hAnsi="Times New Roman"/>
-          <w:b/>
-          <w:i w:val="0"/>
-          <w:color w:val="C62828"/>
-          <w:sz w:val="21"/>
-        </w:rPr>
-        <w:t>b)</w:t>
-      </w:r>
+        <w:spacing w:before="20" w:after="20"/>
+        <w:ind w:left="454"/>
+      </w:pPr>
       <w:r>
         <w:rPr>
           <w:rFonts w:ascii="Times New Roman" w:hAnsi="Times New Roman"/>
           <w:b w:val="0"/>
           <w:i w:val="0"/>
-          <w:sz w:val="21"/>
-        </w:rPr>
-        <w:t xml:space="preserve"> Giới hạn đo (GHĐ) của cây thước này là bao nhiêu mét?</w:t>
+          <w:sz w:val="20"/>
+        </w:rPr>
+        <w:t>Mỗi vạch chia ứng với ĐCNN = 0,2 cm. Vạch số 3 sau vạch 22 cm có giá trị là: L = 22 + 3 × 0,2 = 22,6 cm = 226 mm.</w:t>
       </w:r>
     </w:p>
     <w:p>
       <w:pPr>
+        <w:spacing w:before="80" w:after="40"/>
+      </w:pPr>
+      <w:r>
+        <w:rPr>
+          <w:rFonts w:ascii="Times New Roman" w:hAnsi="Times New Roman"/>
+          <w:b/>
+          <w:i w:val="0"/>
+          <w:sz w:val="21"/>
+        </w:rPr>
+        <w:t xml:space="preserve">Câu 2. </w:t>
+      </w:r>
+      <w:r>
+        <w:rPr>
+          <w:rFonts w:ascii="Times New Roman" w:hAnsi="Times New Roman"/>
+          <w:b w:val="0"/>
+          <w:i w:val="0"/>
+          <w:sz w:val="21"/>
+        </w:rPr>
+        <w:t>Một cân đồng hồ có vạch chia bắt đầu từ số 0 và trên cân có ghi 2 kg. Giữa hai vạch số 0 và số 100 g được chia thành 10 khoảng bằng nhau.</w:t>
+      </w:r>
+    </w:p>
+    <w:p>
+      <w:pPr>
+        <w:spacing w:before="40" w:after="20"/>
+        <w:ind w:left="227"/>
+      </w:pPr>
+      <w:r>
+        <w:rPr>
+          <w:rFonts w:ascii="Times New Roman" w:hAnsi="Times New Roman"/>
+          <w:b/>
+          <w:i w:val="0"/>
+          <w:color w:val="C62828"/>
+          <w:sz w:val="21"/>
+        </w:rPr>
+        <w:t>a)</w:t>
+      </w:r>
+      <w:r>
+        <w:rPr>
+          <w:rFonts w:ascii="Times New Roman" w:hAnsi="Times New Roman"/>
+          <w:b w:val="0"/>
+          <w:i w:val="0"/>
+          <w:sz w:val="21"/>
+        </w:rPr>
+        <w:t xml:space="preserve"> Độ chia nhỏ nhất (ĐCNN) của cân này là bao nhiêu kg?</w:t>
+      </w:r>
+    </w:p>
+    <w:p>
+      <w:pPr>
         <w:spacing w:before="20" w:after="40"/>
         <w:ind w:left="454"/>
       </w:pPr>
       <w:r>
         <w:rPr>
           <w:rFonts w:ascii="Times New Roman" w:hAnsi="Times New Roman"/>
+          <w:b w:val="0"/>
+          <w:i w:val="0"/>
+          <w:color w:val="C62828"/>
+          <w:sz w:val="21"/>
+        </w:rPr>
+        <w:t xml:space="preserve">➔ </w:t>
+      </w:r>
+      <w:r>
+        <w:rPr>
+          <w:rFonts w:ascii="Times New Roman" w:hAnsi="Times New Roman"/>
           <w:b/>
           <w:i w:val="0"/>
           <w:color w:val="C62828"/>
           <w:sz w:val="21"/>
         </w:rPr>
-        <w:t xml:space="preserve">Đáp số: </w:t>
-      </w:r>
-      <w:r>
-        <w:rPr>
-          <w:rFonts w:ascii="Times New Roman" w:hAnsi="Times New Roman"/>
-          <w:b/>
+        <w:t>Đáp số:</w:t>
+      </w:r>
+      <w:r>
+        <w:rPr>
+          <w:rFonts w:ascii="Times New Roman" w:hAnsi="Times New Roman"/>
+          <w:b w:val="0"/>
           <w:i w:val="0"/>
           <w:color w:val="C62828"/>
           <w:sz w:val="21"/>
         </w:rPr>
-        <w:t>0,3 m</w:t>
+        <w:t xml:space="preserve"> 0,01 kg (hoặc 10 g)</w:t>
       </w:r>
     </w:p>
     <w:p>
       <w:pPr>
-        <w:spacing w:before="40" w:after="60" w:line="276" w:lineRule="auto"/>
-        <w:ind w:left="340"/>
+        <w:spacing w:before="60" w:after="20"/>
+        <w:ind w:left="227"/>
       </w:pPr>
       <w:r>
         <w:rPr>
@@ -2551,76 +3321,101 @@
           <w:b/>
           <w:i w:val="0"/>
           <w:color w:val="1565C0"/>
-          <w:sz w:val="20"/>
+          <w:sz w:val="21"/>
+        </w:rPr>
+        <w:t xml:space="preserve">► </w:t>
+      </w:r>
+      <w:r>
+        <w:rPr>
+          <w:rFonts w:ascii="Times New Roman" w:hAnsi="Times New Roman"/>
+          <w:b/>
+          <w:i w:val="0"/>
+          <w:color w:val="1565C0"/>
+          <w:sz w:val="21"/>
         </w:rPr>
         <w:t>Lời giải chi tiết:</w:t>
-        <w:br/>
-      </w:r>
-      <w:r>
-        <w:rPr>
-          <w:rFonts w:ascii="Times New Roman" w:hAnsi="Times New Roman"/>
-          <w:b w:val="0"/>
-          <w:i w:val="0"/>
-          <w:sz w:val="20"/>
-        </w:rPr>
-        <w:t>Vạch lớn nhất ghi trên thước là 30 cm. Đổi sang mét: GHĐ = 30 cm = 30 / 100 m = 0,3 m.</w:t>
       </w:r>
     </w:p>
     <w:p>
       <w:pPr>
-        <w:spacing w:before="40" w:after="40"/>
-        <w:ind w:left="227"/>
-      </w:pPr>
-      <w:r>
-        <w:rPr>
-          <w:rFonts w:ascii="Times New Roman" w:hAnsi="Times New Roman"/>
-          <w:b/>
-          <w:i w:val="0"/>
-          <w:color w:val="C62828"/>
-          <w:sz w:val="21"/>
-        </w:rPr>
-        <w:t>c)</w:t>
-      </w:r>
+        <w:spacing w:before="20" w:after="20"/>
+        <w:ind w:left="454"/>
+      </w:pPr>
       <w:r>
         <w:rPr>
           <w:rFonts w:ascii="Times New Roman" w:hAnsi="Times New Roman"/>
           <w:b w:val="0"/>
           <w:i w:val="0"/>
-          <w:sz w:val="21"/>
-        </w:rPr>
-        <w:t xml:space="preserve"> Một bạn học sinh dùng cây thước này để đo chiều dài của cây bút bi và ghi kết quả đo như sau: 22,50 cm; 22,2 cm; 22,25 cm. Kết quả nào ghi đúng quy tắc đo?</w:t>
+          <w:sz w:val="20"/>
+        </w:rPr>
+        <w:t>Từ vạch 0 đến 100 g chia làm 10 khoảng bằng nhau, vậy mỗi khoảng có giá trị là: ĐCNN = 100 g / 10 = 10 g = 0,01 kg.</w:t>
       </w:r>
     </w:p>
     <w:p>
       <w:pPr>
+        <w:spacing w:before="40" w:after="20"/>
+        <w:ind w:left="227"/>
+      </w:pPr>
+      <w:r>
+        <w:rPr>
+          <w:rFonts w:ascii="Times New Roman" w:hAnsi="Times New Roman"/>
+          <w:b/>
+          <w:i w:val="0"/>
+          <w:color w:val="C62828"/>
+          <w:sz w:val="21"/>
+        </w:rPr>
+        <w:t>b)</w:t>
+      </w:r>
+      <w:r>
+        <w:rPr>
+          <w:rFonts w:ascii="Times New Roman" w:hAnsi="Times New Roman"/>
+          <w:b w:val="0"/>
+          <w:i w:val="0"/>
+          <w:sz w:val="21"/>
+        </w:rPr>
+        <w:t xml:space="preserve"> Giới hạn đo (GHĐ) của cân này là bao nhiêu kg?</w:t>
+      </w:r>
+    </w:p>
+    <w:p>
+      <w:pPr>
         <w:spacing w:before="20" w:after="40"/>
         <w:ind w:left="454"/>
       </w:pPr>
       <w:r>
         <w:rPr>
           <w:rFonts w:ascii="Times New Roman" w:hAnsi="Times New Roman"/>
+          <w:b w:val="0"/>
+          <w:i w:val="0"/>
+          <w:color w:val="C62828"/>
+          <w:sz w:val="21"/>
+        </w:rPr>
+        <w:t xml:space="preserve">➔ </w:t>
+      </w:r>
+      <w:r>
+        <w:rPr>
+          <w:rFonts w:ascii="Times New Roman" w:hAnsi="Times New Roman"/>
           <w:b/>
           <w:i w:val="0"/>
           <w:color w:val="C62828"/>
           <w:sz w:val="21"/>
         </w:rPr>
-        <w:t xml:space="preserve">Đáp số: </w:t>
-      </w:r>
-      <w:r>
-        <w:rPr>
-          <w:rFonts w:ascii="Times New Roman" w:hAnsi="Times New Roman"/>
-          <w:b/>
+        <w:t>Đáp số:</w:t>
+      </w:r>
+      <w:r>
+        <w:rPr>
+          <w:rFonts w:ascii="Times New Roman" w:hAnsi="Times New Roman"/>
+          <w:b w:val="0"/>
           <w:i w:val="0"/>
           <w:color w:val="C62828"/>
           <w:sz w:val="21"/>
         </w:rPr>
-        <w:t>22,2 cm</w:t>
+        <w:t xml:space="preserve"> 2 kg</w:t>
       </w:r>
     </w:p>
     <w:p>
       <w:pPr>
-        <w:spacing w:before="40" w:after="60" w:line="276" w:lineRule="auto"/>
-        <w:ind w:left="340"/>
+        <w:spacing w:before="60" w:after="20"/>
+        <w:ind w:left="227"/>
       </w:pPr>
       <w:r>
         <w:rPr>
@@ -2628,76 +3423,101 @@
           <w:b/>
           <w:i w:val="0"/>
           <w:color w:val="1565C0"/>
-          <w:sz w:val="20"/>
+          <w:sz w:val="21"/>
+        </w:rPr>
+        <w:t xml:space="preserve">► </w:t>
+      </w:r>
+      <w:r>
+        <w:rPr>
+          <w:rFonts w:ascii="Times New Roman" w:hAnsi="Times New Roman"/>
+          <w:b/>
+          <w:i w:val="0"/>
+          <w:color w:val="1565C0"/>
+          <w:sz w:val="21"/>
         </w:rPr>
         <w:t>Lời giải chi tiết:</w:t>
-        <w:br/>
-      </w:r>
-      <w:r>
-        <w:rPr>
-          <w:rFonts w:ascii="Times New Roman" w:hAnsi="Times New Roman"/>
-          <w:b w:val="0"/>
-          <w:i w:val="0"/>
-          <w:sz w:val="20"/>
-        </w:rPr>
-        <w:t>Vì thước có ĐCNN là 0,2 cm (2 mm) nên phần chữ số thập phân phải là bội số của 0,2 (tức là 0,2; 0,4; 0,6; 0,8; 0,0) và chỉ ghi đến 1 chữ số thập phân. Do đó, kết quả ghi đúng quy tắc là 22,2 cm (kết quả 22,50 cm và 22,25 cm có hàng phần trăm không phù hợp với ĐCNN).</w:t>
       </w:r>
     </w:p>
     <w:p>
       <w:pPr>
-        <w:spacing w:before="40" w:after="40"/>
-        <w:ind w:left="227"/>
-      </w:pPr>
-      <w:r>
-        <w:rPr>
-          <w:rFonts w:ascii="Times New Roman" w:hAnsi="Times New Roman"/>
-          <w:b/>
-          <w:i w:val="0"/>
-          <w:color w:val="C62828"/>
-          <w:sz w:val="21"/>
-        </w:rPr>
-        <w:t>d)</w:t>
-      </w:r>
+        <w:spacing w:before="20" w:after="20"/>
+        <w:ind w:left="454"/>
+      </w:pPr>
       <w:r>
         <w:rPr>
           <w:rFonts w:ascii="Times New Roman" w:hAnsi="Times New Roman"/>
           <w:b w:val="0"/>
           <w:i w:val="0"/>
-          <w:sz w:val="21"/>
-        </w:rPr>
-        <w:t xml:space="preserve"> Khi đo chiều dài của quyển sách KHTN 6 một đầu của quyển sách đặt trùng với vạch số 0, đầu kia của quyển sách nằm chính xác tại vạch số 3 sau vạch 22 cm. Chiều dài của quyển sách là bao nhiêu?</w:t>
+          <w:sz w:val="20"/>
+        </w:rPr>
+        <w:t>Giá trị lớn nhất ghi trên mặt cân là 2 kg, do đó GHĐ của cân là 2 kg.</w:t>
       </w:r>
     </w:p>
     <w:p>
       <w:pPr>
+        <w:spacing w:before="40" w:after="20"/>
+        <w:ind w:left="227"/>
+      </w:pPr>
+      <w:r>
+        <w:rPr>
+          <w:rFonts w:ascii="Times New Roman" w:hAnsi="Times New Roman"/>
+          <w:b/>
+          <w:i w:val="0"/>
+          <w:color w:val="C62828"/>
+          <w:sz w:val="21"/>
+        </w:rPr>
+        <w:t>c)</w:t>
+      </w:r>
+      <w:r>
+        <w:rPr>
+          <w:rFonts w:ascii="Times New Roman" w:hAnsi="Times New Roman"/>
+          <w:b w:val="0"/>
+          <w:i w:val="0"/>
+          <w:sz w:val="21"/>
+        </w:rPr>
+        <w:t xml:space="preserve"> Một bạn học sinh dùng cân này để cân khối lượng của một túi cam và ghi kết quả đo như sau: 820 g; 855 g; 870 g. Kết quả nào ghi không đúng quy tắc đo?</w:t>
+      </w:r>
+    </w:p>
+    <w:p>
+      <w:pPr>
         <w:spacing w:before="20" w:after="40"/>
         <w:ind w:left="454"/>
       </w:pPr>
       <w:r>
         <w:rPr>
           <w:rFonts w:ascii="Times New Roman" w:hAnsi="Times New Roman"/>
+          <w:b w:val="0"/>
+          <w:i w:val="0"/>
+          <w:color w:val="C62828"/>
+          <w:sz w:val="21"/>
+        </w:rPr>
+        <w:t xml:space="preserve">➔ </w:t>
+      </w:r>
+      <w:r>
+        <w:rPr>
+          <w:rFonts w:ascii="Times New Roman" w:hAnsi="Times New Roman"/>
           <w:b/>
           <w:i w:val="0"/>
           <w:color w:val="C62828"/>
           <w:sz w:val="21"/>
         </w:rPr>
-        <w:t xml:space="preserve">Đáp số: </w:t>
-      </w:r>
-      <w:r>
-        <w:rPr>
-          <w:rFonts w:ascii="Times New Roman" w:hAnsi="Times New Roman"/>
-          <w:b/>
+        <w:t>Đáp số:</w:t>
+      </w:r>
+      <w:r>
+        <w:rPr>
+          <w:rFonts w:ascii="Times New Roman" w:hAnsi="Times New Roman"/>
+          <w:b w:val="0"/>
           <w:i w:val="0"/>
           <w:color w:val="C62828"/>
           <w:sz w:val="21"/>
         </w:rPr>
-        <w:t>22,6 cm (hoặc 226 mm)</w:t>
+        <w:t xml:space="preserve"> 855 g</w:t>
       </w:r>
     </w:p>
     <w:p>
       <w:pPr>
-        <w:spacing w:before="40" w:after="60" w:line="276" w:lineRule="auto"/>
-        <w:ind w:left="340"/>
+        <w:spacing w:before="60" w:after="20"/>
+        <w:ind w:left="227"/>
       </w:pPr>
       <w:r>
         <w:rPr>
@@ -2705,48 +3525,39 @@
           <w:b/>
           <w:i w:val="0"/>
           <w:color w:val="1565C0"/>
-          <w:sz w:val="20"/>
+          <w:sz w:val="21"/>
+        </w:rPr>
+        <w:t xml:space="preserve">► </w:t>
+      </w:r>
+      <w:r>
+        <w:rPr>
+          <w:rFonts w:ascii="Times New Roman" w:hAnsi="Times New Roman"/>
+          <w:b/>
+          <w:i w:val="0"/>
+          <w:color w:val="1565C0"/>
+          <w:sz w:val="21"/>
         </w:rPr>
         <w:t>Lời giải chi tiết:</w:t>
-        <w:br/>
-      </w:r>
-      <w:r>
-        <w:rPr>
-          <w:rFonts w:ascii="Times New Roman" w:hAnsi="Times New Roman"/>
-          <w:b w:val="0"/>
-          <w:i w:val="0"/>
-          <w:sz w:val="20"/>
-        </w:rPr>
-        <w:t>Mỗi vạch chia ứng với ĐCNN = 0,2 cm. Vạch số 3 sau vạch 22 cm có giá trị là: L = 22 + 3 × 0,2 = 22,6 cm = 226 mm.</w:t>
       </w:r>
     </w:p>
     <w:p>
       <w:pPr>
-        <w:spacing w:before="80" w:after="40"/>
-      </w:pPr>
-      <w:r>
-        <w:rPr>
-          <w:rFonts w:ascii="Times New Roman" w:hAnsi="Times New Roman"/>
-          <w:b/>
-          <w:i w:val="0"/>
-          <w:color w:val="C62828"/>
-          <w:sz w:val="21"/>
-        </w:rPr>
-        <w:t>Câu 2.</w:t>
-      </w:r>
+        <w:spacing w:before="20" w:after="20"/>
+        <w:ind w:left="454"/>
+      </w:pPr>
       <w:r>
         <w:rPr>
           <w:rFonts w:ascii="Times New Roman" w:hAnsi="Times New Roman"/>
           <w:b w:val="0"/>
           <w:i w:val="0"/>
-          <w:sz w:val="21"/>
-        </w:rPr>
-        <w:t xml:space="preserve"> Một cân đồng hồ có vạch chia bắt đầu từ số 0 và trên cân có ghi 2 kg. Giữa hai vạch số 0 và số 100 g được chia thành 10 khoảng bằng nhau.</w:t>
+          <w:sz w:val="20"/>
+        </w:rPr>
+        <w:t>Cân có ĐCNN là 10 g nên kết quả đo phải là bội số của 10 g (chữ số hàng đơn vị phải là 0). Kết quả 855 g có chữ số tận cùng là 5 (không chia hết cho 10) nên là kết quả ghi không đúng quy tắc.</w:t>
       </w:r>
     </w:p>
     <w:p>
       <w:pPr>
-        <w:spacing w:before="40" w:after="40"/>
+        <w:spacing w:before="40" w:after="20"/>
         <w:ind w:left="227"/>
       </w:pPr>
       <w:r>
@@ -2757,7 +3568,7 @@
           <w:color w:val="C62828"/>
           <w:sz w:val="21"/>
         </w:rPr>
-        <w:t>a)</w:t>
+        <w:t>d)</w:t>
       </w:r>
       <w:r>
         <w:rPr>
@@ -2766,7 +3577,7 @@
           <w:i w:val="0"/>
           <w:sz w:val="21"/>
         </w:rPr>
-        <w:t xml:space="preserve"> Độ chia nhỏ nhất (ĐCNN) của cân này là bao nhiêu kg?</w:t>
+        <w:t xml:space="preserve"> Khi đo khối lượng của một gói bánh, một bạn học sinh quan sát được kết quả đo là kim cân nằm chính xác tại vạch số 7 sau vạch 1,3 kg. Khối lượng của túi bánh là bao nhiêu?</w:t>
       </w:r>
     </w:p>
     <w:p>
@@ -2777,28 +3588,38 @@
       <w:r>
         <w:rPr>
           <w:rFonts w:ascii="Times New Roman" w:hAnsi="Times New Roman"/>
+          <w:b w:val="0"/>
+          <w:i w:val="0"/>
+          <w:color w:val="C62828"/>
+          <w:sz w:val="21"/>
+        </w:rPr>
+        <w:t xml:space="preserve">➔ </w:t>
+      </w:r>
+      <w:r>
+        <w:rPr>
+          <w:rFonts w:ascii="Times New Roman" w:hAnsi="Times New Roman"/>
           <w:b/>
           <w:i w:val="0"/>
           <w:color w:val="C62828"/>
           <w:sz w:val="21"/>
         </w:rPr>
-        <w:t xml:space="preserve">Đáp số: </w:t>
-      </w:r>
-      <w:r>
-        <w:rPr>
-          <w:rFonts w:ascii="Times New Roman" w:hAnsi="Times New Roman"/>
-          <w:b/>
+        <w:t>Đáp số:</w:t>
+      </w:r>
+      <w:r>
+        <w:rPr>
+          <w:rFonts w:ascii="Times New Roman" w:hAnsi="Times New Roman"/>
+          <w:b w:val="0"/>
           <w:i w:val="0"/>
           <w:color w:val="C62828"/>
           <w:sz w:val="21"/>
         </w:rPr>
-        <w:t>0,01 kg (hoặc 10 g)</w:t>
+        <w:t xml:space="preserve"> 1,37 kg (hoặc 1370 g)</w:t>
       </w:r>
     </w:p>
     <w:p>
       <w:pPr>
-        <w:spacing w:before="40" w:after="60" w:line="276" w:lineRule="auto"/>
-        <w:ind w:left="340"/>
+        <w:spacing w:before="60" w:after="20"/>
+        <w:ind w:left="227"/>
       </w:pPr>
       <w:r>
         <w:rPr>
@@ -2806,113 +3627,69 @@
           <w:b/>
           <w:i w:val="0"/>
           <w:color w:val="1565C0"/>
-          <w:sz w:val="20"/>
+          <w:sz w:val="21"/>
+        </w:rPr>
+        <w:t xml:space="preserve">► </w:t>
+      </w:r>
+      <w:r>
+        <w:rPr>
+          <w:rFonts w:ascii="Times New Roman" w:hAnsi="Times New Roman"/>
+          <w:b/>
+          <w:i w:val="0"/>
+          <w:color w:val="1565C0"/>
+          <w:sz w:val="21"/>
         </w:rPr>
         <w:t>Lời giải chi tiết:</w:t>
-        <w:br/>
-      </w:r>
-      <w:r>
-        <w:rPr>
-          <w:rFonts w:ascii="Times New Roman" w:hAnsi="Times New Roman"/>
-          <w:b w:val="0"/>
-          <w:i w:val="0"/>
-          <w:sz w:val="20"/>
-        </w:rPr>
-        <w:t>Từ vạch 0 đến 100 g chia làm 10 khoảng bằng nhau, vậy mỗi khoảng có giá trị là: ĐCNN = 100 g / 10 = 10 g = 0,01 kg.</w:t>
       </w:r>
     </w:p>
     <w:p>
       <w:pPr>
-        <w:spacing w:before="40" w:after="40"/>
-        <w:ind w:left="227"/>
-      </w:pPr>
-      <w:r>
-        <w:rPr>
-          <w:rFonts w:ascii="Times New Roman" w:hAnsi="Times New Roman"/>
-          <w:b/>
-          <w:i w:val="0"/>
-          <w:color w:val="C62828"/>
-          <w:sz w:val="21"/>
-        </w:rPr>
-        <w:t>b)</w:t>
-      </w:r>
+        <w:spacing w:before="20" w:after="20"/>
+        <w:ind w:left="454"/>
+      </w:pPr>
       <w:r>
         <w:rPr>
           <w:rFonts w:ascii="Times New Roman" w:hAnsi="Times New Roman"/>
           <w:b w:val="0"/>
           <w:i w:val="0"/>
-          <w:sz w:val="21"/>
-        </w:rPr>
-        <w:t xml:space="preserve"> Giới hạn đo (GHĐ) của cân này là bao nhiêu kg?</w:t>
+          <w:sz w:val="20"/>
+        </w:rPr>
+        <w:t>1,3 kg = 1300 g. Mỗi vạch chia tương ứng 10 g. Vạch thứ 7 sau vạch 1,3 kg chỉ giá trị: m = 1300 g + 7 × 10 g = 1370 g = 1,37 kg.</w:t>
       </w:r>
     </w:p>
     <w:p>
       <w:pPr>
-        <w:spacing w:before="20" w:after="40"/>
-        <w:ind w:left="454"/>
+        <w:spacing w:before="120" w:after="40"/>
       </w:pPr>
       <w:r>
         <w:rPr>
           <w:rFonts w:ascii="Times New Roman" w:hAnsi="Times New Roman"/>
           <w:b/>
           <w:i w:val="0"/>
-          <w:color w:val="C62828"/>
-          <w:sz w:val="21"/>
-        </w:rPr>
-        <w:t xml:space="preserve">Đáp số: </w:t>
-      </w:r>
-      <w:r>
-        <w:rPr>
-          <w:rFonts w:ascii="Times New Roman" w:hAnsi="Times New Roman"/>
-          <w:b/>
-          <w:i w:val="0"/>
-          <w:color w:val="C62828"/>
-          <w:sz w:val="21"/>
-        </w:rPr>
-        <w:t>2 kg</w:t>
+          <w:color w:val="2E7D32"/>
+          <w:sz w:val="23"/>
+        </w:rPr>
+        <w:t>IV. TRẮC NGHIỆM ĐÚNG SAI</w:t>
       </w:r>
     </w:p>
     <w:p>
       <w:pPr>
-        <w:spacing w:before="40" w:after="60" w:line="276" w:lineRule="auto"/>
-        <w:ind w:left="340"/>
-      </w:pPr>
-      <w:r>
-        <w:rPr>
-          <w:rFonts w:ascii="Times New Roman" w:hAnsi="Times New Roman"/>
-          <w:b/>
-          <w:i w:val="0"/>
-          <w:color w:val="1565C0"/>
-          <w:sz w:val="20"/>
-        </w:rPr>
-        <w:t>Lời giải chi tiết:</w:t>
-        <w:br/>
-      </w:r>
+        <w:spacing w:before="0" w:after="80"/>
+      </w:pPr>
       <w:r>
         <w:rPr>
           <w:rFonts w:ascii="Times New Roman" w:hAnsi="Times New Roman"/>
           <w:b w:val="0"/>
-          <w:i w:val="0"/>
-          <w:sz w:val="20"/>
-        </w:rPr>
-        <w:t>Giá trị lớn nhất ghi trên mặt cân là 2 kg, do đó GHĐ của cân là 2 kg.</w:t>
+          <w:i/>
+          <w:sz w:val="21"/>
+        </w:rPr>
+        <w:t>Trong mỗi ý a), b), c), d) ở mỗi câu, học sinh chọn Đúng hoặc Sai:</w:t>
       </w:r>
     </w:p>
     <w:p>
       <w:pPr>
-        <w:spacing w:before="40" w:after="40"/>
-        <w:ind w:left="227"/>
-      </w:pPr>
-      <w:r>
-        <w:rPr>
-          <w:rFonts w:ascii="Times New Roman" w:hAnsi="Times New Roman"/>
-          <w:b/>
-          <w:i w:val="0"/>
-          <w:color w:val="C62828"/>
-          <w:sz w:val="21"/>
-        </w:rPr>
-        <w:t>c)</w:t>
-      </w:r>
+        <w:spacing w:before="80" w:after="40"/>
+      </w:pPr>
       <w:r>
         <w:rPr>
           <w:rFonts w:ascii="Times New Roman" w:hAnsi="Times New Roman"/>
@@ -2920,194 +3697,317 @@
           <w:i w:val="0"/>
           <w:sz w:val="21"/>
         </w:rPr>
-        <w:t xml:space="preserve"> Một bạn học sinh dùng cân này để cân khối lượng của một túi cam và ghi kết quả đo như sau: 820 g; 855 g; 870 g. Kết quả nào ghi không đúng quy tắc đo?</w:t>
+        <w:t>Câu 1: Một học sinh dùng một chiếc thước thẳng có Giới hạn đo (GHĐ) là 1 m và Độ chia nhỏ nhất (ĐCNN) là 1 mm để đo chiều dài của một chiếc bàn học. Khi thực hiện phép đo, học sinh đó đặt vạch số 0 của thước trùng với một đầu của bàn, đầu kia của bàn nằm ở vạch 115,5 cm.</w:t>
       </w:r>
     </w:p>
     <w:p>
       <w:pPr>
-        <w:spacing w:before="20" w:after="40"/>
-        <w:ind w:left="454"/>
+        <w:spacing w:before="20" w:after="20"/>
+        <w:ind w:left="283"/>
       </w:pPr>
       <w:r>
         <w:rPr>
           <w:rFonts w:ascii="Times New Roman" w:hAnsi="Times New Roman"/>
           <w:b/>
           <w:i w:val="0"/>
+          <w:sz w:val="21"/>
+        </w:rPr>
+        <w:t xml:space="preserve">a) </w:t>
+      </w:r>
+      <w:r>
+        <w:rPr>
+          <w:rFonts w:ascii="Times New Roman" w:hAnsi="Times New Roman"/>
+          <w:b w:val="0"/>
+          <w:i w:val="0"/>
+          <w:sz w:val="21"/>
+        </w:rPr>
+        <w:t>Cây thước học sinh này chọn là dụng cụ phù hợp nhất để đo chiều dài chiếc bàn.</w:t>
+      </w:r>
+      <w:r>
+        <w:t xml:space="preserve">  ➔ </w:t>
+      </w:r>
+      <w:r>
+        <w:rPr>
+          <w:rFonts w:ascii="Times New Roman" w:hAnsi="Times New Roman"/>
+          <w:b/>
+          <w:i w:val="0"/>
           <w:color w:val="C62828"/>
           <w:sz w:val="21"/>
         </w:rPr>
-        <w:t xml:space="preserve">Đáp số: </w:t>
-      </w:r>
-      <w:r>
-        <w:rPr>
-          <w:rFonts w:ascii="Times New Roman" w:hAnsi="Times New Roman"/>
-          <w:b/>
-          <w:i w:val="0"/>
-          <w:color w:val="C62828"/>
-          <w:sz w:val="21"/>
-        </w:rPr>
-        <w:t>855 g</w:t>
+        <w:t>(Sai)</w:t>
       </w:r>
     </w:p>
     <w:p>
       <w:pPr>
-        <w:spacing w:before="40" w:after="60" w:line="276" w:lineRule="auto"/>
-        <w:ind w:left="340"/>
-      </w:pPr>
-      <w:r>
-        <w:rPr>
-          <w:rFonts w:ascii="Times New Roman" w:hAnsi="Times New Roman"/>
-          <w:b/>
-          <w:i w:val="0"/>
+        <w:spacing w:before="0" w:after="40"/>
+        <w:ind w:left="567"/>
+      </w:pPr>
+      <w:r>
+        <w:rPr>
+          <w:rFonts w:ascii="Times New Roman" w:hAnsi="Times New Roman"/>
+          <w:b w:val="0"/>
+          <w:i/>
           <w:color w:val="1565C0"/>
-          <w:sz w:val="20"/>
-        </w:rPr>
-        <w:t>Lời giải chi tiết:</w:t>
-        <w:br/>
+          <w:sz w:val="19"/>
+        </w:rPr>
+        <w:t xml:space="preserve">↳ </w:t>
       </w:r>
       <w:r>
         <w:rPr>
           <w:rFonts w:ascii="Times New Roman" w:hAnsi="Times New Roman"/>
           <w:b w:val="0"/>
-          <w:i w:val="0"/>
-          <w:sz w:val="20"/>
-        </w:rPr>
-        <w:t>Cân có ĐCNN là 10 g nên kết quả đo phải là bội số của 10 g (chữ số hàng đơn vị phải là 0). Kết quả 855 g có chữ số tận cùng là 5 (không chia hết cho 10) nên là kết quả ghi không đúng quy tắc.</w:t>
+          <w:i/>
+          <w:color w:val="1565C0"/>
+          <w:sz w:val="19"/>
+        </w:rPr>
+        <w:t>Giải thích:</w:t>
+      </w:r>
+      <w:r>
+        <w:rPr>
+          <w:rFonts w:ascii="Times New Roman" w:hAnsi="Times New Roman"/>
+          <w:b w:val="0"/>
+          <w:i/>
+          <w:color w:val="1565C0"/>
+          <w:sz w:val="19"/>
+        </w:rPr>
+        <w:t xml:space="preserve"> Chiếc bàn dài hơn 1 m (khoảng 115,5 cm) nên thước có GHĐ 1 m nhỏ hơn chiều dài cần đo, buộc phải đặt đo nhiều lần gây sai số lớn, không phải dụng cụ phù hợp nhất.</w:t>
       </w:r>
     </w:p>
     <w:p>
       <w:pPr>
-        <w:spacing w:before="40" w:after="40"/>
-        <w:ind w:left="227"/>
+        <w:spacing w:before="20" w:after="20"/>
+        <w:ind w:left="283"/>
       </w:pPr>
       <w:r>
         <w:rPr>
           <w:rFonts w:ascii="Times New Roman" w:hAnsi="Times New Roman"/>
           <w:b/>
           <w:i w:val="0"/>
+          <w:sz w:val="21"/>
+        </w:rPr>
+        <w:t xml:space="preserve">b) </w:t>
+      </w:r>
+      <w:r>
+        <w:rPr>
+          <w:rFonts w:ascii="Times New Roman" w:hAnsi="Times New Roman"/>
+          <w:b w:val="0"/>
+          <w:i w:val="0"/>
+          <w:sz w:val="21"/>
+        </w:rPr>
+        <w:t>Kết quả đo chiều dài của chiếc bàn được ghi nhận là 115,5 cm là đúng quy tắc và chính xác.</w:t>
+      </w:r>
+      <w:r>
+        <w:t xml:space="preserve">  ➔ </w:t>
+      </w:r>
+      <w:r>
+        <w:rPr>
+          <w:rFonts w:ascii="Times New Roman" w:hAnsi="Times New Roman"/>
+          <w:b/>
+          <w:i w:val="0"/>
           <w:color w:val="C62828"/>
           <w:sz w:val="21"/>
         </w:rPr>
-        <w:t>d)</w:t>
-      </w:r>
-      <w:r>
-        <w:rPr>
-          <w:rFonts w:ascii="Times New Roman" w:hAnsi="Times New Roman"/>
-          <w:b w:val="0"/>
-          <w:i w:val="0"/>
-          <w:sz w:val="21"/>
-        </w:rPr>
-        <w:t xml:space="preserve"> Khi đo khối lượng của một gói bánh, một bạn học sinh quan sát được kết quả đo là kim cân nằm chính xác tại vạch số 7 sau vạch 1,3 kg. Khối lượng của túi bánh là bao nhiêu?</w:t>
+        <w:t>(Sai)</w:t>
       </w:r>
     </w:p>
     <w:p>
       <w:pPr>
-        <w:spacing w:before="20" w:after="40"/>
-        <w:ind w:left="454"/>
-      </w:pPr>
-      <w:r>
-        <w:rPr>
-          <w:rFonts w:ascii="Times New Roman" w:hAnsi="Times New Roman"/>
-          <w:b/>
-          <w:i w:val="0"/>
-          <w:color w:val="C62828"/>
-          <w:sz w:val="21"/>
-        </w:rPr>
-        <w:t xml:space="preserve">Đáp số: </w:t>
-      </w:r>
-      <w:r>
-        <w:rPr>
-          <w:rFonts w:ascii="Times New Roman" w:hAnsi="Times New Roman"/>
-          <w:b/>
-          <w:i w:val="0"/>
-          <w:color w:val="C62828"/>
-          <w:sz w:val="21"/>
-        </w:rPr>
-        <w:t>1,37 kg (hoặc 1370 g)</w:t>
+        <w:spacing w:before="0" w:after="40"/>
+        <w:ind w:left="567"/>
+      </w:pPr>
+      <w:r>
+        <w:rPr>
+          <w:rFonts w:ascii="Times New Roman" w:hAnsi="Times New Roman"/>
+          <w:b w:val="0"/>
+          <w:i/>
+          <w:color w:val="1565C0"/>
+          <w:sz w:val="19"/>
+        </w:rPr>
+        <w:t xml:space="preserve">↳ </w:t>
+      </w:r>
+      <w:r>
+        <w:rPr>
+          <w:rFonts w:ascii="Times New Roman" w:hAnsi="Times New Roman"/>
+          <w:b w:val="0"/>
+          <w:i/>
+          <w:color w:val="1565C0"/>
+          <w:sz w:val="19"/>
+        </w:rPr>
+        <w:t>Giải thích:</w:t>
+      </w:r>
+      <w:r>
+        <w:rPr>
+          <w:rFonts w:ascii="Times New Roman" w:hAnsi="Times New Roman"/>
+          <w:b w:val="0"/>
+          <w:i/>
+          <w:color w:val="1565C0"/>
+          <w:sz w:val="19"/>
+        </w:rPr>
+        <w:t xml:space="preserve"> Thước chỉ có GHĐ là 1 m (100 cm) nên trên thước không hề có vạch 115,5 cm để đọc trong một lần đo. Ngoài ra, ĐCNN là 1 mm (0,1 cm) nên nếu đo ghép cũng không thể đọc tùy tiện 115,5 cm.</w:t>
       </w:r>
     </w:p>
     <w:p>
       <w:pPr>
-        <w:spacing w:before="40" w:after="60" w:line="276" w:lineRule="auto"/>
-        <w:ind w:left="340"/>
+        <w:spacing w:before="20" w:after="20"/>
+        <w:ind w:left="283"/>
       </w:pPr>
       <w:r>
         <w:rPr>
           <w:rFonts w:ascii="Times New Roman" w:hAnsi="Times New Roman"/>
           <w:b/>
           <w:i w:val="0"/>
-          <w:color w:val="1565C0"/>
-          <w:sz w:val="20"/>
-        </w:rPr>
-        <w:t>Lời giải chi tiết:</w:t>
-        <w:br/>
+          <w:sz w:val="21"/>
+        </w:rPr>
+        <w:t xml:space="preserve">c) </w:t>
       </w:r>
       <w:r>
         <w:rPr>
           <w:rFonts w:ascii="Times New Roman" w:hAnsi="Times New Roman"/>
           <w:b w:val="0"/>
           <w:i w:val="0"/>
-          <w:sz w:val="20"/>
-        </w:rPr>
-        <w:t>1,3 kg = 1300 g. Mỗi vạch chia tương ứng 10 g. Vạch thứ 7 sau vạch 1,3 kg chỉ giá trị: m = 1300 g + 7 × 10 g = 1370 g = 1,37 kg.</w:t>
+          <w:sz w:val="21"/>
+        </w:rPr>
+        <w:t>Để đo chiếc bàn này một cách chính xác và thuận tiện hơn, nên thay bằng một chiếc thước cuộn hoặc thước dây có GHĐ lớn hơn 115,5 cm.</w:t>
+      </w:r>
+      <w:r>
+        <w:t xml:space="preserve">  ➔ </w:t>
+      </w:r>
+      <w:r>
+        <w:rPr>
+          <w:rFonts w:ascii="Times New Roman" w:hAnsi="Times New Roman"/>
+          <w:b/>
+          <w:i w:val="0"/>
+          <w:color w:val="C62828"/>
+          <w:sz w:val="21"/>
+        </w:rPr>
+        <w:t>(Đúng)</w:t>
       </w:r>
     </w:p>
     <w:p>
       <w:pPr>
-        <w:spacing w:before="140" w:after="40"/>
-      </w:pPr>
-      <w:r>
-        <w:rPr>
-          <w:rFonts w:ascii="Times New Roman" w:hAnsi="Times New Roman"/>
-          <w:b/>
-          <w:i w:val="0"/>
+        <w:spacing w:before="0" w:after="40"/>
+        <w:ind w:left="567"/>
+      </w:pPr>
+      <w:r>
+        <w:rPr>
+          <w:rFonts w:ascii="Times New Roman" w:hAnsi="Times New Roman"/>
+          <w:b w:val="0"/>
+          <w:i/>
           <w:color w:val="1565C0"/>
-          <w:sz w:val="22"/>
-        </w:rPr>
-        <w:t>IV. TRẮC NGHIỆM ĐÚNG SAI</w:t>
+          <w:sz w:val="19"/>
+        </w:rPr>
+        <w:t xml:space="preserve">↳ </w:t>
+      </w:r>
+      <w:r>
+        <w:rPr>
+          <w:rFonts w:ascii="Times New Roman" w:hAnsi="Times New Roman"/>
+          <w:b w:val="0"/>
+          <w:i/>
+          <w:color w:val="1565C0"/>
+          <w:sz w:val="19"/>
+        </w:rPr>
+        <w:t>Giải thích:</w:t>
+      </w:r>
+      <w:r>
+        <w:rPr>
+          <w:rFonts w:ascii="Times New Roman" w:hAnsi="Times New Roman"/>
+          <w:b w:val="0"/>
+          <w:i/>
+          <w:color w:val="1565C0"/>
+          <w:sz w:val="19"/>
+        </w:rPr>
+        <w:t xml:space="preserve"> Thước cuộn hoặc thước dây có GHĐ lớn hơn 115,5 cm (như 2 m hoặc 3 m) sẽ đo được trọn vẹn chiều dài bàn trong 1 lần đo, giúp thao tác nhanh và giảm thiểu sai số.</w:t>
       </w:r>
     </w:p>
     <w:p>
       <w:pPr>
-        <w:spacing w:before="80" w:after="40"/>
+        <w:spacing w:before="20" w:after="20"/>
+        <w:ind w:left="283"/>
       </w:pPr>
       <w:r>
         <w:rPr>
           <w:rFonts w:ascii="Times New Roman" w:hAnsi="Times New Roman"/>
           <w:b/>
           <w:i w:val="0"/>
+          <w:sz w:val="21"/>
+        </w:rPr>
+        <w:t xml:space="preserve">d) </w:t>
+      </w:r>
+      <w:r>
+        <w:rPr>
+          <w:rFonts w:ascii="Times New Roman" w:hAnsi="Times New Roman"/>
+          <w:b w:val="0"/>
+          <w:i w:val="0"/>
+          <w:sz w:val="21"/>
+        </w:rPr>
+        <w:t>Độ chia nhỏ nhất của thước là 1 mm cho phép đọc kết quả đến độ chính xác đến mi-li-mét.</w:t>
+      </w:r>
+      <w:r>
+        <w:t xml:space="preserve">  ➔ </w:t>
+      </w:r>
+      <w:r>
+        <w:rPr>
+          <w:rFonts w:ascii="Times New Roman" w:hAnsi="Times New Roman"/>
+          <w:b/>
+          <w:i w:val="0"/>
           <w:color w:val="C62828"/>
           <w:sz w:val="21"/>
         </w:rPr>
-        <w:t>Câu 1:</w:t>
-      </w:r>
-      <w:r>
-        <w:rPr>
-          <w:rFonts w:ascii="Times New Roman" w:hAnsi="Times New Roman"/>
-          <w:b w:val="0"/>
-          <w:i w:val="0"/>
-          <w:sz w:val="21"/>
-        </w:rPr>
-        <w:t xml:space="preserve"> Một học sinh dùng một chiếc thước thẳng có Giới hạn đo (GHĐ) là 1 m và Độ chia nhỏ nhất (ĐCNN) là 1 mm để đo chiều dài của một chiếc bàn học. Khi thực hiện phép đo, học sinh đó đặt vạch số 0 của thước trùng với một đầu của bàn, đầu kia của bàn nằm ở vạch 115,5 cm.</w:t>
+        <w:t>(Đúng)</w:t>
       </w:r>
     </w:p>
     <w:p>
       <w:pPr>
-        <w:spacing w:before="20" w:after="40"/>
-        <w:ind w:left="227"/>
+        <w:spacing w:before="0" w:after="40"/>
+        <w:ind w:left="567"/>
       </w:pPr>
       <w:r>
         <w:rPr>
           <w:rFonts w:ascii="Times New Roman" w:hAnsi="Times New Roman"/>
           <w:b w:val="0"/>
           <w:i/>
-          <w:sz w:val="21"/>
-        </w:rPr>
-        <w:t>Mỗi phát biểu sau đây là Đúng hay Sai?</w:t>
+          <w:color w:val="1565C0"/>
+          <w:sz w:val="19"/>
+        </w:rPr>
+        <w:t xml:space="preserve">↳ </w:t>
+      </w:r>
+      <w:r>
+        <w:rPr>
+          <w:rFonts w:ascii="Times New Roman" w:hAnsi="Times New Roman"/>
+          <w:b w:val="0"/>
+          <w:i/>
+          <w:color w:val="1565C0"/>
+          <w:sz w:val="19"/>
+        </w:rPr>
+        <w:t>Giải thích:</w:t>
+      </w:r>
+      <w:r>
+        <w:rPr>
+          <w:rFonts w:ascii="Times New Roman" w:hAnsi="Times New Roman"/>
+          <w:b w:val="0"/>
+          <w:i/>
+          <w:color w:val="1565C0"/>
+          <w:sz w:val="19"/>
+        </w:rPr>
+        <w:t xml:space="preserve"> ĐCNN của thước là 1 mm nên độ chính xác của phép đo đạt tới từng mi-li-mét (kết quả đọc được làm tròn đến vạch mi-li-mét gần nhất).</w:t>
       </w:r>
     </w:p>
     <w:p>
       <w:pPr>
+        <w:spacing w:before="80" w:after="40"/>
+      </w:pPr>
+      <w:r>
+        <w:rPr>
+          <w:rFonts w:ascii="Times New Roman" w:hAnsi="Times New Roman"/>
+          <w:b w:val="0"/>
+          <w:i w:val="0"/>
+          <w:sz w:val="21"/>
+        </w:rPr>
+        <w:t>Câu 2: Bạn An dùng một cân đồng hồ có Giới hạn đo (GHĐ) là 2 kg và Độ chia nhỏ nhất (ĐCNN) là 10 g để cân một hộp bánh có ghi khối lượng tịnh là 750 g. Khi đặt hộp bánh lên cân, kim cân chỉ vạch 760 g. An thực hiện một số nhận định sau:</w:t>
+      </w:r>
+    </w:p>
+    <w:p>
+      <w:pPr>
         <w:spacing w:before="20" w:after="20"/>
         <w:ind w:left="283"/>
       </w:pPr>
@@ -3116,33 +4016,71 @@
           <w:rFonts w:ascii="Times New Roman" w:hAnsi="Times New Roman"/>
           <w:b/>
           <w:i w:val="0"/>
+          <w:sz w:val="21"/>
+        </w:rPr>
+        <w:t xml:space="preserve">a) </w:t>
+      </w:r>
+      <w:r>
+        <w:rPr>
+          <w:rFonts w:ascii="Times New Roman" w:hAnsi="Times New Roman"/>
+          <w:b w:val="0"/>
+          <w:i w:val="0"/>
+          <w:sz w:val="21"/>
+        </w:rPr>
+        <w:t>Chiếc cân An đang dùng hoàn toàn phù hợp để đo khối lượng của hộp bánh này.</w:t>
+      </w:r>
+      <w:r>
+        <w:t xml:space="preserve">  ➔ </w:t>
+      </w:r>
+      <w:r>
+        <w:rPr>
+          <w:rFonts w:ascii="Times New Roman" w:hAnsi="Times New Roman"/>
+          <w:b/>
+          <w:i w:val="0"/>
           <w:color w:val="C62828"/>
           <w:sz w:val="21"/>
         </w:rPr>
-        <w:t>a)</w:t>
-      </w:r>
-      <w:r>
-        <w:rPr>
-          <w:rFonts w:ascii="Times New Roman" w:hAnsi="Times New Roman"/>
-          <w:b w:val="0"/>
-          <w:i w:val="0"/>
-          <w:sz w:val="21"/>
-        </w:rPr>
-        <w:t xml:space="preserve"> Cây thước học sinh này chọn là dụng cụ phù hợp nhất để đo chiều dài chiếc bàn.</w:t>
-      </w:r>
-      <w:r>
-        <w:rPr>
-          <w:rFonts w:ascii="Times New Roman" w:hAnsi="Times New Roman"/>
-          <w:b/>
-          <w:i w:val="0"/>
-          <w:color w:val="C62828"/>
-          <w:sz w:val="21"/>
-        </w:rPr>
-        <w:t xml:space="preserve"> ---&gt; [SAI]</w:t>
+        <w:t>(Đúng)</w:t>
       </w:r>
     </w:p>
     <w:p>
       <w:pPr>
+        <w:spacing w:before="0" w:after="40"/>
+        <w:ind w:left="567"/>
+      </w:pPr>
+      <w:r>
+        <w:rPr>
+          <w:rFonts w:ascii="Times New Roman" w:hAnsi="Times New Roman"/>
+          <w:b w:val="0"/>
+          <w:i/>
+          <w:color w:val="1565C0"/>
+          <w:sz w:val="19"/>
+        </w:rPr>
+        <w:t xml:space="preserve">↳ </w:t>
+      </w:r>
+      <w:r>
+        <w:rPr>
+          <w:rFonts w:ascii="Times New Roman" w:hAnsi="Times New Roman"/>
+          <w:b w:val="0"/>
+          <w:i/>
+          <w:color w:val="1565C0"/>
+          <w:sz w:val="19"/>
+        </w:rPr>
+        <w:t>Giải thích:</w:t>
+      </w:r>
+      <w:r>
+        <w:rPr>
+          <w:rFonts w:ascii="Times New Roman" w:hAnsi="Times New Roman"/>
+          <w:b w:val="0"/>
+          <w:i/>
+          <w:color w:val="1565C0"/>
+          <w:sz w:val="19"/>
+        </w:rPr>
+        <w:t xml:space="preserve"> Hộp bánh nặng khoảng 750 g - 760 g nằm trong phạm vi đo từ 0 đến 2 kg của cân, và ĐCNN 10 g đủ chi tiết để đo khối lượng vật này.</w:t>
+      </w:r>
+    </w:p>
+    <w:p>
+      <w:pPr>
         <w:spacing w:before="20" w:after="20"/>
         <w:ind w:left="283"/>
       </w:pPr>
@@ -3151,33 +4089,71 @@
           <w:rFonts w:ascii="Times New Roman" w:hAnsi="Times New Roman"/>
           <w:b/>
           <w:i w:val="0"/>
+          <w:sz w:val="21"/>
+        </w:rPr>
+        <w:t xml:space="preserve">b) </w:t>
+      </w:r>
+      <w:r>
+        <w:rPr>
+          <w:rFonts w:ascii="Times New Roman" w:hAnsi="Times New Roman"/>
+          <w:b w:val="0"/>
+          <w:i w:val="0"/>
+          <w:sz w:val="21"/>
+        </w:rPr>
+        <w:t>Khối lượng thực tế của hộp bánh đúng 750 g như số ghi trên vỏ hộp.</w:t>
+      </w:r>
+      <w:r>
+        <w:t xml:space="preserve">  ➔ </w:t>
+      </w:r>
+      <w:r>
+        <w:rPr>
+          <w:rFonts w:ascii="Times New Roman" w:hAnsi="Times New Roman"/>
+          <w:b/>
+          <w:i w:val="0"/>
           <w:color w:val="C62828"/>
           <w:sz w:val="21"/>
         </w:rPr>
-        <w:t>b)</w:t>
-      </w:r>
-      <w:r>
-        <w:rPr>
-          <w:rFonts w:ascii="Times New Roman" w:hAnsi="Times New Roman"/>
-          <w:b w:val="0"/>
-          <w:i w:val="0"/>
-          <w:sz w:val="21"/>
-        </w:rPr>
-        <w:t xml:space="preserve"> Kết quả đo chiều dài của chiếc bàn được ghi nhận là 115,5 cm là đúng quy tắc và chính xác.</w:t>
-      </w:r>
-      <w:r>
-        <w:rPr>
-          <w:rFonts w:ascii="Times New Roman" w:hAnsi="Times New Roman"/>
-          <w:b/>
-          <w:i w:val="0"/>
-          <w:color w:val="C62828"/>
-          <w:sz w:val="21"/>
-        </w:rPr>
-        <w:t xml:space="preserve"> ---&gt; [SAI]</w:t>
+        <w:t>(Sai)</w:t>
       </w:r>
     </w:p>
     <w:p>
       <w:pPr>
+        <w:spacing w:before="0" w:after="40"/>
+        <w:ind w:left="567"/>
+      </w:pPr>
+      <w:r>
+        <w:rPr>
+          <w:rFonts w:ascii="Times New Roman" w:hAnsi="Times New Roman"/>
+          <w:b w:val="0"/>
+          <w:i/>
+          <w:color w:val="1565C0"/>
+          <w:sz w:val="19"/>
+        </w:rPr>
+        <w:t xml:space="preserve">↳ </w:t>
+      </w:r>
+      <w:r>
+        <w:rPr>
+          <w:rFonts w:ascii="Times New Roman" w:hAnsi="Times New Roman"/>
+          <w:b w:val="0"/>
+          <w:i/>
+          <w:color w:val="1565C0"/>
+          <w:sz w:val="19"/>
+        </w:rPr>
+        <w:t>Giải thích:</w:t>
+      </w:r>
+      <w:r>
+        <w:rPr>
+          <w:rFonts w:ascii="Times New Roman" w:hAnsi="Times New Roman"/>
+          <w:b w:val="0"/>
+          <w:i/>
+          <w:color w:val="1565C0"/>
+          <w:sz w:val="19"/>
+        </w:rPr>
+        <w:t xml:space="preserve"> 750 g ghi trên vỏ hộp là khối lượng tịnh (khối lượng của riêng phần bánh bên trong, chưa tính bao bì). Khi cân cả hộp bánh (gồm cả vỏ và bánh) kim cân chỉ 760 g, chứng tỏ khối lượng thực tế cả hộp là 760 g (vỏ hộp nặng 10 g).</w:t>
+      </w:r>
+    </w:p>
+    <w:p>
+      <w:pPr>
         <w:spacing w:before="20" w:after="20"/>
         <w:ind w:left="283"/>
       </w:pPr>
@@ -3186,33 +4162,71 @@
           <w:rFonts w:ascii="Times New Roman" w:hAnsi="Times New Roman"/>
           <w:b/>
           <w:i w:val="0"/>
+          <w:sz w:val="21"/>
+        </w:rPr>
+        <w:t xml:space="preserve">c) </w:t>
+      </w:r>
+      <w:r>
+        <w:rPr>
+          <w:rFonts w:ascii="Times New Roman" w:hAnsi="Times New Roman"/>
+          <w:b w:val="0"/>
+          <w:i w:val="0"/>
+          <w:sz w:val="21"/>
+        </w:rPr>
+        <w:t>Sai số của phép đo trong trường hợp này lớn hơn ĐCNN của cân.</w:t>
+      </w:r>
+      <w:r>
+        <w:t xml:space="preserve">  ➔ </w:t>
+      </w:r>
+      <w:r>
+        <w:rPr>
+          <w:rFonts w:ascii="Times New Roman" w:hAnsi="Times New Roman"/>
+          <w:b/>
+          <w:i w:val="0"/>
           <w:color w:val="C62828"/>
           <w:sz w:val="21"/>
         </w:rPr>
-        <w:t>c)</w:t>
-      </w:r>
-      <w:r>
-        <w:rPr>
-          <w:rFonts w:ascii="Times New Roman" w:hAnsi="Times New Roman"/>
-          <w:b w:val="0"/>
-          <w:i w:val="0"/>
-          <w:sz w:val="21"/>
-        </w:rPr>
-        <w:t xml:space="preserve"> Để đo chiếc bàn này một cách chính xác và thuận tiện hơn, nên thay bằng một chiếc thước cuộn hoặc thước dây có GHĐ lớn hơn 115,5 cm.</w:t>
-      </w:r>
-      <w:r>
-        <w:rPr>
-          <w:rFonts w:ascii="Times New Roman" w:hAnsi="Times New Roman"/>
-          <w:b/>
-          <w:i w:val="0"/>
-          <w:color w:val="C62828"/>
-          <w:sz w:val="21"/>
-        </w:rPr>
-        <w:t xml:space="preserve"> ---&gt; [ĐÚNG]</w:t>
+        <w:t>(Sai)</w:t>
       </w:r>
     </w:p>
     <w:p>
       <w:pPr>
+        <w:spacing w:before="0" w:after="40"/>
+        <w:ind w:left="567"/>
+      </w:pPr>
+      <w:r>
+        <w:rPr>
+          <w:rFonts w:ascii="Times New Roman" w:hAnsi="Times New Roman"/>
+          <w:b w:val="0"/>
+          <w:i/>
+          <w:color w:val="1565C0"/>
+          <w:sz w:val="19"/>
+        </w:rPr>
+        <w:t xml:space="preserve">↳ </w:t>
+      </w:r>
+      <w:r>
+        <w:rPr>
+          <w:rFonts w:ascii="Times New Roman" w:hAnsi="Times New Roman"/>
+          <w:b w:val="0"/>
+          <w:i/>
+          <w:color w:val="1565C0"/>
+          <w:sz w:val="19"/>
+        </w:rPr>
+        <w:t>Giải thích:</w:t>
+      </w:r>
+      <w:r>
+        <w:rPr>
+          <w:rFonts w:ascii="Times New Roman" w:hAnsi="Times New Roman"/>
+          <w:b w:val="0"/>
+          <w:i/>
+          <w:color w:val="1565C0"/>
+          <w:sz w:val="19"/>
+        </w:rPr>
+        <w:t xml:space="preserve"> Kim cân chỉ đúng vạch 760 g (là bội số đúng của ĐCNN = 10 g), sai số dụng cụ tối đa chỉ bằng nửa hoặc một ĐCNN (10 g), không lớn hơn ĐCNN.</w:t>
+      </w:r>
+    </w:p>
+    <w:p>
+      <w:pPr>
         <w:spacing w:before="20" w:after="20"/>
         <w:ind w:left="283"/>
       </w:pPr>
@@ -3221,389 +4235,110 @@
           <w:rFonts w:ascii="Times New Roman" w:hAnsi="Times New Roman"/>
           <w:b/>
           <w:i w:val="0"/>
+          <w:sz w:val="21"/>
+        </w:rPr>
+        <w:t xml:space="preserve">d) </w:t>
+      </w:r>
+      <w:r>
+        <w:rPr>
+          <w:rFonts w:ascii="Times New Roman" w:hAnsi="Times New Roman"/>
+          <w:b w:val="0"/>
+          <w:i w:val="0"/>
+          <w:sz w:val="21"/>
+        </w:rPr>
+        <w:t>Nếu thay hộp bánh bằng một bao gạo nặng 2,5 kg thì chiếc cân đồng hồ trên vẫn đo tốt và bảo đảm độ bền của cân.</w:t>
+      </w:r>
+      <w:r>
+        <w:t xml:space="preserve">  ➔ </w:t>
+      </w:r>
+      <w:r>
+        <w:rPr>
+          <w:rFonts w:ascii="Times New Roman" w:hAnsi="Times New Roman"/>
+          <w:b/>
+          <w:i w:val="0"/>
           <w:color w:val="C62828"/>
           <w:sz w:val="21"/>
         </w:rPr>
-        <w:t>d)</w:t>
-      </w:r>
-      <w:r>
-        <w:rPr>
-          <w:rFonts w:ascii="Times New Roman" w:hAnsi="Times New Roman"/>
-          <w:b w:val="0"/>
-          <w:i w:val="0"/>
-          <w:sz w:val="21"/>
-        </w:rPr>
-        <w:t xml:space="preserve"> Độ chia nhỏ nhất của thước là 1 mm cho phép đọc kết quả đến độ chính xác đến mi-li-mét.</w:t>
-      </w:r>
-      <w:r>
-        <w:rPr>
-          <w:rFonts w:ascii="Times New Roman" w:hAnsi="Times New Roman"/>
-          <w:b/>
-          <w:i w:val="0"/>
-          <w:color w:val="C62828"/>
-          <w:sz w:val="21"/>
-        </w:rPr>
-        <w:t xml:space="preserve"> ---&gt; [ĐÚNG]</w:t>
+        <w:t>(Sai)</w:t>
       </w:r>
     </w:p>
     <w:p>
       <w:pPr>
-        <w:spacing w:before="40" w:after="60" w:line="276" w:lineRule="auto"/>
-        <w:ind w:left="340"/>
-      </w:pPr>
-      <w:r>
-        <w:rPr>
-          <w:rFonts w:ascii="Times New Roman" w:hAnsi="Times New Roman"/>
-          <w:b/>
-          <w:i w:val="0"/>
+        <w:spacing w:before="0" w:after="40"/>
+        <w:ind w:left="567"/>
+      </w:pPr>
+      <w:r>
+        <w:rPr>
+          <w:rFonts w:ascii="Times New Roman" w:hAnsi="Times New Roman"/>
+          <w:b w:val="0"/>
+          <w:i/>
           <w:color w:val="1565C0"/>
-          <w:sz w:val="20"/>
-        </w:rPr>
-        <w:t>Lời giải chi tiết:</w:t>
-        <w:br/>
+          <w:sz w:val="19"/>
+        </w:rPr>
+        <w:t xml:space="preserve">↳ </w:t>
       </w:r>
       <w:r>
         <w:rPr>
           <w:rFonts w:ascii="Times New Roman" w:hAnsi="Times New Roman"/>
           <w:b w:val="0"/>
-          <w:i w:val="0"/>
-          <w:sz w:val="20"/>
-        </w:rPr>
-        <w:t>• Ý a: Sai. Chiếc bàn dài hơn 1 m (khoảng 115,5 cm) nên thước có GHĐ 1 m nhỏ hơn chiều dài cần đo, buộc phải đặt đo nhiều lần gây sai số lớn, không phải dụng cụ phù hợp nhất.</w:t>
+          <w:i/>
+          <w:color w:val="1565C0"/>
+          <w:sz w:val="19"/>
+        </w:rPr>
+        <w:t>Giải thích:</w:t>
+      </w:r>
+      <w:r>
+        <w:rPr>
+          <w:rFonts w:ascii="Times New Roman" w:hAnsi="Times New Roman"/>
+          <w:b w:val="0"/>
+          <w:i/>
+          <w:color w:val="1565C0"/>
+          <w:sz w:val="19"/>
+        </w:rPr>
+        <w:t xml:space="preserve"> Bao gạo 2,5 kg vượt quá Giới hạn đo của cân (2 kg), sẽ làm biến dạng lò xo cân quá mức, làm cân mất độ chính xác và nhanh hỏng.</w:t>
       </w:r>
     </w:p>
     <w:p>
       <w:pPr>
-        <w:spacing w:before="20" w:after="40" w:line="276" w:lineRule="auto"/>
-        <w:ind w:left="340"/>
-      </w:pPr>
-      <w:r>
-        <w:rPr>
-          <w:rFonts w:ascii="Times New Roman" w:hAnsi="Times New Roman"/>
-          <w:b w:val="0"/>
-          <w:i w:val="0"/>
-          <w:sz w:val="20"/>
-        </w:rPr>
-        <w:t>• Ý b: Sai. Thước chỉ có GHĐ là 1 m (100 cm) nên trên thước không hề có vạch 115,5 cm để đọc trong một lần đo. Ngoài ra, ĐCNN là 1 mm (0,1 cm) nên nếu đo ghép cũng không thể đọc tùy tiện 115,5 cm.</w:t>
+        <w:spacing w:before="120" w:after="40"/>
+      </w:pPr>
+      <w:r>
+        <w:rPr>
+          <w:rFonts w:ascii="Times New Roman" w:hAnsi="Times New Roman"/>
+          <w:b/>
+          <w:i w:val="0"/>
+          <w:color w:val="2E7D32"/>
+          <w:sz w:val="23"/>
+        </w:rPr>
+        <w:t>V. PHẦN TỰ LUẬN</w:t>
       </w:r>
     </w:p>
     <w:p>
       <w:pPr>
-        <w:spacing w:before="20" w:after="40" w:line="276" w:lineRule="auto"/>
-        <w:ind w:left="340"/>
+        <w:spacing w:before="0" w:after="80"/>
       </w:pPr>
       <w:r>
         <w:rPr>
           <w:rFonts w:ascii="Times New Roman" w:hAnsi="Times New Roman"/>
           <w:b w:val="0"/>
-          <w:i w:val="0"/>
-          <w:sz w:val="20"/>
-        </w:rPr>
-        <w:t>• Ý c: Đúng. Thước cuộn hoặc thước dây có GHĐ lớn hơn 115,5 cm (như 2 m hoặc 3 m) sẽ đo được trọn vẹn chiều dài bàn trong 1 lần đo, giúp thao tác nhanh và giảm thiểu sai số.</w:t>
+          <w:i/>
+          <w:sz w:val="21"/>
+        </w:rPr>
+        <w:t>Học sinh trình bày chi tiết lời giải vào bài làm:</w:t>
       </w:r>
     </w:p>
     <w:p>
       <w:pPr>
-        <w:spacing w:before="20" w:after="40" w:line="276" w:lineRule="auto"/>
-        <w:ind w:left="340"/>
+        <w:spacing w:before="80" w:after="40"/>
       </w:pPr>
       <w:r>
         <w:rPr>
           <w:rFonts w:ascii="Times New Roman" w:hAnsi="Times New Roman"/>
           <w:b w:val="0"/>
           <w:i w:val="0"/>
-          <w:sz w:val="20"/>
-        </w:rPr>
-        <w:t>• Ý d: Đúng. ĐCNN của thước là 1 mm nên độ chính xác của phép đo đạt tới từng mi-li-mét (kết quả đọc được làm tròn đến vạch mi-li-mét gần nhất).</w:t>
-      </w:r>
-    </w:p>
-    <w:p>
-      <w:pPr>
-        <w:spacing w:before="80" w:after="40"/>
-      </w:pPr>
-      <w:r>
-        <w:rPr>
-          <w:rFonts w:ascii="Times New Roman" w:hAnsi="Times New Roman"/>
-          <w:b/>
-          <w:i w:val="0"/>
-          <w:color w:val="C62828"/>
-          <w:sz w:val="21"/>
-        </w:rPr>
-        <w:t>Câu 2:</w:t>
-      </w:r>
-      <w:r>
-        <w:rPr>
-          <w:rFonts w:ascii="Times New Roman" w:hAnsi="Times New Roman"/>
-          <w:b w:val="0"/>
-          <w:i w:val="0"/>
-          <w:sz w:val="21"/>
-        </w:rPr>
-        <w:t xml:space="preserve"> Bạn An dùng một cân đồng hồ có Giới hạn đo (GHĐ) là 2 kg và Độ chia nhỏ nhất (ĐCNN) là 10 g để cân một hộp bánh có ghi khối lượng tịnh là 750 g. Khi đặt hộp bánh lên cân, kim cân chỉ vạch 760 g. An thực hiện một số nhận định sau:</w:t>
-      </w:r>
-    </w:p>
-    <w:p>
-      <w:pPr>
-        <w:spacing w:before="20" w:after="40"/>
-        <w:ind w:left="227"/>
-      </w:pPr>
-      <w:r>
-        <w:rPr>
-          <w:rFonts w:ascii="Times New Roman" w:hAnsi="Times New Roman"/>
-          <w:b w:val="0"/>
-          <w:i/>
-          <w:sz w:val="21"/>
-        </w:rPr>
-        <w:t>Mỗi phát biểu sau đây là Đúng hay Sai?</w:t>
-      </w:r>
-    </w:p>
-    <w:p>
-      <w:pPr>
-        <w:spacing w:before="20" w:after="20"/>
-        <w:ind w:left="283"/>
-      </w:pPr>
-      <w:r>
-        <w:rPr>
-          <w:rFonts w:ascii="Times New Roman" w:hAnsi="Times New Roman"/>
-          <w:b/>
-          <w:i w:val="0"/>
-          <w:color w:val="C62828"/>
-          <w:sz w:val="21"/>
-        </w:rPr>
-        <w:t>a)</w:t>
-      </w:r>
-      <w:r>
-        <w:rPr>
-          <w:rFonts w:ascii="Times New Roman" w:hAnsi="Times New Roman"/>
-          <w:b w:val="0"/>
-          <w:i w:val="0"/>
-          <w:sz w:val="21"/>
-        </w:rPr>
-        <w:t xml:space="preserve"> Chiếc cân An đang dùng hoàn toàn phù hợp để đo khối lượng của hộp bánh này.</w:t>
-      </w:r>
-      <w:r>
-        <w:rPr>
-          <w:rFonts w:ascii="Times New Roman" w:hAnsi="Times New Roman"/>
-          <w:b/>
-          <w:i w:val="0"/>
-          <w:color w:val="C62828"/>
-          <w:sz w:val="21"/>
-        </w:rPr>
-        <w:t xml:space="preserve"> ---&gt; [ĐÚNG]</w:t>
-      </w:r>
-    </w:p>
-    <w:p>
-      <w:pPr>
-        <w:spacing w:before="20" w:after="20"/>
-        <w:ind w:left="283"/>
-      </w:pPr>
-      <w:r>
-        <w:rPr>
-          <w:rFonts w:ascii="Times New Roman" w:hAnsi="Times New Roman"/>
-          <w:b/>
-          <w:i w:val="0"/>
-          <w:color w:val="C62828"/>
-          <w:sz w:val="21"/>
-        </w:rPr>
-        <w:t>b)</w:t>
-      </w:r>
-      <w:r>
-        <w:rPr>
-          <w:rFonts w:ascii="Times New Roman" w:hAnsi="Times New Roman"/>
-          <w:b w:val="0"/>
-          <w:i w:val="0"/>
-          <w:sz w:val="21"/>
-        </w:rPr>
-        <w:t xml:space="preserve"> Khối lượng thực tế của hộp bánh đúng 750 g như số ghi trên vỏ hộp.</w:t>
-      </w:r>
-      <w:r>
-        <w:rPr>
-          <w:rFonts w:ascii="Times New Roman" w:hAnsi="Times New Roman"/>
-          <w:b/>
-          <w:i w:val="0"/>
-          <w:color w:val="C62828"/>
-          <w:sz w:val="21"/>
-        </w:rPr>
-        <w:t xml:space="preserve"> ---&gt; [SAI]</w:t>
-      </w:r>
-    </w:p>
-    <w:p>
-      <w:pPr>
-        <w:spacing w:before="20" w:after="20"/>
-        <w:ind w:left="283"/>
-      </w:pPr>
-      <w:r>
-        <w:rPr>
-          <w:rFonts w:ascii="Times New Roman" w:hAnsi="Times New Roman"/>
-          <w:b/>
-          <w:i w:val="0"/>
-          <w:color w:val="C62828"/>
-          <w:sz w:val="21"/>
-        </w:rPr>
-        <w:t>c)</w:t>
-      </w:r>
-      <w:r>
-        <w:rPr>
-          <w:rFonts w:ascii="Times New Roman" w:hAnsi="Times New Roman"/>
-          <w:b w:val="0"/>
-          <w:i w:val="0"/>
-          <w:sz w:val="21"/>
-        </w:rPr>
-        <w:t xml:space="preserve"> Sai số của phép đo trong trường hợp này lớn hơn ĐCNN của cân.</w:t>
-      </w:r>
-      <w:r>
-        <w:rPr>
-          <w:rFonts w:ascii="Times New Roman" w:hAnsi="Times New Roman"/>
-          <w:b/>
-          <w:i w:val="0"/>
-          <w:color w:val="C62828"/>
-          <w:sz w:val="21"/>
-        </w:rPr>
-        <w:t xml:space="preserve"> ---&gt; [SAI]</w:t>
-      </w:r>
-    </w:p>
-    <w:p>
-      <w:pPr>
-        <w:spacing w:before="20" w:after="20"/>
-        <w:ind w:left="283"/>
-      </w:pPr>
-      <w:r>
-        <w:rPr>
-          <w:rFonts w:ascii="Times New Roman" w:hAnsi="Times New Roman"/>
-          <w:b/>
-          <w:i w:val="0"/>
-          <w:color w:val="C62828"/>
-          <w:sz w:val="21"/>
-        </w:rPr>
-        <w:t>d)</w:t>
-      </w:r>
-      <w:r>
-        <w:rPr>
-          <w:rFonts w:ascii="Times New Roman" w:hAnsi="Times New Roman"/>
-          <w:b w:val="0"/>
-          <w:i w:val="0"/>
-          <w:sz w:val="21"/>
-        </w:rPr>
-        <w:t xml:space="preserve"> Nếu thay hộp bánh bằng một bao gạo nặng 2,5 kg thì chiếc cân đồng hồ trên vẫn đo tốt và bảo đảm độ bền của cân.</w:t>
-      </w:r>
-      <w:r>
-        <w:rPr>
-          <w:rFonts w:ascii="Times New Roman" w:hAnsi="Times New Roman"/>
-          <w:b/>
-          <w:i w:val="0"/>
-          <w:color w:val="C62828"/>
-          <w:sz w:val="21"/>
-        </w:rPr>
-        <w:t xml:space="preserve"> ---&gt; [SAI]</w:t>
-      </w:r>
-    </w:p>
-    <w:p>
-      <w:pPr>
-        <w:spacing w:before="40" w:after="60" w:line="276" w:lineRule="auto"/>
-        <w:ind w:left="340"/>
-      </w:pPr>
-      <w:r>
-        <w:rPr>
-          <w:rFonts w:ascii="Times New Roman" w:hAnsi="Times New Roman"/>
-          <w:b/>
-          <w:i w:val="0"/>
-          <w:color w:val="1565C0"/>
-          <w:sz w:val="20"/>
-        </w:rPr>
-        <w:t>Lời giải chi tiết:</w:t>
-        <w:br/>
-      </w:r>
-      <w:r>
-        <w:rPr>
-          <w:rFonts w:ascii="Times New Roman" w:hAnsi="Times New Roman"/>
-          <w:b w:val="0"/>
-          <w:i w:val="0"/>
-          <w:sz w:val="20"/>
-        </w:rPr>
-        <w:t>• Ý a: Đúng. Hộp bánh nặng khoảng 750 g - 760 g nằm trong phạm vi đo từ 0 đến 2 kg của cân, và ĐCNN 10 g đủ chi tiết để đo khối lượng vật này.</w:t>
-      </w:r>
-    </w:p>
-    <w:p>
-      <w:pPr>
-        <w:spacing w:before="20" w:after="40" w:line="276" w:lineRule="auto"/>
-        <w:ind w:left="340"/>
-      </w:pPr>
-      <w:r>
-        <w:rPr>
-          <w:rFonts w:ascii="Times New Roman" w:hAnsi="Times New Roman"/>
-          <w:b w:val="0"/>
-          <w:i w:val="0"/>
-          <w:sz w:val="20"/>
-        </w:rPr>
-        <w:t>• Ý b: Sai. 750 g ghi trên vỏ hộp là khối lượng tịnh (khối lượng của riêng phần bánh bên trong, chưa tính bao bì). Khi cân cả hộp bánh (gồm cả vỏ và bánh) kim cân chỉ 760 g, chứng tỏ khối lượng thực tế cả hộp là 760 g (vỏ hộp nặng 10 g).</w:t>
-      </w:r>
-    </w:p>
-    <w:p>
-      <w:pPr>
-        <w:spacing w:before="20" w:after="40" w:line="276" w:lineRule="auto"/>
-        <w:ind w:left="340"/>
-      </w:pPr>
-      <w:r>
-        <w:rPr>
-          <w:rFonts w:ascii="Times New Roman" w:hAnsi="Times New Roman"/>
-          <w:b w:val="0"/>
-          <w:i w:val="0"/>
-          <w:sz w:val="20"/>
-        </w:rPr>
-        <w:t>• Ý c: Sai. Kim cân chỉ đúng vạch 760 g (là bội số đúng của ĐCNN = 10 g), sai số dụng cụ tối đa chỉ bằng nửa hoặc một ĐCNN (10 g), không lớn hơn ĐCNN.</w:t>
-      </w:r>
-    </w:p>
-    <w:p>
-      <w:pPr>
-        <w:spacing w:before="20" w:after="40" w:line="276" w:lineRule="auto"/>
-        <w:ind w:left="340"/>
-      </w:pPr>
-      <w:r>
-        <w:rPr>
-          <w:rFonts w:ascii="Times New Roman" w:hAnsi="Times New Roman"/>
-          <w:b w:val="0"/>
-          <w:i w:val="0"/>
-          <w:sz w:val="20"/>
-        </w:rPr>
-        <w:t>• Ý d: Sai. Bao gạo 2,5 kg vượt quá Giới hạn đo của cân (2 kg), sẽ làm biến dạng lò xo cân quá mức, làm cân mất độ chính xác và nhanh hỏng.</w:t>
-      </w:r>
-    </w:p>
-    <w:p>
-      <w:pPr>
-        <w:spacing w:before="140" w:after="40"/>
-      </w:pPr>
-      <w:r>
-        <w:rPr>
-          <w:rFonts w:ascii="Times New Roman" w:hAnsi="Times New Roman"/>
-          <w:b/>
-          <w:i w:val="0"/>
-          <w:color w:val="1565C0"/>
-          <w:sz w:val="22"/>
-        </w:rPr>
-        <w:t>V. TỰ LUẬN</w:t>
-      </w:r>
-    </w:p>
-    <w:p>
-      <w:pPr>
-        <w:spacing w:before="80" w:after="40"/>
-      </w:pPr>
-      <w:r>
-        <w:rPr>
-          <w:rFonts w:ascii="Times New Roman" w:hAnsi="Times New Roman"/>
-          <w:b/>
-          <w:i w:val="0"/>
-          <w:color w:val="C62828"/>
-          <w:sz w:val="21"/>
-        </w:rPr>
-        <w:t>Câu 1:</w:t>
-      </w:r>
-      <w:r>
-        <w:rPr>
-          <w:rFonts w:ascii="Times New Roman" w:hAnsi="Times New Roman"/>
-          <w:b w:val="0"/>
-          <w:i w:val="0"/>
-          <w:sz w:val="21"/>
-        </w:rPr>
-        <w:t xml:space="preserve"> Trên bao bì gói bánh COSY có ghi: Khối lượng tịnh 500 g. Ở bảng giá trị dinh dưỡng phía sau, nhà sản xuất cho biết cứ 10 g bánh sẽ cung cấp khoảng 100 cal.</w:t>
+          <w:sz w:val="21"/>
+        </w:rPr>
+        <w:t>Câu 1: Trên bao bì gói bánh COSY có ghi: Khối lượng tịnh 500 g. Ở bảng giá trị dinh dưỡng phía sau, nhà sản xuất cho biết cứ 10 g bánh sẽ cung cấp khoảng 100 cal.</w:t>
         <w:br/>
         <w:t>a) Con số “500 g” đó cho em biết điều gì?</w:t>
         <w:br/>
@@ -3612,8 +4347,8 @@
     </w:p>
     <w:p>
       <w:pPr>
-        <w:spacing w:before="40" w:after="60" w:line="276" w:lineRule="auto"/>
-        <w:ind w:left="340"/>
+        <w:spacing w:before="60" w:after="20"/>
+        <w:ind w:left="227"/>
       </w:pPr>
       <w:r>
         <w:rPr>
@@ -3621,25 +4356,25 @@
           <w:b/>
           <w:i w:val="0"/>
           <w:color w:val="1565C0"/>
-          <w:sz w:val="20"/>
+          <w:sz w:val="21"/>
+        </w:rPr>
+        <w:t xml:space="preserve">► </w:t>
+      </w:r>
+      <w:r>
+        <w:rPr>
+          <w:rFonts w:ascii="Times New Roman" w:hAnsi="Times New Roman"/>
+          <w:b/>
+          <w:i w:val="0"/>
+          <w:color w:val="1565C0"/>
+          <w:sz w:val="21"/>
         </w:rPr>
         <w:t>Lời giải chi tiết:</w:t>
-        <w:br/>
-      </w:r>
-      <w:r>
-        <w:rPr>
-          <w:rFonts w:ascii="Times New Roman" w:hAnsi="Times New Roman"/>
-          <w:b w:val="0"/>
-          <w:i w:val="0"/>
-          <w:sz w:val="20"/>
-        </w:rPr>
-        <w:t>a) Con số “500 g” ghi trên bao bì cho biết khối lượng tịnh của riêng phần bánh chứa bên trong gói (không tính khối lượng của vỏ bao bì) là 500 gam.</w:t>
       </w:r>
     </w:p>
     <w:p>
       <w:pPr>
-        <w:spacing w:before="20" w:after="40" w:line="276" w:lineRule="auto"/>
-        <w:ind w:left="340"/>
+        <w:spacing w:before="20" w:after="20"/>
+        <w:ind w:left="454"/>
       </w:pPr>
       <w:r>
         <w:rPr>
@@ -3648,13 +4383,13 @@
           <w:i w:val="0"/>
           <w:sz w:val="20"/>
         </w:rPr>
-        <w:t>b) Tính năng lượng bạn Lan đã nạp vào cơ thể:</w:t>
+        <w:t>a) Con số “500 g” ghi trên bao bì cho biết khối lượng tịnh của riêng phần bánh chứa bên trong gói (không tính khối lượng của vỏ bao bì) là 500 gam.</w:t>
       </w:r>
     </w:p>
     <w:p>
       <w:pPr>
-        <w:spacing w:before="20" w:after="40" w:line="276" w:lineRule="auto"/>
-        <w:ind w:left="340"/>
+        <w:spacing w:before="20" w:after="20"/>
+        <w:ind w:left="454"/>
       </w:pPr>
       <w:r>
         <w:rPr>
@@ -3663,13 +4398,13 @@
           <w:i w:val="0"/>
           <w:sz w:val="20"/>
         </w:rPr>
-        <w:t>- Cứ 10 g bánh cung cấp 100 cal.</w:t>
+        <w:t>b) Tính năng lượng bạn Lan đã nạp vào cơ thể:</w:t>
       </w:r>
     </w:p>
     <w:p>
       <w:pPr>
-        <w:spacing w:before="20" w:after="40" w:line="276" w:lineRule="auto"/>
-        <w:ind w:left="340"/>
+        <w:spacing w:before="20" w:after="20"/>
+        <w:ind w:left="454"/>
       </w:pPr>
       <w:r>
         <w:rPr>
@@ -3678,13 +4413,13 @@
           <w:i w:val="0"/>
           <w:sz w:val="20"/>
         </w:rPr>
-        <w:t>- Toàn bộ gói bánh nặng 500 g bánh sẽ cung cấp lượng năng lượng là:</w:t>
+        <w:t>- Cứ 10 g bánh cung cấp 100 cal.</w:t>
       </w:r>
     </w:p>
     <w:p>
       <w:pPr>
-        <w:spacing w:before="20" w:after="40" w:line="276" w:lineRule="auto"/>
-        <w:ind w:left="340"/>
+        <w:spacing w:before="20" w:after="20"/>
+        <w:ind w:left="454"/>
       </w:pPr>
       <w:r>
         <w:rPr>
@@ -3693,13 +4428,13 @@
           <w:i w:val="0"/>
           <w:sz w:val="20"/>
         </w:rPr>
-        <w:t>E = (500 / 10) × 100 = 50 × 100 = 5000 cal (hoặc 5 kcal).</w:t>
+        <w:t>- Toàn bộ gói bánh nặng 500 g bánh sẽ cung cấp lượng năng lượng là:</w:t>
       </w:r>
     </w:p>
     <w:p>
       <w:pPr>
-        <w:spacing w:before="20" w:after="40" w:line="276" w:lineRule="auto"/>
-        <w:ind w:left="340"/>
+        <w:spacing w:before="20" w:after="20"/>
+        <w:ind w:left="454"/>
       </w:pPr>
       <w:r>
         <w:rPr>
@@ -3708,31 +4443,36 @@
           <w:i w:val="0"/>
           <w:sz w:val="20"/>
         </w:rPr>
-        <w:t>Đáp số: 5000 cal (hay 5 kcal).</w:t>
+        <w:t xml:space="preserve">  E = (500 / 10) × 100 = 50 × 100 = 5000 cal (hoặc 5 kcal).</w:t>
       </w:r>
     </w:p>
     <w:p>
       <w:pPr>
+        <w:spacing w:before="20" w:after="20"/>
+        <w:ind w:left="454"/>
+      </w:pPr>
+      <w:r>
+        <w:rPr>
+          <w:rFonts w:ascii="Times New Roman" w:hAnsi="Times New Roman"/>
+          <w:b w:val="0"/>
+          <w:i w:val="0"/>
+          <w:sz w:val="20"/>
+        </w:rPr>
+        <w:t>Đáp số: 5000 cal (hay 5 kcal).</w:t>
+      </w:r>
+    </w:p>
+    <w:p>
+      <w:pPr>
         <w:spacing w:before="80" w:after="40"/>
       </w:pPr>
       <w:r>
         <w:rPr>
           <w:rFonts w:ascii="Times New Roman" w:hAnsi="Times New Roman"/>
-          <w:b/>
-          <w:i w:val="0"/>
-          <w:color w:val="C62828"/>
-          <w:sz w:val="21"/>
-        </w:rPr>
-        <w:t>Câu 2:</w:t>
-      </w:r>
-      <w:r>
-        <w:rPr>
-          <w:rFonts w:ascii="Times New Roman" w:hAnsi="Times New Roman"/>
           <w:b w:val="0"/>
           <w:i w:val="0"/>
           <w:sz w:val="21"/>
         </w:rPr>
-        <w:t xml:space="preserve"> Trên một thùng bánh COSY chứa 20 gói bánh cùng loại, nhà sản xuất có ghi: "Khối lượng tịnh của mỗi gói: 100 g".</w:t>
+        <w:t>Câu 2: Trên một thùng bánh COSY chứa 20 gói bánh cùng loại, nhà sản xuất có ghi: "Khối lượng tịnh của mỗi gói: 100 g".</w:t>
         <w:br/>
         <w:t>a) Con số 100 g ghi trên vỏ gói bánh cho biết điều gì?</w:t>
         <w:br/>
@@ -3741,8 +4481,8 @@
     </w:p>
     <w:p>
       <w:pPr>
-        <w:spacing w:before="40" w:after="60" w:line="276" w:lineRule="auto"/>
-        <w:ind w:left="340"/>
+        <w:spacing w:before="60" w:after="20"/>
+        <w:ind w:left="227"/>
       </w:pPr>
       <w:r>
         <w:rPr>
@@ -3750,25 +4490,25 @@
           <w:b/>
           <w:i w:val="0"/>
           <w:color w:val="1565C0"/>
-          <w:sz w:val="20"/>
+          <w:sz w:val="21"/>
+        </w:rPr>
+        <w:t xml:space="preserve">► </w:t>
+      </w:r>
+      <w:r>
+        <w:rPr>
+          <w:rFonts w:ascii="Times New Roman" w:hAnsi="Times New Roman"/>
+          <w:b/>
+          <w:i w:val="0"/>
+          <w:color w:val="1565C0"/>
+          <w:sz w:val="21"/>
         </w:rPr>
         <w:t>Lời giải chi tiết:</w:t>
-        <w:br/>
-      </w:r>
-      <w:r>
-        <w:rPr>
-          <w:rFonts w:ascii="Times New Roman" w:hAnsi="Times New Roman"/>
-          <w:b w:val="0"/>
-          <w:i w:val="0"/>
-          <w:sz w:val="20"/>
-        </w:rPr>
-        <w:t>a) Con số 100 g ghi trên vỏ gói bánh cho biết khối lượng tịnh của riêng phần bánh bên trong mỗi gói (không tính khối lượng vỏ gói bánh) là 100 gam.</w:t>
       </w:r>
     </w:p>
     <w:p>
       <w:pPr>
-        <w:spacing w:before="20" w:after="40" w:line="276" w:lineRule="auto"/>
-        <w:ind w:left="340"/>
+        <w:spacing w:before="20" w:after="20"/>
+        <w:ind w:left="454"/>
       </w:pPr>
       <w:r>
         <w:rPr>
@@ -3777,13 +4517,13 @@
           <w:i w:val="0"/>
           <w:sz w:val="20"/>
         </w:rPr>
-        <w:t>b) Tính tổng khối lượng của cả bánh và thùng giấy:</w:t>
+        <w:t>a) Con số 100 g ghi trên vỏ gói bánh cho biết khối lượng tịnh của riêng phần bánh bên trong mỗi gói (không tính khối lượng vỏ gói bánh) là 100 gam.</w:t>
       </w:r>
     </w:p>
     <w:p>
       <w:pPr>
-        <w:spacing w:before="20" w:after="40" w:line="276" w:lineRule="auto"/>
-        <w:ind w:left="340"/>
+        <w:spacing w:before="20" w:after="20"/>
+        <w:ind w:left="454"/>
       </w:pPr>
       <w:r>
         <w:rPr>
@@ -3792,13 +4532,13 @@
           <w:i w:val="0"/>
           <w:sz w:val="20"/>
         </w:rPr>
-        <w:t>- Khối lượng của 20 gói bánh là:</w:t>
+        <w:t>b) Tính tổng khối lượng của cả bánh và thùng giấy:</w:t>
       </w:r>
     </w:p>
     <w:p>
       <w:pPr>
-        <w:spacing w:before="20" w:after="40" w:line="276" w:lineRule="auto"/>
-        <w:ind w:left="340"/>
+        <w:spacing w:before="20" w:after="20"/>
+        <w:ind w:left="454"/>
       </w:pPr>
       <w:r>
         <w:rPr>
@@ -3807,13 +4547,13 @@
           <w:i w:val="0"/>
           <w:sz w:val="20"/>
         </w:rPr>
-        <w:t>m_bánh = 20 × 100 g = 2000 g = 2 kg.</w:t>
+        <w:t>- Khối lượng của 20 gói bánh là:</w:t>
       </w:r>
     </w:p>
     <w:p>
       <w:pPr>
-        <w:spacing w:before="20" w:after="40" w:line="276" w:lineRule="auto"/>
-        <w:ind w:left="340"/>
+        <w:spacing w:before="20" w:after="20"/>
+        <w:ind w:left="454"/>
       </w:pPr>
       <w:r>
         <w:rPr>
@@ -3822,13 +4562,13 @@
           <w:i w:val="0"/>
           <w:sz w:val="20"/>
         </w:rPr>
-        <w:t>- Khối lượng của vỏ thùng giấy là:</w:t>
+        <w:t xml:space="preserve">  m_bánh = 20 × 100 g = 2000 g = 2 kg.</w:t>
       </w:r>
     </w:p>
     <w:p>
       <w:pPr>
-        <w:spacing w:before="20" w:after="40" w:line="276" w:lineRule="auto"/>
-        <w:ind w:left="340"/>
+        <w:spacing w:before="20" w:after="20"/>
+        <w:ind w:left="454"/>
       </w:pPr>
       <w:r>
         <w:rPr>
@@ -3837,13 +4577,13 @@
           <w:i w:val="0"/>
           <w:sz w:val="20"/>
         </w:rPr>
-        <w:t>m_thùng = 200 g = 0,2 kg.</w:t>
+        <w:t>- Khối lượng của vỏ thùng giấy là:</w:t>
       </w:r>
     </w:p>
     <w:p>
       <w:pPr>
-        <w:spacing w:before="20" w:after="40" w:line="276" w:lineRule="auto"/>
-        <w:ind w:left="340"/>
+        <w:spacing w:before="20" w:after="20"/>
+        <w:ind w:left="454"/>
       </w:pPr>
       <w:r>
         <w:rPr>
@@ -3852,13 +4592,13 @@
           <w:i w:val="0"/>
           <w:sz w:val="20"/>
         </w:rPr>
-        <w:t>- Tổng khối lượng của cả bánh và thùng giấy là:</w:t>
+        <w:t xml:space="preserve">  m_thùng = 200 g = 0,2 kg.</w:t>
       </w:r>
     </w:p>
     <w:p>
       <w:pPr>
-        <w:spacing w:before="20" w:after="40" w:line="276" w:lineRule="auto"/>
-        <w:ind w:left="340"/>
+        <w:spacing w:before="20" w:after="20"/>
+        <w:ind w:left="454"/>
       </w:pPr>
       <w:r>
         <w:rPr>
@@ -3867,7 +4607,22 @@
           <w:i w:val="0"/>
           <w:sz w:val="20"/>
         </w:rPr>
-        <w:t>m</w:t>
+        <w:t>- Tổng khối lượng của cả bánh và thùng giấy là:</w:t>
+      </w:r>
+    </w:p>
+    <w:p>
+      <w:pPr>
+        <w:spacing w:before="20" w:after="20"/>
+        <w:ind w:left="454"/>
+      </w:pPr>
+      <w:r>
+        <w:rPr>
+          <w:rFonts w:ascii="Times New Roman" w:hAnsi="Times New Roman"/>
+          <w:b w:val="0"/>
+          <w:i w:val="0"/>
+          <w:sz w:val="20"/>
+        </w:rPr>
+        <w:t xml:space="preserve">  m</w:t>
       </w:r>
       <w:r>
         <w:rPr>
@@ -3890,8 +4645,8 @@
     </w:p>
     <w:p>
       <w:pPr>
-        <w:spacing w:before="20" w:after="40" w:line="276" w:lineRule="auto"/>
-        <w:ind w:left="340"/>
+        <w:spacing w:before="20" w:after="20"/>
+        <w:ind w:left="454"/>
       </w:pPr>
       <w:r>
         <w:rPr>
@@ -3905,22 +4660,26 @@
     </w:p>
     <w:p>
       <w:pPr>
-        <w:spacing w:before="200" w:after="60"/>
+        <w:keepNext/>
+        <w:spacing w:before="200" w:after="80"/>
+        <w:pBdr>
+          <w:bottom w:val="single" w:sz="8" w:space="4" w:color="C62828"/>
+        </w:pBdr>
       </w:pPr>
       <w:r>
         <w:rPr>
           <w:rFonts w:ascii="Times New Roman" w:hAnsi="Times New Roman"/>
           <w:b/>
           <w:i w:val="0"/>
-          <w:color w:val="2E7D32"/>
+          <w:color w:val="C62828"/>
           <w:sz w:val="25"/>
         </w:rPr>
-        <w:t>PHÂN MÔN HOÁ HỌC</w:t>
+        <w:t>PHẦN II. PHÂN MÔN HOÁ HỌC</w:t>
       </w:r>
     </w:p>
     <w:p>
       <w:pPr>
-        <w:spacing w:before="80" w:after="40"/>
+        <w:spacing w:before="120" w:after="40"/>
       </w:pPr>
       <w:r>
         <w:rPr>
@@ -3928,13 +4687,28 @@
           <w:b/>
           <w:i w:val="0"/>
           <w:color w:val="2E7D32"/>
-          <w:sz w:val="21"/>
-        </w:rPr>
-        <w:t>Câu 1: Chất tạo nên vật thể. Ở đâu có vật thể là ở đó có chất.</w:t>
+          <w:sz w:val="23"/>
+        </w:rPr>
+        <w:t>LÝ THUYẾT TRỌNG TÂM HÓA HỌC</w:t>
       </w:r>
     </w:p>
     <w:p>
       <w:pPr>
+        <w:spacing w:before="80" w:after="40"/>
+      </w:pPr>
+      <w:r>
+        <w:rPr>
+          <w:rFonts w:ascii="Times New Roman" w:hAnsi="Times New Roman"/>
+          <w:b/>
+          <w:i w:val="0"/>
+          <w:color w:val="1565C0"/>
+          <w:sz w:val="21"/>
+        </w:rPr>
+        <w:t>Câu 1: Chất tạo nên vật thể. Ở đâu có vật thể là ở đó có chất.</w:t>
+      </w:r>
+    </w:p>
+    <w:p>
+      <w:pPr>
         <w:spacing w:before="20" w:after="20"/>
         <w:ind w:left="227"/>
       </w:pPr>
@@ -4047,7 +4821,7 @@
           <w:rFonts w:ascii="Times New Roman" w:hAnsi="Times New Roman"/>
           <w:b/>
           <w:i w:val="0"/>
-          <w:color w:val="2E7D32"/>
+          <w:color w:val="1565C0"/>
           <w:sz w:val="21"/>
         </w:rPr>
         <w:t>Câu 2: Mỗi chất có những tính chất vật lí và tính chất hóa học nhất định, đặc trưng cho chất.</w:t>
@@ -4122,7 +4896,7 @@
           <w:rFonts w:ascii="Times New Roman" w:hAnsi="Times New Roman"/>
           <w:b/>
           <w:i w:val="0"/>
-          <w:color w:val="2E7D32"/>
+          <w:color w:val="1565C0"/>
           <w:sz w:val="21"/>
         </w:rPr>
         <w:t>Câu 3: Đặc điểm (tính chất) cơ bản 3 thể (rắn, lỏng, khí) thông qua quan sát:</w:t>
@@ -4227,7 +5001,7 @@
           <w:rFonts w:ascii="Times New Roman" w:hAnsi="Times New Roman"/>
           <w:b/>
           <w:i w:val="0"/>
-          <w:color w:val="2E7D32"/>
+          <w:color w:val="1565C0"/>
           <w:sz w:val="21"/>
         </w:rPr>
         <w:t>Câu 4: Các khái niệm về sự chuyển thể của chất:</w:t>
@@ -4362,7 +5136,7 @@
           <w:rFonts w:ascii="Times New Roman" w:hAnsi="Times New Roman"/>
           <w:b/>
           <w:i w:val="0"/>
-          <w:color w:val="2E7D32"/>
+          <w:color w:val="1565C0"/>
           <w:sz w:val="21"/>
         </w:rPr>
         <w:t>Câu 5: Tính chất và vai trò của Oxygen:</w:t>
@@ -4445,32 +5219,36 @@
     </w:p>
     <w:p>
       <w:pPr>
-        <w:spacing w:before="200" w:after="60"/>
+        <w:keepNext/>
+        <w:spacing w:before="200" w:after="80"/>
+        <w:pBdr>
+          <w:bottom w:val="single" w:sz="8" w:space="4" w:color="C62828"/>
+        </w:pBdr>
       </w:pPr>
       <w:r>
         <w:rPr>
           <w:rFonts w:ascii="Times New Roman" w:hAnsi="Times New Roman"/>
           <w:b/>
           <w:i w:val="0"/>
-          <w:color w:val="2E7D32"/>
+          <w:color w:val="C62828"/>
           <w:sz w:val="25"/>
         </w:rPr>
-        <w:t>PHÂN MÔN SINH HỌC</w:t>
+        <w:t>PHẦN III. PHÂN MÔN SINH HỌC</w:t>
       </w:r>
     </w:p>
     <w:p>
       <w:pPr>
-        <w:spacing w:before="140" w:after="40"/>
+        <w:spacing w:before="120" w:after="40"/>
       </w:pPr>
       <w:r>
         <w:rPr>
           <w:rFonts w:ascii="Times New Roman" w:hAnsi="Times New Roman"/>
           <w:b/>
           <w:i w:val="0"/>
-          <w:color w:val="1565C0"/>
-          <w:sz w:val="22"/>
-        </w:rPr>
-        <w:t>Chương I: Mở đầu</w:t>
+          <w:color w:val="2E7D32"/>
+          <w:sz w:val="23"/>
+        </w:rPr>
+        <w:t>CHƯƠNG I: MỞ ĐẦU - DỤNG CỤ QUAN SÁT</w:t>
       </w:r>
     </w:p>
     <w:p>
@@ -4485,28 +5263,28 @@
           <w:i w:val="0"/>
           <w:sz w:val="21"/>
         </w:rPr>
-        <w:t>Trình bày được cách sử dụng, bảo quản một số dụng cụ thông thường khi học tập môn Khoa học tự nhiên (kính lúp, kính hiển vi quang học...).</w:t>
+        <w:t>• Trình bày được cách sử dụng, bảo quản một số dụng cụ thông thường khi học tập môn Khoa học tự nhiên (kính lúp, kính hiển vi quang học...).</w:t>
       </w:r>
     </w:p>
     <w:p>
       <w:pPr>
-        <w:spacing w:before="80" w:after="40"/>
+        <w:spacing w:before="60" w:after="40"/>
       </w:pPr>
       <w:r>
         <w:rPr>
           <w:rFonts w:ascii="Times New Roman" w:hAnsi="Times New Roman"/>
           <w:b/>
           <w:i w:val="0"/>
-          <w:color w:val="2E7D32"/>
-          <w:sz w:val="21"/>
-        </w:rPr>
-        <w:t>BÀI TẬP MINH HOẠ:</w:t>
+          <w:color w:val="004D40"/>
+          <w:sz w:val="21"/>
+        </w:rPr>
+        <w:t>BÀI TẬP MINH HOẠ CHƯƠNG I:</w:t>
       </w:r>
     </w:p>
     <w:p>
       <w:pPr>
-        <w:spacing w:before="60" w:after="40"/>
-        <w:ind w:left="170"/>
+        <w:spacing w:before="40" w:after="40"/>
+        <w:ind w:left="227"/>
       </w:pPr>
       <w:r>
         <w:rPr>
@@ -4530,8 +5308,8 @@
     </w:p>
     <w:p>
       <w:pPr>
-        <w:spacing w:before="40" w:after="60" w:line="276" w:lineRule="auto"/>
-        <w:ind w:left="340"/>
+        <w:spacing w:before="60" w:after="20"/>
+        <w:ind w:left="227"/>
       </w:pPr>
       <w:r>
         <w:rPr>
@@ -4539,91 +5317,91 @@
           <w:b/>
           <w:i w:val="0"/>
           <w:color w:val="1565C0"/>
-          <w:sz w:val="20"/>
+          <w:sz w:val="21"/>
+        </w:rPr>
+        <w:t xml:space="preserve">► </w:t>
+      </w:r>
+      <w:r>
+        <w:rPr>
+          <w:rFonts w:ascii="Times New Roman" w:hAnsi="Times New Roman"/>
+          <w:b/>
+          <w:i w:val="0"/>
+          <w:color w:val="1565C0"/>
+          <w:sz w:val="21"/>
         </w:rPr>
         <w:t>Lời giải chi tiết:</w:t>
-        <w:br/>
-      </w:r>
-      <w:r>
-        <w:rPr>
-          <w:rFonts w:ascii="Times New Roman" w:hAnsi="Times New Roman"/>
-          <w:b w:val="0"/>
-          <w:i w:val="0"/>
-          <w:sz w:val="20"/>
-        </w:rPr>
-        <w:t>Ốc vi cấp (núm vi chỉnh / ốc tinh chỉnh) là bộ phận dùng để điều chỉnh nâng hạ ống kính với khoảng cách rất nhỏ, giúp lấy nét chính xác và làm cho hình ảnh mẫu vật hiển thị rõ nét, chi tiết nhất sau khi đã điều chỉnh sơ bộ bằng ốc to (ốc thô).</w:t>
       </w:r>
     </w:p>
     <w:p>
       <w:pPr>
-        <w:spacing w:before="60" w:after="40"/>
-        <w:ind w:left="170"/>
-      </w:pPr>
-      <w:r>
-        <w:rPr>
-          <w:rFonts w:ascii="Times New Roman" w:hAnsi="Times New Roman"/>
-          <w:b/>
-          <w:i w:val="0"/>
-          <w:color w:val="C62828"/>
-          <w:sz w:val="21"/>
-        </w:rPr>
-        <w:t>BT2.</w:t>
-      </w:r>
+        <w:spacing w:before="20" w:after="20"/>
+        <w:ind w:left="454"/>
+      </w:pPr>
       <w:r>
         <w:rPr>
           <w:rFonts w:ascii="Times New Roman" w:hAnsi="Times New Roman"/>
           <w:b w:val="0"/>
           <w:i w:val="0"/>
-          <w:sz w:val="21"/>
-        </w:rPr>
-        <w:t xml:space="preserve"> Hệ thống phóng đại của kính hiển vi quang học bao gồm hai bộ phận chính nào?</w:t>
+          <w:sz w:val="20"/>
+        </w:rPr>
+        <w:t>Ốc vi cấp (núm vi chỉnh / ốc tinh chỉnh) là bộ phận dùng để điều chỉnh nâng hạ ống kính với khoảng cách rất nhỏ, giúp lấy nét chính xác và làm cho hình ảnh mẫu vật hiển thị rõ nét, chi tiết nhất sau khi đã điều chỉnh sơ bộ bằng ốc to (ốc thô).</w:t>
       </w:r>
     </w:p>
     <w:p>
       <w:pPr>
-        <w:spacing w:before="40" w:after="60" w:line="276" w:lineRule="auto"/>
-        <w:ind w:left="340"/>
+        <w:spacing w:before="40" w:after="40"/>
+        <w:ind w:left="227"/>
       </w:pPr>
       <w:r>
         <w:rPr>
           <w:rFonts w:ascii="Times New Roman" w:hAnsi="Times New Roman"/>
           <w:b/>
           <w:i w:val="0"/>
-          <w:color w:val="1565C0"/>
-          <w:sz w:val="20"/>
-        </w:rPr>
-        <w:t>Lời giải chi tiết:</w:t>
-        <w:br/>
+          <w:color w:val="C62828"/>
+          <w:sz w:val="21"/>
+        </w:rPr>
+        <w:t>BT2.</w:t>
       </w:r>
       <w:r>
         <w:rPr>
           <w:rFonts w:ascii="Times New Roman" w:hAnsi="Times New Roman"/>
           <w:b w:val="0"/>
           <w:i w:val="0"/>
-          <w:sz w:val="20"/>
-        </w:rPr>
-        <w:t>Hệ thống phóng đại của kính hiển vi quang học bao gồm hai bộ phận chính là:</w:t>
+          <w:sz w:val="21"/>
+        </w:rPr>
+        <w:t xml:space="preserve"> Hệ thống phóng đại của kính hiển vi quang học bao gồm hai bộ phận chính nào?</w:t>
       </w:r>
     </w:p>
     <w:p>
       <w:pPr>
-        <w:spacing w:before="20" w:after="40" w:line="276" w:lineRule="auto"/>
-        <w:ind w:left="340"/>
-      </w:pPr>
-      <w:r>
-        <w:rPr>
-          <w:rFonts w:ascii="Times New Roman" w:hAnsi="Times New Roman"/>
-          <w:b w:val="0"/>
-          <w:i w:val="0"/>
-          <w:sz w:val="20"/>
-        </w:rPr>
-        <w:t>1. Thị kính: Thấu kính ở đầu trên của ống kính, nơi người quan sát đặt mắt nhìn vào (thường có độ phóng đại 10x, 15x, 20x).</w:t>
+        <w:spacing w:before="60" w:after="20"/>
+        <w:ind w:left="227"/>
+      </w:pPr>
+      <w:r>
+        <w:rPr>
+          <w:rFonts w:ascii="Times New Roman" w:hAnsi="Times New Roman"/>
+          <w:b/>
+          <w:i w:val="0"/>
+          <w:color w:val="1565C0"/>
+          <w:sz w:val="21"/>
+        </w:rPr>
+        <w:t xml:space="preserve">► </w:t>
+      </w:r>
+      <w:r>
+        <w:rPr>
+          <w:rFonts w:ascii="Times New Roman" w:hAnsi="Times New Roman"/>
+          <w:b/>
+          <w:i w:val="0"/>
+          <w:color w:val="1565C0"/>
+          <w:sz w:val="21"/>
+        </w:rPr>
+        <w:t>Lời giải chi tiết:</w:t>
       </w:r>
     </w:p>
     <w:p>
       <w:pPr>
-        <w:spacing w:before="20" w:after="40" w:line="276" w:lineRule="auto"/>
-        <w:ind w:left="340"/>
+        <w:spacing w:before="20" w:after="20"/>
+        <w:ind w:left="454"/>
       </w:pPr>
       <w:r>
         <w:rPr>
@@ -4632,143 +5410,203 @@
           <w:i w:val="0"/>
           <w:sz w:val="20"/>
         </w:rPr>
-        <w:t>2. Vật kính: Thấu kính ở mâm xoay phía dưới, hướng sát vào mẫu vật trên bàn kính (thường có độ phóng đại 4x, 10x, 40x, 100x).</w:t>
+        <w:t>Hệ thống phóng đại của kính hiển vi quang học bao gồm hai bộ phận chính là:</w:t>
       </w:r>
     </w:p>
     <w:p>
       <w:pPr>
-        <w:spacing w:before="60" w:after="40"/>
-        <w:ind w:left="170"/>
-      </w:pPr>
-      <w:r>
-        <w:rPr>
-          <w:rFonts w:ascii="Times New Roman" w:hAnsi="Times New Roman"/>
-          <w:b/>
-          <w:i w:val="0"/>
-          <w:color w:val="C62828"/>
-          <w:sz w:val="21"/>
-        </w:rPr>
-        <w:t>BT3.</w:t>
-      </w:r>
+        <w:spacing w:before="20" w:after="20"/>
+        <w:ind w:left="454"/>
+      </w:pPr>
       <w:r>
         <w:rPr>
           <w:rFonts w:ascii="Times New Roman" w:hAnsi="Times New Roman"/>
           <w:b w:val="0"/>
           <w:i w:val="0"/>
-          <w:sz w:val="21"/>
-        </w:rPr>
-        <w:t xml:space="preserve"> Việc làm nào là đúng khi sử dụng và bảo quản kính lúp?</w:t>
+          <w:sz w:val="20"/>
+        </w:rPr>
+        <w:t>1. Thị kính: Thấu kính ở đầu trên của ống kính, nơi người quan sát đặt mắt nhìn vào (thường có độ phóng đại 10x, 15x, 20x).</w:t>
       </w:r>
     </w:p>
     <w:p>
       <w:pPr>
-        <w:spacing w:before="40" w:after="60" w:line="276" w:lineRule="auto"/>
-        <w:ind w:left="340"/>
-      </w:pPr>
-      <w:r>
-        <w:rPr>
-          <w:rFonts w:ascii="Times New Roman" w:hAnsi="Times New Roman"/>
-          <w:b/>
-          <w:i w:val="0"/>
-          <w:color w:val="1565C0"/>
+        <w:spacing w:before="20" w:after="20"/>
+        <w:ind w:left="454"/>
+      </w:pPr>
+      <w:r>
+        <w:rPr>
+          <w:rFonts w:ascii="Times New Roman" w:hAnsi="Times New Roman"/>
+          <w:b w:val="0"/>
+          <w:i w:val="0"/>
           <w:sz w:val="20"/>
         </w:rPr>
-        <w:t>Lời giải chi tiết:</w:t>
-        <w:br/>
-      </w:r>
-      <w:r>
-        <w:rPr>
-          <w:rFonts w:ascii="Times New Roman" w:hAnsi="Times New Roman"/>
-          <w:b w:val="0"/>
-          <w:i w:val="0"/>
-          <w:sz w:val="20"/>
-        </w:rPr>
-        <w:t>- Khi sử dụng: Cầm tay cầm của kính lúp, đặt mặt kính gần sát mẫu vật, từ từ dịch chuyển kính ra xa mẫu vật cho đến khi nhìn thấy hình ảnh phóng to rõ nét nhất.</w:t>
+        <w:t>2. Vật kính: Thấu kính ở mâm xoay phía dưới, hướng sát vào mẫu vật trên bàn kính (thường có độ phóng đại 4x, 10x, 40x, 100x).</w:t>
       </w:r>
     </w:p>
     <w:p>
       <w:pPr>
-        <w:spacing w:before="20" w:after="40" w:line="276" w:lineRule="auto"/>
-        <w:ind w:left="340"/>
-      </w:pPr>
+        <w:spacing w:before="40" w:after="40"/>
+        <w:ind w:left="227"/>
+      </w:pPr>
+      <w:r>
+        <w:rPr>
+          <w:rFonts w:ascii="Times New Roman" w:hAnsi="Times New Roman"/>
+          <w:b/>
+          <w:i w:val="0"/>
+          <w:color w:val="C62828"/>
+          <w:sz w:val="21"/>
+        </w:rPr>
+        <w:t>BT3.</w:t>
+      </w:r>
       <w:r>
         <w:rPr>
           <w:rFonts w:ascii="Times New Roman" w:hAnsi="Times New Roman"/>
           <w:b w:val="0"/>
           <w:i w:val="0"/>
-          <w:sz w:val="20"/>
-        </w:rPr>
-        <w:t>- Khi bảo quản: Lau kính bằng khăn mềm sạch chuyên dụng; không để mặt kính tiếp xúc với vật cứng, nhám tránh trầy xước; để nơi khô ráo, thoáng mát và cất vào hộp hoặc bao đựng sau khi sử dụng.</w:t>
+          <w:sz w:val="21"/>
+        </w:rPr>
+        <w:t xml:space="preserve"> Việc làm nào là đúng khi sử dụng và bảo quản kính lúp?</w:t>
       </w:r>
     </w:p>
     <w:p>
       <w:pPr>
-        <w:spacing w:before="60" w:after="40"/>
-        <w:ind w:left="170"/>
+        <w:spacing w:before="60" w:after="20"/>
+        <w:ind w:left="227"/>
       </w:pPr>
       <w:r>
         <w:rPr>
           <w:rFonts w:ascii="Times New Roman" w:hAnsi="Times New Roman"/>
           <w:b/>
           <w:i w:val="0"/>
-          <w:color w:val="C62828"/>
-          <w:sz w:val="21"/>
-        </w:rPr>
-        <w:t>BT4.</w:t>
-      </w:r>
-      <w:r>
-        <w:rPr>
-          <w:rFonts w:ascii="Times New Roman" w:hAnsi="Times New Roman"/>
-          <w:b w:val="0"/>
-          <w:i w:val="0"/>
-          <w:sz w:val="21"/>
-        </w:rPr>
-        <w:t xml:space="preserve"> Bộ phận nào của kính để người quan sát đặt mắt vào để nhìn mẫu vật?</w:t>
+          <w:color w:val="1565C0"/>
+          <w:sz w:val="21"/>
+        </w:rPr>
+        <w:t xml:space="preserve">► </w:t>
+      </w:r>
+      <w:r>
+        <w:rPr>
+          <w:rFonts w:ascii="Times New Roman" w:hAnsi="Times New Roman"/>
+          <w:b/>
+          <w:i w:val="0"/>
+          <w:color w:val="1565C0"/>
+          <w:sz w:val="21"/>
+        </w:rPr>
+        <w:t>Lời giải chi tiết:</w:t>
       </w:r>
     </w:p>
     <w:p>
       <w:pPr>
-        <w:spacing w:before="40" w:after="60" w:line="276" w:lineRule="auto"/>
-        <w:ind w:left="340"/>
-      </w:pPr>
-      <w:r>
-        <w:rPr>
-          <w:rFonts w:ascii="Times New Roman" w:hAnsi="Times New Roman"/>
-          <w:b/>
-          <w:i w:val="0"/>
-          <w:color w:val="1565C0"/>
+        <w:spacing w:before="20" w:after="20"/>
+        <w:ind w:left="454"/>
+      </w:pPr>
+      <w:r>
+        <w:rPr>
+          <w:rFonts w:ascii="Times New Roman" w:hAnsi="Times New Roman"/>
+          <w:b w:val="0"/>
+          <w:i w:val="0"/>
           <w:sz w:val="20"/>
         </w:rPr>
-        <w:t>Lời giải chi tiết:</w:t>
-        <w:br/>
-      </w:r>
-      <w:r>
-        <w:rPr>
-          <w:rFonts w:ascii="Times New Roman" w:hAnsi="Times New Roman"/>
-          <w:b w:val="0"/>
-          <w:i w:val="0"/>
-          <w:sz w:val="20"/>
-        </w:rPr>
-        <w:t>Bộ phận để người quan sát đặt mắt vào để nhìn mẫu vật là Thị kính (kính mắt).</w:t>
+        <w:t>- Khi sử dụng: Cầm tay cầm của kính lúp, đặt mặt kính gần sát mẫu vật, từ từ dịch chuyển kính ra xa mẫu vật cho đến khi nhìn thấy hình ảnh phóng to rõ nét nhất.</w:t>
       </w:r>
     </w:p>
     <w:p>
       <w:pPr>
-        <w:spacing w:before="140" w:after="40"/>
-      </w:pPr>
-      <w:r>
-        <w:rPr>
-          <w:rFonts w:ascii="Times New Roman" w:hAnsi="Times New Roman"/>
-          <w:b/>
-          <w:i w:val="0"/>
-          <w:color w:val="1565C0"/>
-          <w:sz w:val="22"/>
-        </w:rPr>
-        <w:t>Chương V. Tế bào – đơn vị cơ sở của sự sống</w:t>
+        <w:spacing w:before="20" w:after="20"/>
+        <w:ind w:left="454"/>
+      </w:pPr>
+      <w:r>
+        <w:rPr>
+          <w:rFonts w:ascii="Times New Roman" w:hAnsi="Times New Roman"/>
+          <w:b w:val="0"/>
+          <w:i w:val="0"/>
+          <w:sz w:val="20"/>
+        </w:rPr>
+        <w:t>- Khi bảo quản: Lau kính bằng khăn mềm sạch chuyên dụng; không để mặt kính tiếp xúc với vật cứng, nhám tránh trầy xước; để nơi khô ráo, thoáng mát và cất vào hộp hoặc bao đựng sau khi sử dụng.</w:t>
       </w:r>
     </w:p>
     <w:p>
       <w:pPr>
+        <w:spacing w:before="40" w:after="40"/>
+        <w:ind w:left="227"/>
+      </w:pPr>
+      <w:r>
+        <w:rPr>
+          <w:rFonts w:ascii="Times New Roman" w:hAnsi="Times New Roman"/>
+          <w:b/>
+          <w:i w:val="0"/>
+          <w:color w:val="C62828"/>
+          <w:sz w:val="21"/>
+        </w:rPr>
+        <w:t>BT4.</w:t>
+      </w:r>
+      <w:r>
+        <w:rPr>
+          <w:rFonts w:ascii="Times New Roman" w:hAnsi="Times New Roman"/>
+          <w:b w:val="0"/>
+          <w:i w:val="0"/>
+          <w:sz w:val="21"/>
+        </w:rPr>
+        <w:t xml:space="preserve"> Bộ phận nào của kính để người quan sát đặt mắt vào để nhìn mẫu vật?</w:t>
+      </w:r>
+    </w:p>
+    <w:p>
+      <w:pPr>
+        <w:spacing w:before="60" w:after="20"/>
+        <w:ind w:left="227"/>
+      </w:pPr>
+      <w:r>
+        <w:rPr>
+          <w:rFonts w:ascii="Times New Roman" w:hAnsi="Times New Roman"/>
+          <w:b/>
+          <w:i w:val="0"/>
+          <w:color w:val="1565C0"/>
+          <w:sz w:val="21"/>
+        </w:rPr>
+        <w:t xml:space="preserve">► </w:t>
+      </w:r>
+      <w:r>
+        <w:rPr>
+          <w:rFonts w:ascii="Times New Roman" w:hAnsi="Times New Roman"/>
+          <w:b/>
+          <w:i w:val="0"/>
+          <w:color w:val="1565C0"/>
+          <w:sz w:val="21"/>
+        </w:rPr>
+        <w:t>Lời giải chi tiết:</w:t>
+      </w:r>
+    </w:p>
+    <w:p>
+      <w:pPr>
+        <w:spacing w:before="20" w:after="20"/>
+        <w:ind w:left="454"/>
+      </w:pPr>
+      <w:r>
+        <w:rPr>
+          <w:rFonts w:ascii="Times New Roman" w:hAnsi="Times New Roman"/>
+          <w:b w:val="0"/>
+          <w:i w:val="0"/>
+          <w:sz w:val="20"/>
+        </w:rPr>
+        <w:t>Bộ phận để người quan sát đặt mắt vào để nhìn mẫu vật là Thị kính (kính mắt).</w:t>
+      </w:r>
+    </w:p>
+    <w:p>
+      <w:pPr>
+        <w:spacing w:before="120" w:after="40"/>
+      </w:pPr>
+      <w:r>
+        <w:rPr>
+          <w:rFonts w:ascii="Times New Roman" w:hAnsi="Times New Roman"/>
+          <w:b/>
+          <w:i w:val="0"/>
+          <w:color w:val="2E7D32"/>
+          <w:sz w:val="23"/>
+        </w:rPr>
+        <w:t>CHƯƠNG V: TẾ BÀO – ĐƠN VỊ CƠ SỞ CỦA SỰ SỐNG</w:t>
+      </w:r>
+    </w:p>
+    <w:p>
+      <w:pPr>
         <w:spacing w:before="20" w:after="20"/>
         <w:ind w:left="227"/>
       </w:pPr>
@@ -4964,23 +5802,23 @@
     </w:p>
     <w:p>
       <w:pPr>
-        <w:spacing w:before="80" w:after="40"/>
+        <w:spacing w:before="60" w:after="40"/>
       </w:pPr>
       <w:r>
         <w:rPr>
           <w:rFonts w:ascii="Times New Roman" w:hAnsi="Times New Roman"/>
           <w:b/>
           <w:i w:val="0"/>
-          <w:color w:val="2E7D32"/>
-          <w:sz w:val="21"/>
-        </w:rPr>
-        <w:t>BÀI TẬP MINH HOẠ:</w:t>
+          <w:color w:val="004D40"/>
+          <w:sz w:val="21"/>
+        </w:rPr>
+        <w:t>BÀI TẬP MINH HOẠ CHƯƠNG V:</w:t>
       </w:r>
     </w:p>
     <w:p>
       <w:pPr>
-        <w:spacing w:before="60" w:after="40"/>
-        <w:ind w:left="170"/>
+        <w:spacing w:before="40" w:after="40"/>
+        <w:ind w:left="227"/>
       </w:pPr>
       <w:r>
         <w:rPr>
@@ -5004,8 +5842,8 @@
     </w:p>
     <w:p>
       <w:pPr>
-        <w:spacing w:before="40" w:after="60" w:line="276" w:lineRule="auto"/>
-        <w:ind w:left="340"/>
+        <w:spacing w:before="60" w:after="20"/>
+        <w:ind w:left="227"/>
       </w:pPr>
       <w:r>
         <w:rPr>
@@ -5013,25 +5851,25 @@
           <w:b/>
           <w:i w:val="0"/>
           <w:color w:val="1565C0"/>
-          <w:sz w:val="20"/>
+          <w:sz w:val="21"/>
+        </w:rPr>
+        <w:t xml:space="preserve">► </w:t>
+      </w:r>
+      <w:r>
+        <w:rPr>
+          <w:rFonts w:ascii="Times New Roman" w:hAnsi="Times New Roman"/>
+          <w:b/>
+          <w:i w:val="0"/>
+          <w:color w:val="1565C0"/>
+          <w:sz w:val="21"/>
         </w:rPr>
         <w:t>Lời giải chi tiết:</w:t>
-        <w:br/>
-      </w:r>
-      <w:r>
-        <w:rPr>
-          <w:rFonts w:ascii="Times New Roman" w:hAnsi="Times New Roman"/>
-          <w:b w:val="0"/>
-          <w:i w:val="0"/>
-          <w:sz w:val="20"/>
-        </w:rPr>
-        <w:t>- Tế bào biểu bì vảy hành là tế bào thực vật: Bên ngoài màng tế bào có lớp thành tế bào dày và cứng bằng xenlulozơ (cellulose), giúp định hình tế bào dạng đa giác cố định và gắn kết các tế bào sát nhau thành mô vững chắc.</w:t>
       </w:r>
     </w:p>
     <w:p>
       <w:pPr>
-        <w:spacing w:before="20" w:after="40" w:line="276" w:lineRule="auto"/>
-        <w:ind w:left="340"/>
+        <w:spacing w:before="20" w:after="20"/>
+        <w:ind w:left="454"/>
       </w:pPr>
       <w:r>
         <w:rPr>
@@ -5040,160 +5878,160 @@
           <w:i w:val="0"/>
           <w:sz w:val="20"/>
         </w:rPr>
-        <w:t>- Tế bào trứng cá là tế bào động vật đơn lẻ: Không có thành tế bào bao bọc, chỉ có màng sinh chất mềm dẻo, sức căng bề mặt làm tế bào co lại thành hình cầu tròn đều; đồng thời các tế bào trứng cá tách rời nhau trong xoang cơ thể nên không đứng cố định thành khối.</w:t>
+        <w:t>- Tế bào biểu bì vảy hành là tế bào thực vật: Bên ngoài màng tế bào có lớp thành tế bào dày và cứng bằng xenlulozơ (cellulose), giúp định hình tế bào dạng đa giác cố định và gắn kết các tế bào sát nhau thành mô vững chắc.</w:t>
       </w:r>
     </w:p>
     <w:p>
       <w:pPr>
-        <w:spacing w:before="60" w:after="40"/>
-        <w:ind w:left="170"/>
-      </w:pPr>
-      <w:r>
-        <w:rPr>
-          <w:rFonts w:ascii="Times New Roman" w:hAnsi="Times New Roman"/>
-          <w:b/>
-          <w:i w:val="0"/>
-          <w:color w:val="C62828"/>
-          <w:sz w:val="21"/>
-        </w:rPr>
-        <w:t>BT2.</w:t>
-      </w:r>
+        <w:spacing w:before="20" w:after="20"/>
+        <w:ind w:left="454"/>
+      </w:pPr>
       <w:r>
         <w:rPr>
           <w:rFonts w:ascii="Times New Roman" w:hAnsi="Times New Roman"/>
           <w:b w:val="0"/>
           <w:i w:val="0"/>
-          <w:sz w:val="21"/>
-        </w:rPr>
-        <w:t xml:space="preserve"> Kích thước của tế bào đa dạng như thế nào? Để quan sát tế bào, chúng ta thường dùng dụng cụ gì?</w:t>
+          <w:sz w:val="20"/>
+        </w:rPr>
+        <w:t>- Tế bào trứng cá là tế bào động vật đơn lẻ: Không có thành tế bào bao bọc, chỉ có màng sinh chất mềm dẻo, sức căng bề mặt làm tế bào co lại thành hình cầu tròn đều; đồng thời các tế bào trứng cá tách rời nhau trong xoang cơ thể nên không đứng cố định thành khối.</w:t>
       </w:r>
     </w:p>
     <w:p>
       <w:pPr>
-        <w:spacing w:before="40" w:after="60" w:line="276" w:lineRule="auto"/>
-        <w:ind w:left="340"/>
+        <w:spacing w:before="40" w:after="40"/>
+        <w:ind w:left="227"/>
       </w:pPr>
       <w:r>
         <w:rPr>
           <w:rFonts w:ascii="Times New Roman" w:hAnsi="Times New Roman"/>
           <w:b/>
           <w:i w:val="0"/>
-          <w:color w:val="1565C0"/>
-          <w:sz w:val="20"/>
-        </w:rPr>
-        <w:t>Lời giải chi tiết:</w:t>
-        <w:br/>
+          <w:color w:val="C62828"/>
+          <w:sz w:val="21"/>
+        </w:rPr>
+        <w:t>BT2.</w:t>
       </w:r>
       <w:r>
         <w:rPr>
           <w:rFonts w:ascii="Times New Roman" w:hAnsi="Times New Roman"/>
           <w:b w:val="0"/>
           <w:i w:val="0"/>
-          <w:sz w:val="20"/>
-        </w:rPr>
-        <w:t>- Kích thước tế bào vô cùng đa dạng: Đa số tế bào có kích thước hiển vi rất nhỏ (từ vài micromet μm đến vài chục micromet), mắt thường không thể nhìn thấy được (như vi khuẩn, tế bào biểu bì thực vật, tế bào máu...); một số ít tế bào có kích thước lớn nhìn thấy được bằng mắt thường (như tế bào trứng cá, tép bưởi, lòng đỏ trứng gà/chim...).</w:t>
+          <w:sz w:val="21"/>
+        </w:rPr>
+        <w:t xml:space="preserve"> Kích thước của tế bào đa dạng như thế nào? Để quan sát tế bào, chúng ta thường dùng dụng cụ gì?</w:t>
       </w:r>
     </w:p>
     <w:p>
       <w:pPr>
-        <w:spacing w:before="20" w:after="40" w:line="276" w:lineRule="auto"/>
-        <w:ind w:left="340"/>
-      </w:pPr>
-      <w:r>
-        <w:rPr>
-          <w:rFonts w:ascii="Times New Roman" w:hAnsi="Times New Roman"/>
-          <w:b w:val="0"/>
-          <w:i w:val="0"/>
-          <w:sz w:val="20"/>
-        </w:rPr>
-        <w:t>- Dụng cụ quan sát: Đối với các tế bào hiển vi ta dùng kính hiển vi quang học; đối với các tế bào có kích thước tương đối lớn ta có thể dùng kính lúp hoặc quan sát bằng mắt thường.</w:t>
+        <w:spacing w:before="60" w:after="20"/>
+        <w:ind w:left="227"/>
+      </w:pPr>
+      <w:r>
+        <w:rPr>
+          <w:rFonts w:ascii="Times New Roman" w:hAnsi="Times New Roman"/>
+          <w:b/>
+          <w:i w:val="0"/>
+          <w:color w:val="1565C0"/>
+          <w:sz w:val="21"/>
+        </w:rPr>
+        <w:t xml:space="preserve">► </w:t>
+      </w:r>
+      <w:r>
+        <w:rPr>
+          <w:rFonts w:ascii="Times New Roman" w:hAnsi="Times New Roman"/>
+          <w:b/>
+          <w:i w:val="0"/>
+          <w:color w:val="1565C0"/>
+          <w:sz w:val="21"/>
+        </w:rPr>
+        <w:t>Lời giải chi tiết:</w:t>
       </w:r>
     </w:p>
     <w:p>
       <w:pPr>
-        <w:spacing w:before="60" w:after="40"/>
-        <w:ind w:left="170"/>
-      </w:pPr>
-      <w:r>
-        <w:rPr>
-          <w:rFonts w:ascii="Times New Roman" w:hAnsi="Times New Roman"/>
-          <w:b/>
-          <w:i w:val="0"/>
-          <w:color w:val="C62828"/>
-          <w:sz w:val="21"/>
-        </w:rPr>
-        <w:t>BT3.</w:t>
-      </w:r>
+        <w:spacing w:before="20" w:after="20"/>
+        <w:ind w:left="454"/>
+      </w:pPr>
       <w:r>
         <w:rPr>
           <w:rFonts w:ascii="Times New Roman" w:hAnsi="Times New Roman"/>
           <w:b w:val="0"/>
           <w:i w:val="0"/>
-          <w:sz w:val="21"/>
-        </w:rPr>
-        <w:t xml:space="preserve"> Hình dạng của tế bào phụ thuộc vào yếu tố nào? Lấy 2 ví dụ minh họa.</w:t>
+          <w:sz w:val="20"/>
+        </w:rPr>
+        <w:t>- Kích thước tế bào vô cùng đa dạng: Đa số tế bào có kích thước hiển vi rất nhỏ (từ vài micromet μm đến vài chục micromet), mắt thường không thể nhìn thấy được (như vi khuẩn, tế bào biểu bì thực vật, tế bào máu...); một số ít tế bào có kích thước lớn nhìn thấy được bằng mắt thường (như tế bào trứng cá, tép bưởi, lòng đỏ trứng gà/chim...).</w:t>
       </w:r>
     </w:p>
     <w:p>
       <w:pPr>
-        <w:spacing w:before="40" w:after="60" w:line="276" w:lineRule="auto"/>
-        <w:ind w:left="340"/>
-      </w:pPr>
-      <w:r>
-        <w:rPr>
-          <w:rFonts w:ascii="Times New Roman" w:hAnsi="Times New Roman"/>
-          <w:b/>
-          <w:i w:val="0"/>
-          <w:color w:val="1565C0"/>
+        <w:spacing w:before="20" w:after="20"/>
+        <w:ind w:left="454"/>
+      </w:pPr>
+      <w:r>
+        <w:rPr>
+          <w:rFonts w:ascii="Times New Roman" w:hAnsi="Times New Roman"/>
+          <w:b w:val="0"/>
+          <w:i w:val="0"/>
           <w:sz w:val="20"/>
         </w:rPr>
-        <w:t>Lời giải chi tiết:</w:t>
-        <w:br/>
-      </w:r>
-      <w:r>
-        <w:rPr>
-          <w:rFonts w:ascii="Times New Roman" w:hAnsi="Times New Roman"/>
-          <w:b w:val="0"/>
-          <w:i w:val="0"/>
-          <w:sz w:val="20"/>
-        </w:rPr>
-        <w:t>- Hình dạng của tế bào phụ thuộc vào và thích nghi tối ưu với chức năng mà tế bào đó đảm nhận trong cơ thể sinh vật.</w:t>
+        <w:t>- Dụng cụ quan sát: Đối với các tế bào hiển vi ta dùng kính hiển vi quang học; đối với các tế bào có kích thước tương đối lớn ta có thể dùng kính lúp hoặc quan sát bằng mắt thường.</w:t>
       </w:r>
     </w:p>
     <w:p>
       <w:pPr>
-        <w:spacing w:before="20" w:after="40" w:line="276" w:lineRule="auto"/>
-        <w:ind w:left="340"/>
-      </w:pPr>
+        <w:spacing w:before="40" w:after="40"/>
+        <w:ind w:left="227"/>
+      </w:pPr>
+      <w:r>
+        <w:rPr>
+          <w:rFonts w:ascii="Times New Roman" w:hAnsi="Times New Roman"/>
+          <w:b/>
+          <w:i w:val="0"/>
+          <w:color w:val="C62828"/>
+          <w:sz w:val="21"/>
+        </w:rPr>
+        <w:t>BT3.</w:t>
+      </w:r>
       <w:r>
         <w:rPr>
           <w:rFonts w:ascii="Times New Roman" w:hAnsi="Times New Roman"/>
           <w:b w:val="0"/>
           <w:i w:val="0"/>
-          <w:sz w:val="20"/>
-        </w:rPr>
-        <w:t>- Ví dụ minh họa:</w:t>
+          <w:sz w:val="21"/>
+        </w:rPr>
+        <w:t xml:space="preserve"> Hình dạng của tế bào phụ thuộc vào yếu tố nào? Lấy 2 ví dụ minh họa.</w:t>
       </w:r>
     </w:p>
     <w:p>
       <w:pPr>
-        <w:spacing w:before="20" w:after="40" w:line="276" w:lineRule="auto"/>
-        <w:ind w:left="340"/>
-      </w:pPr>
-      <w:r>
-        <w:rPr>
-          <w:rFonts w:ascii="Times New Roman" w:hAnsi="Times New Roman"/>
-          <w:b w:val="0"/>
-          <w:i w:val="0"/>
-          <w:sz w:val="20"/>
-        </w:rPr>
-        <w:t>1. Tế bào hồng cầu người có hình đĩa lõm hai mặt: Giúp tăng diện tích bề mặt tiếp xúc để vận chuyển khí oxygen và carbon dioxide hiệu quả hơn, đồng thời dễ dàng biến dạng uốn cong để di chuyển qua các mao mạch máu hẹp.</w:t>
+        <w:spacing w:before="60" w:after="20"/>
+        <w:ind w:left="227"/>
+      </w:pPr>
+      <w:r>
+        <w:rPr>
+          <w:rFonts w:ascii="Times New Roman" w:hAnsi="Times New Roman"/>
+          <w:b/>
+          <w:i w:val="0"/>
+          <w:color w:val="1565C0"/>
+          <w:sz w:val="21"/>
+        </w:rPr>
+        <w:t xml:space="preserve">► </w:t>
+      </w:r>
+      <w:r>
+        <w:rPr>
+          <w:rFonts w:ascii="Times New Roman" w:hAnsi="Times New Roman"/>
+          <w:b/>
+          <w:i w:val="0"/>
+          <w:color w:val="1565C0"/>
+          <w:sz w:val="21"/>
+        </w:rPr>
+        <w:t>Lời giải chi tiết:</w:t>
       </w:r>
     </w:p>
     <w:p>
       <w:pPr>
-        <w:spacing w:before="20" w:after="40" w:line="276" w:lineRule="auto"/>
-        <w:ind w:left="340"/>
+        <w:spacing w:before="20" w:after="20"/>
+        <w:ind w:left="454"/>
       </w:pPr>
       <w:r>
         <w:rPr>
@@ -5202,64 +6040,43 @@
           <w:i w:val="0"/>
           <w:sz w:val="20"/>
         </w:rPr>
-        <w:t>2. Tế bào thần kinh (nơ-ron) có hình sao với nhiều sợi nhánh và một sợi trục dài: Thích nghi hoàn hảo với chức năng tiếp nhận và truyền dẫn tín hiệu, xung thần kinh đi khắp các cơ quan trong cơ thể.</w:t>
+        <w:t>- Hình dạng của tế bào phụ thuộc vào và thích nghi tối ưu với chức năng mà tế bào đó đảm nhận trong cơ thể sinh vật.</w:t>
       </w:r>
     </w:p>
     <w:p>
       <w:pPr>
-        <w:spacing w:before="60" w:after="40"/>
-        <w:ind w:left="170"/>
-      </w:pPr>
-      <w:r>
-        <w:rPr>
-          <w:rFonts w:ascii="Times New Roman" w:hAnsi="Times New Roman"/>
-          <w:b/>
-          <w:i w:val="0"/>
-          <w:color w:val="C62828"/>
-          <w:sz w:val="21"/>
-        </w:rPr>
-        <w:t>BT4.</w:t>
-      </w:r>
+        <w:spacing w:before="20" w:after="20"/>
+        <w:ind w:left="454"/>
+      </w:pPr>
       <w:r>
         <w:rPr>
           <w:rFonts w:ascii="Times New Roman" w:hAnsi="Times New Roman"/>
           <w:b w:val="0"/>
           <w:i w:val="0"/>
-          <w:sz w:val="21"/>
-        </w:rPr>
-        <w:t xml:space="preserve"> Kể tên một số hình dạng tế bào tương ứng?</w:t>
+          <w:sz w:val="20"/>
+        </w:rPr>
+        <w:t>- Ví dụ minh họa:</w:t>
       </w:r>
     </w:p>
     <w:p>
       <w:pPr>
-        <w:spacing w:before="40" w:after="60" w:line="276" w:lineRule="auto"/>
-        <w:ind w:left="340"/>
-      </w:pPr>
-      <w:r>
-        <w:rPr>
-          <w:rFonts w:ascii="Times New Roman" w:hAnsi="Times New Roman"/>
-          <w:b/>
-          <w:i w:val="0"/>
-          <w:color w:val="1565C0"/>
+        <w:spacing w:before="20" w:after="20"/>
+        <w:ind w:left="454"/>
+      </w:pPr>
+      <w:r>
+        <w:rPr>
+          <w:rFonts w:ascii="Times New Roman" w:hAnsi="Times New Roman"/>
+          <w:b w:val="0"/>
+          <w:i w:val="0"/>
           <w:sz w:val="20"/>
         </w:rPr>
-        <w:t>Lời giải chi tiết:</w:t>
-        <w:br/>
-      </w:r>
-      <w:r>
-        <w:rPr>
-          <w:rFonts w:ascii="Times New Roman" w:hAnsi="Times New Roman"/>
-          <w:b w:val="0"/>
-          <w:i w:val="0"/>
-          <w:sz w:val="20"/>
-        </w:rPr>
-        <w:t>- Hình cầu (hình tròn): Tế bào trứng động vật, vi khuẩn tụ cầu...</w:t>
+        <w:t xml:space="preserve">  1. Tế bào hồng cầu người có hình đĩa lõm hai mặt: Giúp tăng diện tích bề mặt tiếp xúc để vận chuyển khí oxygen và carbon dioxide hiệu quả hơn, đồng thời dễ dàng biến dạng uốn cong để di chuyển qua các mao mạch máu hẹp.</w:t>
       </w:r>
     </w:p>
     <w:p>
       <w:pPr>
-        <w:spacing w:before="20" w:after="40" w:line="276" w:lineRule="auto"/>
-        <w:ind w:left="340"/>
+        <w:spacing w:before="20" w:after="20"/>
+        <w:ind w:left="454"/>
       </w:pPr>
       <w:r>
         <w:rPr>
@@ -5268,43 +6085,64 @@
           <w:i w:val="0"/>
           <w:sz w:val="20"/>
         </w:rPr>
-        <w:t>- Hình đĩa lõm: Tế bào hồng cầu người.</w:t>
+        <w:t xml:space="preserve">  2. Tế bào thần kinh (nơ-ron) có hình sao với nhiều sợi nhánh và một sợi trục dài: Thích nghi hoàn hảo với chức năng tiếp nhận và truyền dẫn tín hiệu, xung thần kinh đi khắp các cơ quan trong cơ thể.</w:t>
       </w:r>
     </w:p>
     <w:p>
       <w:pPr>
-        <w:spacing w:before="20" w:after="40" w:line="276" w:lineRule="auto"/>
-        <w:ind w:left="340"/>
-      </w:pPr>
+        <w:spacing w:before="40" w:after="40"/>
+        <w:ind w:left="227"/>
+      </w:pPr>
+      <w:r>
+        <w:rPr>
+          <w:rFonts w:ascii="Times New Roman" w:hAnsi="Times New Roman"/>
+          <w:b/>
+          <w:i w:val="0"/>
+          <w:color w:val="C62828"/>
+          <w:sz w:val="21"/>
+        </w:rPr>
+        <w:t>BT4.</w:t>
+      </w:r>
       <w:r>
         <w:rPr>
           <w:rFonts w:ascii="Times New Roman" w:hAnsi="Times New Roman"/>
           <w:b w:val="0"/>
           <w:i w:val="0"/>
-          <w:sz w:val="20"/>
-        </w:rPr>
-        <w:t>- Hình trụ / que: Trực khuẩn E.coli, tế bào biểu bì vảy hành...</w:t>
+          <w:sz w:val="21"/>
+        </w:rPr>
+        <w:t xml:space="preserve"> Kể tên một số hình dạng tế bào tương ứng?</w:t>
       </w:r>
     </w:p>
     <w:p>
       <w:pPr>
-        <w:spacing w:before="20" w:after="40" w:line="276" w:lineRule="auto"/>
-        <w:ind w:left="340"/>
-      </w:pPr>
-      <w:r>
-        <w:rPr>
-          <w:rFonts w:ascii="Times New Roman" w:hAnsi="Times New Roman"/>
-          <w:b w:val="0"/>
-          <w:i w:val="0"/>
-          <w:sz w:val="20"/>
-        </w:rPr>
-        <w:t>- Hình sợi dài: Tế bào cơ vân, tế bào sợi nấm...</w:t>
+        <w:spacing w:before="60" w:after="20"/>
+        <w:ind w:left="227"/>
+      </w:pPr>
+      <w:r>
+        <w:rPr>
+          <w:rFonts w:ascii="Times New Roman" w:hAnsi="Times New Roman"/>
+          <w:b/>
+          <w:i w:val="0"/>
+          <w:color w:val="1565C0"/>
+          <w:sz w:val="21"/>
+        </w:rPr>
+        <w:t xml:space="preserve">► </w:t>
+      </w:r>
+      <w:r>
+        <w:rPr>
+          <w:rFonts w:ascii="Times New Roman" w:hAnsi="Times New Roman"/>
+          <w:b/>
+          <w:i w:val="0"/>
+          <w:color w:val="1565C0"/>
+          <w:sz w:val="21"/>
+        </w:rPr>
+        <w:t>Lời giải chi tiết:</w:t>
       </w:r>
     </w:p>
     <w:p>
       <w:pPr>
-        <w:spacing w:before="20" w:after="40" w:line="276" w:lineRule="auto"/>
-        <w:ind w:left="340"/>
+        <w:spacing w:before="20" w:after="20"/>
+        <w:ind w:left="454"/>
       </w:pPr>
       <w:r>
         <w:rPr>
@@ -5313,13 +6151,13 @@
           <w:i w:val="0"/>
           <w:sz w:val="20"/>
         </w:rPr>
-        <w:t>- Hình sao có nhiều nhánh: Tế bào thần kinh (nơ-ron).</w:t>
+        <w:t>- Hình cầu (hình tròn): Tế bào trứng động vật, vi khuẩn tụ cầu...</w:t>
       </w:r>
     </w:p>
     <w:p>
       <w:pPr>
-        <w:spacing w:before="20" w:after="40" w:line="276" w:lineRule="auto"/>
-        <w:ind w:left="340"/>
+        <w:spacing w:before="20" w:after="20"/>
+        <w:ind w:left="454"/>
       </w:pPr>
       <w:r>
         <w:rPr>
@@ -5328,71 +6166,86 @@
           <w:i w:val="0"/>
           <w:sz w:val="20"/>
         </w:rPr>
-        <w:t>- Hình thoi: Tế bào cơ trơn.</w:t>
+        <w:t>- Hình đĩa lõm: Tế bào hồng cầu người.</w:t>
       </w:r>
     </w:p>
     <w:p>
       <w:pPr>
-        <w:spacing w:before="140" w:after="40"/>
-      </w:pPr>
-      <w:r>
-        <w:rPr>
-          <w:rFonts w:ascii="Times New Roman" w:hAnsi="Times New Roman"/>
-          <w:b/>
-          <w:i w:val="0"/>
-          <w:color w:val="1565C0"/>
-          <w:sz w:val="22"/>
-        </w:rPr>
-        <w:t>Chương VI. Từ tế bào đến cơ thể</w:t>
+        <w:spacing w:before="20" w:after="20"/>
+        <w:ind w:left="454"/>
+      </w:pPr>
+      <w:r>
+        <w:rPr>
+          <w:rFonts w:ascii="Times New Roman" w:hAnsi="Times New Roman"/>
+          <w:b w:val="0"/>
+          <w:i w:val="0"/>
+          <w:sz w:val="20"/>
+        </w:rPr>
+        <w:t>- Hình trụ / que: Trực khuẩn E.coli, tế bào biểu bì vảy hành...</w:t>
       </w:r>
     </w:p>
     <w:p>
       <w:pPr>
         <w:spacing w:before="20" w:after="20"/>
-        <w:ind w:left="227"/>
+        <w:ind w:left="454"/>
       </w:pPr>
       <w:r>
         <w:rPr>
           <w:rFonts w:ascii="Times New Roman" w:hAnsi="Times New Roman"/>
           <w:b w:val="0"/>
           <w:i w:val="0"/>
-          <w:sz w:val="21"/>
-        </w:rPr>
-        <w:t>- Nhận biết được cơ thể đơn bào và cơ thể đa bào thông qua hình ảnh. Lấy được ví dụ minh hoạ:</w:t>
+          <w:sz w:val="20"/>
+        </w:rPr>
+        <w:t>- Hình sợi dài: Tế bào cơ vân, tế bào sợi nấm...</w:t>
       </w:r>
     </w:p>
     <w:p>
       <w:pPr>
         <w:spacing w:before="20" w:after="20"/>
-        <w:ind w:left="227"/>
+        <w:ind w:left="454"/>
       </w:pPr>
       <w:r>
         <w:rPr>
           <w:rFonts w:ascii="Times New Roman" w:hAnsi="Times New Roman"/>
           <w:b w:val="0"/>
           <w:i w:val="0"/>
-          <w:sz w:val="21"/>
-        </w:rPr>
-        <w:t xml:space="preserve">  + Cơ thể đơn bào: Cấu tạo từ một tế bào duy nhất nhưng thực hiện đầy đủ các chức năng của một cơ thể sống (ví dụ: vi khuẩn E.coli, tảo lam, trùng roi xanh, trùng giày, nấm men...).</w:t>
+          <w:sz w:val="20"/>
+        </w:rPr>
+        <w:t>- Hình sao có nhiều nhánh: Tế bào thần kinh (nơ-ron).</w:t>
       </w:r>
     </w:p>
     <w:p>
       <w:pPr>
         <w:spacing w:before="20" w:after="20"/>
-        <w:ind w:left="227"/>
+        <w:ind w:left="454"/>
       </w:pPr>
       <w:r>
         <w:rPr>
           <w:rFonts w:ascii="Times New Roman" w:hAnsi="Times New Roman"/>
           <w:b w:val="0"/>
           <w:i w:val="0"/>
-          <w:sz w:val="21"/>
-        </w:rPr>
-        <w:t xml:space="preserve">  + Cơ thể đa bào: Cấu tạo từ nhiều tế bào, các tế bào phân hóa thành các mô, cơ quan, hệ cơ quan thực hiện các chức năng khác nhau (ví dụ: thực vật như cây lúa, cây hoa mai; động vật như con sư tử, con giun đất, con người...).</w:t>
+          <w:sz w:val="20"/>
+        </w:rPr>
+        <w:t>- Hình thoi: Tế bào cơ trơn.</w:t>
       </w:r>
     </w:p>
     <w:p>
       <w:pPr>
+        <w:spacing w:before="120" w:after="40"/>
+      </w:pPr>
+      <w:r>
+        <w:rPr>
+          <w:rFonts w:ascii="Times New Roman" w:hAnsi="Times New Roman"/>
+          <w:b/>
+          <w:i w:val="0"/>
+          <w:color w:val="2E7D32"/>
+          <w:sz w:val="23"/>
+        </w:rPr>
+        <w:t>CHƯƠNG VI: TỪ TẾ BÀO ĐẾN CƠ THỂ</w:t>
+      </w:r>
+    </w:p>
+    <w:p>
+      <w:pPr>
         <w:spacing w:before="20" w:after="20"/>
         <w:ind w:left="227"/>
       </w:pPr>
@@ -5403,39 +6256,29 @@
           <w:i w:val="0"/>
           <w:sz w:val="21"/>
         </w:rPr>
-        <w:t>- Quan sát và vẽ được hình cơ thể đơn bào (tảo lục đơn bào, trùng roi xanh...).</w:t>
+        <w:t>- Nhận biết được cơ thể đơn bào và cơ thể đa bào thông qua hình ảnh. Lấy được ví dụ minh hoạ:</w:t>
       </w:r>
     </w:p>
     <w:p>
       <w:pPr>
-        <w:spacing w:before="80" w:after="40"/>
-      </w:pPr>
-      <w:r>
-        <w:rPr>
-          <w:rFonts w:ascii="Times New Roman" w:hAnsi="Times New Roman"/>
-          <w:b/>
-          <w:i w:val="0"/>
-          <w:color w:val="2E7D32"/>
-          <w:sz w:val="21"/>
-        </w:rPr>
-        <w:t>BÀI TẬP MINH HOẠ:</w:t>
+        <w:spacing w:before="20" w:after="20"/>
+        <w:ind w:left="227"/>
+      </w:pPr>
+      <w:r>
+        <w:rPr>
+          <w:rFonts w:ascii="Times New Roman" w:hAnsi="Times New Roman"/>
+          <w:b w:val="0"/>
+          <w:i w:val="0"/>
+          <w:sz w:val="21"/>
+        </w:rPr>
+        <w:t xml:space="preserve">  + Cơ thể đơn bào: Cấu tạo từ một tế bào duy nhất nhưng thực hiện đầy đủ các chức năng của một cơ thể sống (ví dụ: vi khuẩn E.coli, tảo lam, trùng roi xanh, trùng giày, nấm men...).</w:t>
       </w:r>
     </w:p>
     <w:p>
       <w:pPr>
-        <w:spacing w:before="60" w:after="40"/>
-        <w:ind w:left="170"/>
-      </w:pPr>
-      <w:r>
-        <w:rPr>
-          <w:rFonts w:ascii="Times New Roman" w:hAnsi="Times New Roman"/>
-          <w:b/>
-          <w:i w:val="0"/>
-          <w:color w:val="C62828"/>
-          <w:sz w:val="21"/>
-        </w:rPr>
-        <w:t>BT1.</w:t>
-      </w:r>
+        <w:spacing w:before="20" w:after="20"/>
+        <w:ind w:left="227"/>
+      </w:pPr>
       <w:r>
         <w:rPr>
           <w:rFonts w:ascii="Times New Roman" w:hAnsi="Times New Roman"/>
@@ -5443,120 +6286,109 @@
           <w:i w:val="0"/>
           <w:sz w:val="21"/>
         </w:rPr>
-        <w:t xml:space="preserve"> Vi khuẩn E.coli, Tế bào biểu bì vảy hành, tế bào trứng cá... là tế bào nhân thực hay nhân sơ?</w:t>
+        <w:t xml:space="preserve">  + Cơ thể đa bào: Cấu tạo từ nhiều tế bào, các tế bào phân hóa thành các mô, cơ quan, hệ cơ quan thực hiện các chức năng khác nhau (ví dụ: thực vật như cây lúa, cây hoa mai; động vật như con sư tử, con giun đất, con người...).</w:t>
       </w:r>
     </w:p>
     <w:p>
       <w:pPr>
-        <w:spacing w:before="40" w:after="60" w:line="276" w:lineRule="auto"/>
-        <w:ind w:left="340"/>
-      </w:pPr>
-      <w:r>
-        <w:rPr>
-          <w:rFonts w:ascii="Times New Roman" w:hAnsi="Times New Roman"/>
-          <w:b/>
-          <w:i w:val="0"/>
-          <w:color w:val="1565C0"/>
-          <w:sz w:val="20"/>
-        </w:rPr>
-        <w:t>Lời giải chi tiết:</w:t>
-        <w:br/>
-      </w:r>
+        <w:spacing w:before="20" w:after="20"/>
+        <w:ind w:left="227"/>
+      </w:pPr>
       <w:r>
         <w:rPr>
           <w:rFonts w:ascii="Times New Roman" w:hAnsi="Times New Roman"/>
           <w:b w:val="0"/>
           <w:i w:val="0"/>
-          <w:sz w:val="20"/>
-        </w:rPr>
-        <w:t>- Vi khuẩn E.coli: Là tế bào nhân sơ (chưa có màng nhân bao bọc vật chất di truyền, vùng nhân chỉ gồm phân tử DNA trần).</w:t>
+          <w:sz w:val="21"/>
+        </w:rPr>
+        <w:t>- Quan sát và vẽ được hình cơ thể đơn bào (tảo lục đơn bào, trùng roi xanh...).</w:t>
       </w:r>
     </w:p>
     <w:p>
       <w:pPr>
-        <w:spacing w:before="20" w:after="40" w:line="276" w:lineRule="auto"/>
-        <w:ind w:left="340"/>
-      </w:pPr>
-      <w:r>
-        <w:rPr>
-          <w:rFonts w:ascii="Times New Roman" w:hAnsi="Times New Roman"/>
-          <w:b w:val="0"/>
-          <w:i w:val="0"/>
-          <w:sz w:val="20"/>
-        </w:rPr>
-        <w:t>- Tế bào biểu bì vảy hành: Là tế bào nhân thực (đã có màng nhân hoàn chỉnh bao bọc vật chất di truyền).</w:t>
+        <w:spacing w:before="60" w:after="40"/>
+      </w:pPr>
+      <w:r>
+        <w:rPr>
+          <w:rFonts w:ascii="Times New Roman" w:hAnsi="Times New Roman"/>
+          <w:b/>
+          <w:i w:val="0"/>
+          <w:color w:val="004D40"/>
+          <w:sz w:val="21"/>
+        </w:rPr>
+        <w:t>BÀI TẬP MINH HOẠ CHƯƠNG VI:</w:t>
       </w:r>
     </w:p>
     <w:p>
       <w:pPr>
-        <w:spacing w:before="20" w:after="40" w:line="276" w:lineRule="auto"/>
-        <w:ind w:left="340"/>
-      </w:pPr>
+        <w:spacing w:before="40" w:after="40"/>
+        <w:ind w:left="227"/>
+      </w:pPr>
+      <w:r>
+        <w:rPr>
+          <w:rFonts w:ascii="Times New Roman" w:hAnsi="Times New Roman"/>
+          <w:b/>
+          <w:i w:val="0"/>
+          <w:color w:val="C62828"/>
+          <w:sz w:val="21"/>
+        </w:rPr>
+        <w:t>BT1.</w:t>
+      </w:r>
       <w:r>
         <w:rPr>
           <w:rFonts w:ascii="Times New Roman" w:hAnsi="Times New Roman"/>
           <w:b w:val="0"/>
           <w:i w:val="0"/>
-          <w:sz w:val="20"/>
-        </w:rPr>
-        <w:t>- Tế bào trứng cá: Là tế bào nhân thực (đã có màng nhân hoàn chỉnh bao bọc nhân).</w:t>
+          <w:sz w:val="21"/>
+        </w:rPr>
+        <w:t xml:space="preserve"> Vi khuẩn E.coli, Tế bào biểu bì vảy hành, tế bào trứng cá... là tế bào nhân thực hay nhân sơ?</w:t>
       </w:r>
     </w:p>
     <w:p>
       <w:pPr>
-        <w:spacing w:before="60" w:after="40"/>
-        <w:ind w:left="170"/>
+        <w:spacing w:before="60" w:after="20"/>
+        <w:ind w:left="227"/>
       </w:pPr>
       <w:r>
         <w:rPr>
           <w:rFonts w:ascii="Times New Roman" w:hAnsi="Times New Roman"/>
           <w:b/>
           <w:i w:val="0"/>
-          <w:color w:val="C62828"/>
-          <w:sz w:val="21"/>
-        </w:rPr>
-        <w:t>BT2.</w:t>
-      </w:r>
-      <w:r>
-        <w:rPr>
-          <w:rFonts w:ascii="Times New Roman" w:hAnsi="Times New Roman"/>
-          <w:b w:val="0"/>
-          <w:i w:val="0"/>
-          <w:sz w:val="21"/>
-        </w:rPr>
-        <w:t xml:space="preserve"> Quan sát hình ảnh tế bào trùng roi, chỉ ra các thành phần cơ thể trùng roi?</w:t>
+          <w:color w:val="1565C0"/>
+          <w:sz w:val="21"/>
+        </w:rPr>
+        <w:t xml:space="preserve">► </w:t>
+      </w:r>
+      <w:r>
+        <w:rPr>
+          <w:rFonts w:ascii="Times New Roman" w:hAnsi="Times New Roman"/>
+          <w:b/>
+          <w:i w:val="0"/>
+          <w:color w:val="1565C0"/>
+          <w:sz w:val="21"/>
+        </w:rPr>
+        <w:t>Lời giải chi tiết:</w:t>
       </w:r>
     </w:p>
     <w:p>
       <w:pPr>
-        <w:spacing w:before="40" w:after="60" w:line="276" w:lineRule="auto"/>
-        <w:ind w:left="340"/>
-      </w:pPr>
-      <w:r>
-        <w:rPr>
-          <w:rFonts w:ascii="Times New Roman" w:hAnsi="Times New Roman"/>
-          <w:b/>
-          <w:i w:val="0"/>
-          <w:color w:val="1565C0"/>
+        <w:spacing w:before="20" w:after="20"/>
+        <w:ind w:left="454"/>
+      </w:pPr>
+      <w:r>
+        <w:rPr>
+          <w:rFonts w:ascii="Times New Roman" w:hAnsi="Times New Roman"/>
+          <w:b w:val="0"/>
+          <w:i w:val="0"/>
           <w:sz w:val="20"/>
         </w:rPr>
-        <w:t>Lời giải chi tiết:</w:t>
-        <w:br/>
-      </w:r>
-      <w:r>
-        <w:rPr>
-          <w:rFonts w:ascii="Times New Roman" w:hAnsi="Times New Roman"/>
-          <w:b w:val="0"/>
-          <w:i w:val="0"/>
-          <w:sz w:val="20"/>
-        </w:rPr>
-        <w:t>Cơ thể trùng roi xanh là cơ thể đơn bào gồm các thành phần cấu tạo chính sau:</w:t>
+        <w:t>- Vi khuẩn E.coli: Là tế bào nhân sơ (chưa có màng nhân bao bọc vật chất di truyền, vùng nhân chỉ gồm phân tử DNA trần).</w:t>
       </w:r>
     </w:p>
     <w:p>
       <w:pPr>
-        <w:spacing w:before="20" w:after="40" w:line="276" w:lineRule="auto"/>
-        <w:ind w:left="340"/>
+        <w:spacing w:before="20" w:after="20"/>
+        <w:ind w:left="454"/>
       </w:pPr>
       <w:r>
         <w:rPr>
@@ -5565,13 +6397,13 @@
           <w:i w:val="0"/>
           <w:sz w:val="20"/>
         </w:rPr>
-        <w:t>1. Màng tế bào (màng sinh chất): Lớp màng mỏng bao bọc ngoài cùng bảo vệ tế bào.</w:t>
+        <w:t>- Tế bào biểu bì vảy hành: Là tế bào nhân thực (đã có màng nhân hoàn chỉnh bao bọc vật chất di truyền).</w:t>
       </w:r>
     </w:p>
     <w:p>
       <w:pPr>
-        <w:spacing w:before="20" w:after="40" w:line="276" w:lineRule="auto"/>
-        <w:ind w:left="340"/>
+        <w:spacing w:before="20" w:after="20"/>
+        <w:ind w:left="454"/>
       </w:pPr>
       <w:r>
         <w:rPr>
@@ -5580,43 +6412,64 @@
           <w:i w:val="0"/>
           <w:sz w:val="20"/>
         </w:rPr>
-        <w:t>2. Chất tế bào: Chứa dịch tế bào và các bào quan thực hiện các hoạt động sống.</w:t>
+        <w:t>- Tế bào trứng cá: Là tế bào nhân thực (đã có màng nhân hoàn chỉnh bao bọc nhân).</w:t>
       </w:r>
     </w:p>
     <w:p>
       <w:pPr>
-        <w:spacing w:before="20" w:after="40" w:line="276" w:lineRule="auto"/>
-        <w:ind w:left="340"/>
-      </w:pPr>
+        <w:spacing w:before="40" w:after="40"/>
+        <w:ind w:left="227"/>
+      </w:pPr>
+      <w:r>
+        <w:rPr>
+          <w:rFonts w:ascii="Times New Roman" w:hAnsi="Times New Roman"/>
+          <w:b/>
+          <w:i w:val="0"/>
+          <w:color w:val="C62828"/>
+          <w:sz w:val="21"/>
+        </w:rPr>
+        <w:t>BT2.</w:t>
+      </w:r>
       <w:r>
         <w:rPr>
           <w:rFonts w:ascii="Times New Roman" w:hAnsi="Times New Roman"/>
           <w:b w:val="0"/>
           <w:i w:val="0"/>
-          <w:sz w:val="20"/>
-        </w:rPr>
-        <w:t>3. Nhân tế bào: Mang thông tin di truyền, trung tâm điều khiển mọi hoạt động sống của cơ thể.</w:t>
+          <w:sz w:val="21"/>
+        </w:rPr>
+        <w:t xml:space="preserve"> Quan sát hình ảnh tế bào trùng roi, chỉ ra các thành phần cơ thể trùng roi?</w:t>
       </w:r>
     </w:p>
     <w:p>
       <w:pPr>
-        <w:spacing w:before="20" w:after="40" w:line="276" w:lineRule="auto"/>
-        <w:ind w:left="340"/>
-      </w:pPr>
-      <w:r>
-        <w:rPr>
-          <w:rFonts w:ascii="Times New Roman" w:hAnsi="Times New Roman"/>
-          <w:b w:val="0"/>
-          <w:i w:val="0"/>
-          <w:sz w:val="20"/>
-        </w:rPr>
-        <w:t>4. Hạt diệp lục (lục lạp): Chứa chất diệp lục giúp trùng roi quang hợp chế tạo chất hữu cơ khi có ánh sáng.</w:t>
+        <w:spacing w:before="60" w:after="20"/>
+        <w:ind w:left="227"/>
+      </w:pPr>
+      <w:r>
+        <w:rPr>
+          <w:rFonts w:ascii="Times New Roman" w:hAnsi="Times New Roman"/>
+          <w:b/>
+          <w:i w:val="0"/>
+          <w:color w:val="1565C0"/>
+          <w:sz w:val="21"/>
+        </w:rPr>
+        <w:t xml:space="preserve">► </w:t>
+      </w:r>
+      <w:r>
+        <w:rPr>
+          <w:rFonts w:ascii="Times New Roman" w:hAnsi="Times New Roman"/>
+          <w:b/>
+          <w:i w:val="0"/>
+          <w:color w:val="1565C0"/>
+          <w:sz w:val="21"/>
+        </w:rPr>
+        <w:t>Lời giải chi tiết:</w:t>
       </w:r>
     </w:p>
     <w:p>
       <w:pPr>
-        <w:spacing w:before="20" w:after="40" w:line="276" w:lineRule="auto"/>
-        <w:ind w:left="340"/>
+        <w:spacing w:before="20" w:after="20"/>
+        <w:ind w:left="454"/>
       </w:pPr>
       <w:r>
         <w:rPr>
@@ -5625,13 +6478,13 @@
           <w:i w:val="0"/>
           <w:sz w:val="20"/>
         </w:rPr>
-        <w:t>5. Điểm mắt (mắt đỏ): Giúp trùng roi cảm nhận ánh sáng để bơi về phía có ánh sáng.</w:t>
+        <w:t>Cơ thể trùng roi xanh là cơ thể đơn bào gồm các thành phần cấu tạo chính sau:</w:t>
       </w:r>
     </w:p>
     <w:p>
       <w:pPr>
-        <w:spacing w:before="20" w:after="40" w:line="276" w:lineRule="auto"/>
-        <w:ind w:left="340"/>
+        <w:spacing w:before="20" w:after="20"/>
+        <w:ind w:left="454"/>
       </w:pPr>
       <w:r>
         <w:rPr>
@@ -5640,13 +6493,13 @@
           <w:i w:val="0"/>
           <w:sz w:val="20"/>
         </w:rPr>
-        <w:t>6. Roi bơi (tiên mao): Roi dài ở đầu cơ thể xoáy trong nước giúp trùng roi di chuyển linh hoạt.</w:t>
+        <w:t>1. Màng tế bào (màng sinh chất): Lớp màng mỏng bao bọc ngoài cùng bảo vệ tế bào.</w:t>
       </w:r>
     </w:p>
     <w:p>
       <w:pPr>
-        <w:spacing w:before="20" w:after="40" w:line="276" w:lineRule="auto"/>
-        <w:ind w:left="340"/>
+        <w:spacing w:before="20" w:after="20"/>
+        <w:ind w:left="454"/>
       </w:pPr>
       <w:r>
         <w:rPr>
@@ -5655,11 +6508,86 @@
           <w:i w:val="0"/>
           <w:sz w:val="20"/>
         </w:rPr>
-        <w:t>7. Không bào co bóp: Thu gom nước thừa và chất thải để bài tiết ra ngoài, điều hòa áp suất thẩm thấu.</w:t>
+        <w:t>2. Chất tế bào: Chứa dịch tế bào và các bào quan thực hiện các hoạt động sống.</w:t>
       </w:r>
     </w:p>
     <w:p>
       <w:pPr>
+        <w:spacing w:before="20" w:after="20"/>
+        <w:ind w:left="454"/>
+      </w:pPr>
+      <w:r>
+        <w:rPr>
+          <w:rFonts w:ascii="Times New Roman" w:hAnsi="Times New Roman"/>
+          <w:b w:val="0"/>
+          <w:i w:val="0"/>
+          <w:sz w:val="20"/>
+        </w:rPr>
+        <w:t>3. Nhân tế bào: Mang thông tin di truyền, trung tâm điều khiển mọi hoạt động sống của cơ thể.</w:t>
+      </w:r>
+    </w:p>
+    <w:p>
+      <w:pPr>
+        <w:spacing w:before="20" w:after="20"/>
+        <w:ind w:left="454"/>
+      </w:pPr>
+      <w:r>
+        <w:rPr>
+          <w:rFonts w:ascii="Times New Roman" w:hAnsi="Times New Roman"/>
+          <w:b w:val="0"/>
+          <w:i w:val="0"/>
+          <w:sz w:val="20"/>
+        </w:rPr>
+        <w:t>4. Hạt diệp lục (lục lạp): Chứa chất diệp lục giúp trùng roi quang hợp chế tạo chất hữu cơ khi có ánh sáng.</w:t>
+      </w:r>
+    </w:p>
+    <w:p>
+      <w:pPr>
+        <w:spacing w:before="20" w:after="20"/>
+        <w:ind w:left="454"/>
+      </w:pPr>
+      <w:r>
+        <w:rPr>
+          <w:rFonts w:ascii="Times New Roman" w:hAnsi="Times New Roman"/>
+          <w:b w:val="0"/>
+          <w:i w:val="0"/>
+          <w:sz w:val="20"/>
+        </w:rPr>
+        <w:t>5. Điểm mắt (mắt đỏ): Giúp trùng roi cảm nhận ánh sáng để bơi về phía có ánh sáng.</w:t>
+      </w:r>
+    </w:p>
+    <w:p>
+      <w:pPr>
+        <w:spacing w:before="20" w:after="20"/>
+        <w:ind w:left="454"/>
+      </w:pPr>
+      <w:r>
+        <w:rPr>
+          <w:rFonts w:ascii="Times New Roman" w:hAnsi="Times New Roman"/>
+          <w:b w:val="0"/>
+          <w:i w:val="0"/>
+          <w:sz w:val="20"/>
+        </w:rPr>
+        <w:t>6. Roi bơi (tiên mao): Roi dài ở đầu cơ thể xoáy trong nước giúp trùng roi di chuyển linh hoạt.</w:t>
+      </w:r>
+    </w:p>
+    <w:p>
+      <w:pPr>
+        <w:spacing w:before="20" w:after="20"/>
+        <w:ind w:left="454"/>
+      </w:pPr>
+      <w:r>
+        <w:rPr>
+          <w:rFonts w:ascii="Times New Roman" w:hAnsi="Times New Roman"/>
+          <w:b w:val="0"/>
+          <w:i w:val="0"/>
+          <w:sz w:val="20"/>
+        </w:rPr>
+        <w:t>7. Không bào co bóp: Thu gom nước thừa và chất thải để bài tiết ra ngoài, điều hòa áp suất thẩm thấu.</w:t>
+      </w:r>
+    </w:p>
+    <w:p>
+      <w:pPr>
         <w:spacing w:before="240" w:after="120"/>
         <w:jc w:val="center"/>
       </w:pPr>
@@ -5667,31 +6595,11 @@
         <w:rPr>
           <w:rFonts w:ascii="Times New Roman" w:hAnsi="Times New Roman"/>
           <w:b/>
-          <w:i w:val="0"/>
+          <w:i/>
           <w:color w:val="2E7D32"/>
           <w:sz w:val="22"/>
         </w:rPr>
-        <w:t xml:space="preserve">=== </w:t>
-      </w:r>
-      <w:r>
-        <w:rPr>
-          <w:rFonts w:ascii="Times New Roman" w:hAnsi="Times New Roman"/>
-          <w:b/>
-          <w:i w:val="0"/>
-          <w:color w:val="2E7D32"/>
-          <w:sz w:val="22"/>
-        </w:rPr>
-        <w:t>HẾT</w:t>
-      </w:r>
-      <w:r>
-        <w:rPr>
-          <w:rFonts w:ascii="Times New Roman" w:hAnsi="Times New Roman"/>
-          <w:b/>
-          <w:i w:val="0"/>
-          <w:color w:val="2E7D32"/>
-          <w:sz w:val="22"/>
-        </w:rPr>
-        <w:t xml:space="preserve"> ===</w:t>
+        <w:t>--- HẾT ---</w:t>
       </w:r>
     </w:p>
     <w:sectPr>
